--- a/reports/Final_Report/AAI590 Capstone Project.docx
+++ b/reports/Final_Report/AAI590 Capstone Project.docx
@@ -44,7 +44,7 @@
     <w:p>
       <w:pPr>
         <w:pStyle w:val="Subtitle"/>
-        <w:shd w:val="clear" w:color="auto" w:fill="FFFFFF" w:themeFill="background1"/>
+        <w:shd w:val="clear" w:color="auto" w:fill="FFFFFF"/>
       </w:pPr>
       <w:r>
         <w:rPr>
@@ -53,14 +53,6 @@
           <w:szCs w:val="28"/>
         </w:rPr>
         <w:t>A Comparative Evaluation of GRU, LSTM, and TCN Models for Short-Term Motion Prediction</w:t>
-      </w:r>
-      <w:r>
-        <w:rPr>
-          <w:rFonts w:asciiTheme="majorBidi" w:hAnsiTheme="majorBidi" w:cstheme="majorBidi"/>
-          <w:sz w:val="28"/>
-          <w:szCs w:val="28"/>
-        </w:rPr>
-        <w:t xml:space="preserve"> </w:t>
       </w:r>
     </w:p>
     <w:p/>
@@ -191,14 +183,30 @@
     </w:p>
     <w:p>
       <w:r>
-        <w:t>This project examines short</w:t>
-      </w:r>
-      <w:r>
-        <w:noBreakHyphen/>
-        <w:t>horizon trajectory forecasting using GPS</w:t>
-      </w:r>
-      <w:r>
-        <w:noBreakHyphen/>
+        <w:t xml:space="preserve">This project </w:t>
+      </w:r>
+      <w:r>
+        <w:t xml:space="preserve">evaluates </w:t>
+      </w:r>
+      <w:r>
+        <w:t>short</w:t>
+      </w:r>
+      <w:r>
+        <w:t>-</w:t>
+      </w:r>
+      <w:r>
+        <w:t xml:space="preserve">horizon trajectory forecasting using </w:t>
+      </w:r>
+      <w:r>
+        <w:t xml:space="preserve">only </w:t>
+      </w:r>
+      <w:r>
+        <w:t>GPS</w:t>
+      </w:r>
+      <w:r>
+        <w:t>-</w:t>
+      </w:r>
+      <w:r>
         <w:t xml:space="preserve">derived motion features from the Microsoft </w:t>
       </w:r>
       <w:proofErr w:type="spellStart"/>
@@ -207,61 +215,143 @@
       </w:r>
       <w:proofErr w:type="spellEnd"/>
       <w:r>
-        <w:t xml:space="preserve"> dataset. The goal is to determine how accurately future position can be predicted over a one</w:t>
-      </w:r>
-      <w:r>
-        <w:noBreakHyphen/>
+        <w:t xml:space="preserve"> dataset. </w:t>
+      </w:r>
+      <w:r>
+        <w:t>The objective</w:t>
+      </w:r>
+      <w:r>
+        <w:t xml:space="preserve"> is to determine </w:t>
+      </w:r>
+      <w:r>
+        <w:t>whether</w:t>
+      </w:r>
+      <w:r>
+        <w:t xml:space="preserve"> future </w:t>
+      </w:r>
+      <w:proofErr w:type="gramStart"/>
+      <w:r>
+        <w:t>position</w:t>
+      </w:r>
+      <w:proofErr w:type="gramEnd"/>
+      <w:r>
+        <w:t xml:space="preserve"> can be predicted </w:t>
+      </w:r>
+      <w:r>
+        <w:t>one</w:t>
+      </w:r>
+      <w:r>
         <w:t xml:space="preserve"> to five</w:t>
       </w:r>
       <w:r>
-        <w:noBreakHyphen/>
-        <w:t>second horizon in settings where richer sensor suites are not available. The forecasting pipeline uses engineered kinematic variables—including projected latitude/longitude deltas, speed, heading, acceleration, and turn rate—and evaluates three deep learning architectures: a GRU model, an LSTM model, and a Temporal Convolutional Network with dilated convolutions and multi</w:t>
-      </w:r>
-      <w:r>
-        <w:noBreakHyphen/>
-        <w:t>head attention. A constant</w:t>
-      </w:r>
-      <w:r>
-        <w:noBreakHyphen/>
-        <w:t>velocity baseline is included to contextualize the performance of the learned models.</w:t>
+        <w:t xml:space="preserve"> seconds ahead without relying on</w:t>
+      </w:r>
+      <w:r>
+        <w:t xml:space="preserve"> richer sensor </w:t>
+      </w:r>
+      <w:r>
+        <w:t xml:space="preserve">inputs. To address this question, the study compares GRU, LSTM, and Temporal Convolutional Network models against a constant-velocity baseline using engineered kinematic features such as </w:t>
+      </w:r>
+      <w:r>
+        <w:t>standardized</w:t>
+      </w:r>
+      <w:r>
+        <w:t xml:space="preserve"> positional </w:t>
+      </w:r>
+      <w:r>
+        <w:t>deltas</w:t>
+      </w:r>
+      <w:r>
+        <w:t>, speed, heading, acceleration, and turn rate.</w:t>
       </w:r>
     </w:p>
     <w:p>
       <w:r>
-        <w:t>The system incorporates global normalization, per</w:t>
+        <w:t xml:space="preserve">The </w:t>
+      </w:r>
+      <w:r>
+        <w:t>final pipeline uses trajectory-level data splitting,</w:t>
+      </w:r>
+      <w:r>
+        <w:t xml:space="preserve"> </w:t>
+      </w:r>
+      <w:r>
+        <w:t>standardization</w:t>
+      </w:r>
+      <w:r>
+        <w:t xml:space="preserve">, adaptive window </w:t>
+      </w:r>
+      <w:r>
+        <w:t>limits</w:t>
+      </w:r>
+      <w:r>
+        <w:t xml:space="preserve">, and </w:t>
+      </w:r>
+      <w:r>
+        <w:t xml:space="preserve">streaming window </w:t>
+      </w:r>
+      <w:r>
+        <w:t>generation</w:t>
+      </w:r>
+      <w:r>
+        <w:t xml:space="preserve"> to </w:t>
+      </w:r>
+      <w:r>
+        <w:t>support</w:t>
+      </w:r>
+      <w:r>
+        <w:t xml:space="preserve"> stable training on long</w:t>
+      </w:r>
+      <w:r>
+        <w:t>,</w:t>
+      </w:r>
+      <w:r>
+        <w:t xml:space="preserve"> heterogeneous </w:t>
+      </w:r>
+      <w:r>
+        <w:t>GPS traces. Model performance is</w:t>
+      </w:r>
+      <w:r>
+        <w:t xml:space="preserve"> evaluated </w:t>
+      </w:r>
+      <w:r>
+        <w:t>with</w:t>
+      </w:r>
+      <w:r>
+        <w:t xml:space="preserve"> displacement</w:t>
       </w:r>
       <w:r>
         <w:t>-</w:t>
       </w:r>
       <w:r>
-        <w:t>window normalization, adaptive window caps, and a streaming window generator to ensure stable training on long and heterogeneous trajectories. All models are trained and evaluated using displacement</w:t>
-      </w:r>
-      <w:r>
-        <w:t>-</w:t>
-      </w:r>
-      <w:r>
-        <w:t xml:space="preserve">based metrics computed </w:t>
-      </w:r>
-      <w:r>
-        <w:t>in normalized coordinate space. These metrics quantify short</w:t>
-      </w:r>
-      <w:r>
-        <w:t>-</w:t>
-      </w:r>
-      <w:r>
-        <w:t xml:space="preserve">term prediction accuracy across the </w:t>
-      </w:r>
-      <w:r>
-        <w:t>five</w:t>
-      </w:r>
-      <w:r>
-        <w:t>-</w:t>
-      </w:r>
-      <w:r>
-        <w:t>step forecast horizon</w:t>
-      </w:r>
-      <w:r>
-        <w:t xml:space="preserve"> but should not be interpreted as physical distance errors in meters</w:t>
+        <w:t xml:space="preserve">based metrics </w:t>
+      </w:r>
+      <w:r>
+        <w:t xml:space="preserve">in </w:t>
+      </w:r>
+      <w:r>
+        <w:t>standardized</w:t>
+      </w:r>
+      <w:r>
+        <w:t xml:space="preserve"> coordinate space</w:t>
+      </w:r>
+      <w:r>
+        <w:t>, allowing consistent comparison</w:t>
+      </w:r>
+      <w:r>
+        <w:t xml:space="preserve"> across </w:t>
+      </w:r>
+      <w:r>
+        <w:t xml:space="preserve">architectures while avoiding interpretation of </w:t>
+      </w:r>
+      <w:r>
+        <w:t xml:space="preserve">the </w:t>
+      </w:r>
+      <w:r>
+        <w:t>results</w:t>
+      </w:r>
+      <w:r>
+        <w:t xml:space="preserve"> as physical distance errors</w:t>
       </w:r>
       <w:r>
         <w:t>.</w:t>
@@ -275,34 +365,91 @@
         <w:t xml:space="preserve">constant-velocity </w:t>
       </w:r>
       <w:r>
-        <w:t xml:space="preserve">baseline, with the tuned LSTM achieving the strongest overall displacement-error performance across </w:t>
-      </w:r>
-      <w:r>
-        <w:t xml:space="preserve">the </w:t>
-      </w:r>
-      <w:r>
-        <w:t xml:space="preserve">validation and test sets. After </w:t>
-      </w:r>
-      <w:r>
-        <w:t>memory and preprocessing constraints</w:t>
-      </w:r>
-      <w:r>
-        <w:t xml:space="preserve"> were addressed</w:t>
-      </w:r>
-      <w:r>
-        <w:t xml:space="preserve">, the TCN </w:t>
-      </w:r>
-      <w:r>
-        <w:t>achieved</w:t>
-      </w:r>
-      <w:r>
-        <w:t xml:space="preserve"> competitive ADE and FDE values but </w:t>
-      </w:r>
-      <w:r>
-        <w:t>retained</w:t>
-      </w:r>
-      <w:r>
-        <w:t xml:space="preserve"> higher maximum displacement errors than the LSTM. These findings demonstrate that accurate short-term motion forecasting is feasible using only GPS-derived features and that the final pipeline provides a strong foundation for future work in real-time mobility analytics.</w:t>
+        <w:t xml:space="preserve">baseline, with the tuned LSTM </w:t>
+      </w:r>
+      <w:r>
+        <w:t>delivering</w:t>
+      </w:r>
+      <w:r>
+        <w:t xml:space="preserve"> the strongest overall displacement-error performance </w:t>
+      </w:r>
+      <w:r>
+        <w:t>on</w:t>
+      </w:r>
+      <w:r>
+        <w:t xml:space="preserve"> </w:t>
+      </w:r>
+      <w:r>
+        <w:t xml:space="preserve">validation and test </w:t>
+      </w:r>
+      <w:r>
+        <w:t xml:space="preserve">data. The TCN becomes competitive after </w:t>
+      </w:r>
+      <w:r>
+        <w:t xml:space="preserve">preprocessing </w:t>
+      </w:r>
+      <w:r>
+        <w:t xml:space="preserve">and memory </w:t>
+      </w:r>
+      <w:r>
+        <w:t>constraints</w:t>
+      </w:r>
+      <w:r>
+        <w:t xml:space="preserve"> </w:t>
+      </w:r>
+      <w:r>
+        <w:t>are</w:t>
+      </w:r>
+      <w:r>
+        <w:t xml:space="preserve"> addressed</w:t>
+      </w:r>
+      <w:r>
+        <w:t xml:space="preserve">, </w:t>
+      </w:r>
+      <w:r>
+        <w:t>though it retains</w:t>
+      </w:r>
+      <w:r>
+        <w:t xml:space="preserve"> higher maximum </w:t>
+      </w:r>
+      <w:r>
+        <w:t xml:space="preserve">errors than the LSTM. </w:t>
+      </w:r>
+      <w:r>
+        <w:t xml:space="preserve">Overall, the </w:t>
+      </w:r>
+      <w:r>
+        <w:t xml:space="preserve">findings </w:t>
+      </w:r>
+      <w:r>
+        <w:t>show</w:t>
+      </w:r>
+      <w:r>
+        <w:t xml:space="preserve"> that accurate short-term motion forecasting is feasible </w:t>
+      </w:r>
+      <w:r>
+        <w:t>with</w:t>
+      </w:r>
+      <w:r>
+        <w:t xml:space="preserve"> GPS-derived features </w:t>
+      </w:r>
+      <w:r>
+        <w:t>alone and provide</w:t>
+      </w:r>
+      <w:r>
+        <w:t xml:space="preserve"> a </w:t>
+      </w:r>
+      <w:r>
+        <w:t>practical</w:t>
+      </w:r>
+      <w:r>
+        <w:t xml:space="preserve"> foundation for future </w:t>
+      </w:r>
+      <w:r>
+        <w:t xml:space="preserve">work in </w:t>
+      </w:r>
+      <w:r>
+        <w:t>real-time mobility analytics.</w:t>
       </w:r>
     </w:p>
     <w:p>
@@ -373,11 +520,7 @@
         <w:t>-</w:t>
       </w:r>
       <w:r>
-        <w:t xml:space="preserve">horizon trajectory forecasting using only timestamps and GPS coordinates, with the goal of </w:t>
-      </w:r>
-      <w:r>
-        <w:lastRenderedPageBreak/>
-        <w:t xml:space="preserve">predicting an agent’s future position one to five seconds ahead. The central question guiding this work is: </w:t>
+        <w:t xml:space="preserve">horizon trajectory forecasting using only timestamps and GPS coordinates, with the goal of predicting an agent’s future position one to five seconds ahead. The central question guiding this work is: </w:t>
       </w:r>
       <w:r>
         <w:t>How accurately can we forecast near</w:t>
@@ -397,7 +540,11 @@
     </w:p>
     <w:p>
       <w:r>
-        <w:t>This problem is important because many operational systems must function in settings where sensor availability is limited, degraded, or inconsistent. A model capable of inferring short</w:t>
+        <w:t xml:space="preserve">This problem is important because many operational systems must function in settings </w:t>
+      </w:r>
+      <w:r>
+        <w:lastRenderedPageBreak/>
+        <w:t>where sensor availability is limited, degraded, or inconsistent. A model capable of inferring short</w:t>
       </w:r>
       <w:r>
         <w:noBreakHyphen/>
@@ -417,22 +564,28 @@
         <w:t>The primary end users of this system depend on the deployment context. In operational environments, engineers and analysts may use trajectory forecasts to detect deviations from expected behavior or to support automated decision</w:t>
       </w:r>
       <w:r>
-        <w:noBreakHyphen/>
+        <w:t>-</w:t>
       </w:r>
       <w:r>
         <w:t>making. In research or educational settings, the end user is the practitioner evaluating model performance and exploring the limits of GPS</w:t>
       </w:r>
       <w:r>
-        <w:noBreakHyphen/>
-      </w:r>
-      <w:r>
-        <w:t>only forecasting. In both cases, the value lies in producing accurate, low</w:t>
-      </w:r>
-      <w:r>
-        <w:noBreakHyphen/>
-      </w:r>
-      <w:r>
-        <w:t>latency predictions that can be integrated into larger analytical or control pipelines.</w:t>
+        <w:t>-</w:t>
+      </w:r>
+      <w:r>
+        <w:t>only forecasting. In both cases, the value lies in producing accurate</w:t>
+      </w:r>
+      <w:r>
+        <w:t xml:space="preserve"> short-term</w:t>
+      </w:r>
+      <w:r>
+        <w:t xml:space="preserve"> predictions that </w:t>
+      </w:r>
+      <w:r>
+        <w:t>could eventually</w:t>
+      </w:r>
+      <w:r>
+        <w:t xml:space="preserve"> be integrated into larger analytical or control pipelines.</w:t>
       </w:r>
     </w:p>
     <w:p>
@@ -448,66 +601,144 @@
         <w:t xml:space="preserve"> GPS Trajectory Dataset, a large</w:t>
       </w:r>
       <w:r>
-        <w:noBreakHyphen/>
+        <w:t>-</w:t>
       </w:r>
       <w:r>
         <w:t>scale collection of real</w:t>
       </w:r>
       <w:r>
-        <w:noBreakHyphen/>
+        <w:t>-</w:t>
       </w:r>
       <w:r>
         <w:t>world GPS trajectories recorded by 182 users over a five</w:t>
       </w:r>
       <w:r>
-        <w:noBreakHyphen/>
-      </w:r>
-      <w:r>
-        <w:t xml:space="preserve">year period (Zheng et al., 2008; Microsoft Research Asia, 2012). The dataset contains more than 17,000 trajectories covering over 1.2 million kilometers of movement, with 91% of trajectories sampled every 1-5 seconds (Zheng et al., 2010). Each trajectory provides latitude, longitude, altitude, and timestamp information, enabling the derivation of kinematic </w:t>
-      </w:r>
-      <w:r>
-        <w:t>features such as speed, heading, and acceleration. The dataset includes walking, biking, and driving trajectories, offering rich behavioral diversity and realistic GPS noise. Its high sampling rate and clean geospatial structure make it well suited for short</w:t>
-      </w:r>
-      <w:r>
-        <w:noBreakHyphen/>
-      </w:r>
-      <w:r>
-        <w:t>horizon forecasting tasks.</w:t>
+        <w:t>-</w:t>
+      </w:r>
+      <w:r>
+        <w:t>year period</w:t>
+      </w:r>
+      <w:r>
+        <w:t>.</w:t>
+      </w:r>
+      <w:r>
+        <w:t xml:space="preserve"> Each trajectory </w:t>
+      </w:r>
+      <w:r>
+        <w:t>includes timestamped</w:t>
+      </w:r>
+      <w:r>
+        <w:t xml:space="preserve"> latitude, longitude, </w:t>
+      </w:r>
+      <w:r>
+        <w:t xml:space="preserve">and </w:t>
+      </w:r>
+      <w:r>
+        <w:t>altitude</w:t>
+      </w:r>
+      <w:r>
+        <w:t xml:space="preserve"> observations that support</w:t>
+      </w:r>
+      <w:r>
+        <w:t xml:space="preserve"> the derivation of </w:t>
+      </w:r>
+      <w:r>
+        <w:t>motion</w:t>
+      </w:r>
+      <w:r>
+        <w:t xml:space="preserve"> features such as speed, </w:t>
+      </w:r>
+      <w:r>
+        <w:t xml:space="preserve">heading, </w:t>
+      </w:r>
+      <w:r>
+        <w:t>acceleration</w:t>
+      </w:r>
+      <w:r>
+        <w:t>, and turn rate. Because many trajectories are sampled at short intervals and contain realistic GPS noise across diverse movement patterns, the dataset is well suited for evaluating GPS-only short-horizon forecasting.</w:t>
       </w:r>
     </w:p>
     <w:p>
       <w:r>
-        <w:t>The overarching goal of this project is to build a lightweight, real</w:t>
+        <w:t>The overarching goal of this project is to build a lightweight</w:t>
+      </w:r>
+      <w:r>
+        <w:t xml:space="preserve"> forecasting </w:t>
+      </w:r>
+      <w:r>
+        <w:t>pipeline</w:t>
+      </w:r>
+      <w:r>
+        <w:t xml:space="preserve"> capable of predicting future positions over short horizons. The working hypothesis is that</w:t>
+      </w:r>
+      <w:r>
+        <w:t>,</w:t>
+      </w:r>
+      <w:r>
+        <w:t xml:space="preserve"> even with limited inputs, </w:t>
+      </w:r>
+      <w:r>
+        <w:t xml:space="preserve">derived kinematic features </w:t>
+      </w:r>
+      <w:r>
+        <w:t>combined with</w:t>
+      </w:r>
+      <w:r>
+        <w:t xml:space="preserve"> sequence</w:t>
       </w:r>
       <w:r>
         <w:t>-</w:t>
       </w:r>
       <w:r>
-        <w:t>time forecasting model capable of predicting future positions over short horizons. The working hypothesis is that even with limited inputs, a combination of derived kinematic features and sequence</w:t>
-      </w:r>
-      <w:r>
-        <w:t>-</w:t>
-      </w:r>
-      <w:r>
-        <w:t xml:space="preserve">based neural models—such as LSTMs or temporal convolutional networks—can achieve accurate and stable predictions. The final deliverable </w:t>
+        <w:t>based neural models</w:t>
+      </w:r>
+      <w:r>
+        <w:t xml:space="preserve"> </w:t>
+      </w:r>
+      <w:r>
+        <w:t>such as LSTMs or temporal convolutional networks</w:t>
+      </w:r>
+      <w:r>
+        <w:t xml:space="preserve"> </w:t>
+      </w:r>
+      <w:r>
+        <w:t xml:space="preserve">can achieve </w:t>
+      </w:r>
+      <w:r>
+        <w:t xml:space="preserve">accurate and stable predictions. The final deliverable </w:t>
       </w:r>
       <w:r>
         <w:t>is</w:t>
       </w:r>
       <w:r>
-        <w:t xml:space="preserve"> a small, deployable inference module that accepts a stream of GPS points and outputs predicted positions for the next several seconds. Model performance </w:t>
+        <w:t xml:space="preserve"> </w:t>
+      </w:r>
+      <w:r>
+        <w:t>an evaluated prototype pipeline</w:t>
+      </w:r>
+      <w:r>
+        <w:t xml:space="preserve"> that accepts </w:t>
+      </w:r>
+      <w:r>
+        <w:t>sequences</w:t>
+      </w:r>
+      <w:r>
+        <w:t xml:space="preserve"> of GPS</w:t>
+      </w:r>
+      <w:r>
+        <w:t>-derived motion features</w:t>
+      </w:r>
+      <w:r>
+        <w:t xml:space="preserve"> and outputs predicted positions for the next several seconds. Model performance </w:t>
       </w:r>
       <w:r>
         <w:t>is</w:t>
       </w:r>
       <w:r>
-        <w:t xml:space="preserve"> evaluated using </w:t>
-      </w:r>
-      <w:r>
-        <w:t xml:space="preserve">displacement metrics, latency </w:t>
-      </w:r>
-      <w:r>
-        <w:t>considerations</w:t>
+        <w:t xml:space="preserve"> evaluated using displacement metrics, </w:t>
+      </w:r>
+      <w:r>
+        <w:t>training stability</w:t>
       </w:r>
       <w:r>
         <w:t>, and visual comparisons between predicted and actual trajectories.</w:t>
@@ -528,7 +759,7 @@
     </w:p>
     <w:p>
       <w:r>
-        <w:t xml:space="preserve">The dataset used in this project is the Microsoft </w:t>
+        <w:t xml:space="preserve">The </w:t>
       </w:r>
       <w:proofErr w:type="spellStart"/>
       <w:r>
@@ -536,203 +767,453 @@
       </w:r>
       <w:proofErr w:type="spellEnd"/>
       <w:r>
-        <w:t xml:space="preserve"> GPS Trajectory Dataset, a collection of time</w:t>
-      </w:r>
-      <w:r>
-        <w:noBreakHyphen/>
-        <w:t>ordered GPS traces recorded by 182 users over a five</w:t>
-      </w:r>
-      <w:r>
-        <w:noBreakHyphen/>
-        <w:t>year period (Microsoft Research Asia, 2012). Each record contains raw latitude, longitude, altitude, and timestamp information, and each trajectory represents a continuous sequence of these observations. From these raw positional variables, several motion</w:t>
-      </w:r>
-      <w:r>
-        <w:noBreakHyphen/>
-        <w:t>related features were derived to support short</w:t>
-      </w:r>
-      <w:r>
-        <w:noBreakHyphen/>
-        <w:t>horizon forecasting.</w:t>
+        <w:t xml:space="preserve"> GPS Trajectory Dataset</w:t>
+      </w:r>
+      <w:r>
+        <w:t xml:space="preserve"> provides</w:t>
+      </w:r>
+      <w:r>
+        <w:t xml:space="preserve"> time</w:t>
+      </w:r>
+      <w:r>
+        <w:t>-</w:t>
+      </w:r>
+      <w:r>
+        <w:t xml:space="preserve">ordered GPS traces </w:t>
+      </w:r>
+      <w:r>
+        <w:t>with</w:t>
+      </w:r>
+      <w:r>
+        <w:t xml:space="preserve"> timestamped latitude, longitude, and altitude observations</w:t>
+      </w:r>
+      <w:r>
+        <w:t>. For this project, its value lies in its dense sampling, realistic GPS noise, and heterogeneous movement patterns, which together make it suitable for evaluating GPS-only short-horizon forecasting.</w:t>
       </w:r>
     </w:p>
     <w:p>
       <w:r>
-        <w:t>Although many GPS</w:t>
-      </w:r>
-      <w:r>
-        <w:t>-</w:t>
-      </w:r>
-      <w:r>
-        <w:t>based forecasting systems convert latitude and longitude into a local Cartesian frame such as East</w:t>
-      </w:r>
-      <w:r>
-        <w:t>-</w:t>
-      </w:r>
-      <w:r>
-        <w:t>North</w:t>
-      </w:r>
-      <w:r>
-        <w:t>-</w:t>
-      </w:r>
-      <w:r>
-        <w:t xml:space="preserve">Up (ENU), the final pipeline for this project did </w:t>
-      </w:r>
-      <w:r>
-        <w:t>not</w:t>
-      </w:r>
-      <w:r>
-        <w:t xml:space="preserve"> apply an ENU transformation. Instead, all positional variables were processed directly in </w:t>
-      </w:r>
-      <w:r>
-        <w:t>normalized</w:t>
+        <w:t xml:space="preserve">Preprocessing </w:t>
+      </w:r>
+      <w:proofErr w:type="gramStart"/>
+      <w:r>
+        <w:t>focused</w:t>
+      </w:r>
+      <w:proofErr w:type="gramEnd"/>
+      <w:r>
+        <w:t xml:space="preserve"> on converting raw GPS traces into stable motion sequences while avoiding unnecessary transformations. Rather than converting latitude and longitude into a local East-North-Up frame, the final pipeline operated in </w:t>
+      </w:r>
+      <w:r>
+        <w:t>standardized</w:t>
+      </w:r>
+      <w:r>
+        <w:t xml:space="preserve"> latitude/longitude space. </w:t>
+      </w:r>
+      <w:r>
+        <w:t>Standardization</w:t>
+      </w:r>
+      <w:r>
+        <w:t xml:space="preserve"> parameters were computed from the training </w:t>
+      </w:r>
+      <w:r>
+        <w:t>trajectories</w:t>
+      </w:r>
+      <w:r>
+        <w:t xml:space="preserve">, and each sliding window was additionally </w:t>
+      </w:r>
+      <w:r>
+        <w:t>centered</w:t>
       </w:r>
       <w:r>
         <w:t xml:space="preserve"> </w:t>
       </w:r>
       <w:r>
-        <w:lastRenderedPageBreak/>
-        <w:t>global</w:t>
-      </w:r>
-      <w:r>
-        <w:t xml:space="preserve"> </w:t>
-      </w:r>
-      <w:r>
-        <w:t>latitude/longitude space</w:t>
-      </w:r>
-      <w:r>
-        <w:t>. Normalization</w:t>
-      </w:r>
-      <w:r>
-        <w:t xml:space="preserve"> parameters were computed from the training set, and each sliding window was additionally normalized on a per</w:t>
-      </w:r>
-      <w:r>
-        <w:t>-</w:t>
-      </w:r>
-      <w:r>
-        <w:t xml:space="preserve">window basis. This approach ensured numerical stability during training while preserving the underlying spatial relationships encoded in the raw coordinates. All displacement metrics reported in the Results section therefore reflect </w:t>
-      </w:r>
-      <w:r>
-        <w:t>normalized coordinate units,</w:t>
-      </w:r>
-      <w:r>
-        <w:t xml:space="preserve"> not physical distances in meters.</w:t>
+        <w:t>locally to improve</w:t>
+      </w:r>
+      <w:r>
+        <w:t xml:space="preserve"> numerical stability</w:t>
+      </w:r>
+      <w:r>
+        <w:t>. Because of this design choice,</w:t>
+      </w:r>
+      <w:r>
+        <w:t xml:space="preserve"> displacement </w:t>
+      </w:r>
+      <w:r>
+        <w:t>errors</w:t>
+      </w:r>
+      <w:r>
+        <w:t xml:space="preserve"> reported </w:t>
+      </w:r>
+      <w:r>
+        <w:t xml:space="preserve">later are interpreted as </w:t>
+      </w:r>
+      <w:r>
+        <w:t>standardized</w:t>
+      </w:r>
+      <w:r>
+        <w:t xml:space="preserve"> coordinate </w:t>
+      </w:r>
+      <w:r>
+        <w:t>errors rather than</w:t>
+      </w:r>
+      <w:r>
+        <w:t xml:space="preserve"> physical distances in meters.</w:t>
       </w:r>
     </w:p>
     <w:p>
       <w:r>
-        <w:t xml:space="preserve">From the normalized positional data, several kinematic variables were derived. Instantaneous speed was computed as the change in position over time, and acceleration was computed from changes in speed across consecutive samples. Heading was calculated from the bearing between successive latitude/longitude points, and turn rate was derived from changes in heading. Because heading is an angular quantity that wraps at ±π, discontinuities can occur when a smooth turn crosses this boundary. These discontinuities can </w:t>
-      </w:r>
-      <w:proofErr w:type="gramStart"/>
-      <w:r>
-        <w:t>inflate turn</w:t>
-      </w:r>
-      <w:r>
-        <w:noBreakHyphen/>
-        <w:t>rate</w:t>
-      </w:r>
-      <w:proofErr w:type="gramEnd"/>
-      <w:r>
-        <w:t xml:space="preserve"> values unless heading is unwrapped; this behavior was observed during exploratory analysis and represents an important consideration for future preprocessing improvements.</w:t>
+        <w:t xml:space="preserve">The main engineered features were </w:t>
+      </w:r>
+      <w:r>
+        <w:t>standardized</w:t>
+      </w:r>
+      <w:r>
+        <w:t xml:space="preserve"> </w:t>
+      </w:r>
+      <w:r>
+        <w:t>positional deltas</w:t>
+      </w:r>
+      <w:r>
+        <w:t xml:space="preserve">, speed, heading, acceleration, and turn rate. Speed and acceleration were computed from position changes and elapsed time, while heading and turn rate were derived from bearing changes between consecutive GPS points. Explicit time-delta calculations were used because irregular sampling intervals can distort motion estimates. Heading wraparound at ±π was also identified as a source of possible turn-rate spikes </w:t>
+      </w:r>
+      <w:r>
+        <w:lastRenderedPageBreak/>
+        <w:t>and is noted as a future preprocessing improvement.</w:t>
       </w:r>
     </w:p>
     <w:p>
-      <w:r>
-        <w:t xml:space="preserve">The </w:t>
-      </w:r>
-      <w:proofErr w:type="spellStart"/>
-      <w:r>
-        <w:t>GeoLife</w:t>
-      </w:r>
-      <w:proofErr w:type="spellEnd"/>
-      <w:r>
-        <w:t xml:space="preserve"> dataset exhibits several real</w:t>
-      </w:r>
-      <w:r>
-        <w:noBreakHyphen/>
-        <w:t>world artifacts that influence the stability of derived motion variables. Although many trajectories are sampled at approximately one</w:t>
-      </w:r>
-      <w:r>
-        <w:noBreakHyphen/>
-        <w:t>second intervals, irregular timestamp gaps occur due to signal obstruction, device latency, or environmental conditions (Zandbergen &amp; Barbeau, 2011). These irregularities directly affect speed, acceleration, and turn</w:t>
-      </w:r>
-      <w:r>
-        <w:noBreakHyphen/>
-        <w:t>rate calculations, occasionally producing spikes that reflect sampling noise rather than true motion. A small number of trajectories also contain very short sequences that are unsuitable for temporal modeling. To mitigate these issues, explicit time</w:t>
-      </w:r>
-      <w:r>
-        <w:noBreakHyphen/>
-        <w:t xml:space="preserve">delta calculations were incorporated, and trajectories were inspected for physically </w:t>
-      </w:r>
-      <w:r>
-        <w:t>implausible values such as excessively high speeds or accelerations.</w:t>
+      <w:pPr>
+        <w:pStyle w:val="Heading2"/>
+        <w:rPr>
+          <w:rFonts w:ascii="Linux Libertine" w:hAnsi="Linux Libertine" w:cs="Linux Libertine"/>
+        </w:rPr>
+      </w:pPr>
+      <w:r>
+        <w:rPr>
+          <w:rFonts w:ascii="Linux Libertine" w:hAnsi="Linux Libertine" w:cs="Linux Libertine"/>
+        </w:rPr>
+        <w:t>Exploratory Data Analysis</w:t>
       </w:r>
     </w:p>
     <w:p>
       <w:r>
-        <w:t xml:space="preserve">Despite these challenges, the derived variables exhibit meaningful temporal structure. Speed tends to vary smoothly except where timestamp irregularities introduce noise. Acceleration is more volatile but still reflects recognizable driving behaviors such as gradual acceleration, steady cruising, and braking. Heading and turn rate capture directional stability during straight segments and distinct rotational patterns during turns. These characteristics make the </w:t>
-      </w:r>
-      <w:proofErr w:type="spellStart"/>
-      <w:r>
-        <w:t>GeoLife</w:t>
-      </w:r>
-      <w:proofErr w:type="spellEnd"/>
-      <w:r>
-        <w:t xml:space="preserve"> dataset well</w:t>
-      </w:r>
-      <w:r>
-        <w:noBreakHyphen/>
-        <w:t>suited for short</w:t>
-      </w:r>
-      <w:r>
-        <w:noBreakHyphen/>
-        <w:t>horizon forecasting tasks and provide a strong foundation for learning near</w:t>
-      </w:r>
-      <w:r>
-        <w:noBreakHyphen/>
-        <w:t>term motion dynamics.</w:t>
+        <w:t xml:space="preserve">Exploratory analysis focused on whether the derived variables contained learnable short-term motion patterns and whether preprocessing artifacts could affect model training. </w:t>
+      </w:r>
+      <w:r>
+        <w:t>Figure 1 summarizes</w:t>
+      </w:r>
+      <w:r>
+        <w:t xml:space="preserve"> timestamp spacing between consecutive GPS observations. Most usable windows contained short sampling intervals, which supports one-to-five-second forecasting, but </w:t>
+      </w:r>
+      <w:proofErr w:type="gramStart"/>
+      <w:r>
+        <w:t>occasional</w:t>
+      </w:r>
+      <w:proofErr w:type="gramEnd"/>
+      <w:r>
+        <w:t xml:space="preserve"> larger gaps appeared in the trajectories. These gaps are important because they can create artificial spikes in speed, acceleration, and turn rate even when the underlying movement is smooth.</w:t>
       </w:r>
     </w:p>
     <w:p>
       <w:pPr>
-        <w:pStyle w:val="Heading1"/>
-      </w:pPr>
-      <w:r>
-        <w:t>3 Literature Review</w:t>
-      </w:r>
-      <w:r>
-        <w:t xml:space="preserve"> </w:t>
-      </w:r>
-    </w:p>
-    <w:p>
-      <w:r>
-        <w:t xml:space="preserve">Short‑horizon trajectory forecasting has been explored extensively across transportation analytics, mobility modeling, and geospatial prediction, with numerous methods designed to estimate near‑term motion from positional data. Early approaches relied on classical kinematic models that assume constant velocity or constant acceleration. These models propagate future positions by integrating estimated speed and heading over short horizons and have been widely used in navigation and robotics applications due to their simplicity and low computational cost (Teunissen &amp; </w:t>
-      </w:r>
-      <w:proofErr w:type="spellStart"/>
-      <w:r>
-        <w:t>Montenbruck</w:t>
-      </w:r>
-      <w:proofErr w:type="spellEnd"/>
-      <w:r>
-        <w:t>, 2017). Although effective in stable motion regimes, these approaches struggle with nonlinear trajectories, sharp turns, and GPS noise, limiting their accuracy in real‑world environments.</w:t>
-      </w:r>
-    </w:p>
-    <w:p>
-      <w:r>
-        <w:t xml:space="preserve">More sophisticated forecasting systems incorporate Bayesian filtering techniques such as the Kalman filter and its variants. These methods model motion as a dynamical system with latent velocity and acceleration states, enabling smoother estimates of position and heading and reducing the impact of GPS jitter. Kalman‑based </w:t>
-      </w:r>
-      <w:r>
-        <w:lastRenderedPageBreak/>
-        <w:t>approaches have been applied extensively in vehicle tracking, pedestrian localization, and sensor fusion tasks, demonstrating improved stability over purely kinematic models (Sola, 2017). However, these methods often assume linear dynamics or require additional sensors such as IMUs to achieve high accuracy, making them less suitable for GPS‑only scenarios.</w:t>
-      </w:r>
-    </w:p>
-    <w:p>
-      <w:pPr>
+        <w:pStyle w:val="Caption"/>
         <w:rPr>
           <w:kern w:val="2"/>
           <w14:ligatures w14:val="standardContextual"/>
         </w:rPr>
       </w:pPr>
       <w:r>
+        <w:rPr>
+          <w:rFonts w:ascii="Times New Roman" w:eastAsiaTheme="minorEastAsia" w:hAnsi="Times New Roman" w:cstheme="minorBidi"/>
+          <w:sz w:val="24"/>
+          <w:szCs w:val="24"/>
+        </w:rPr>
+        <w:drawing>
+          <wp:inline distT="0" distB="0" distL="0" distR="0" wp14:anchorId="04CDDA2F" wp14:editId="139F53A5">
+            <wp:extent cx="3048000" cy="1713865"/>
+            <wp:effectExtent l="0" t="0" r="0" b="635"/>
+            <wp:docPr id="1211249986" name="Picture 1"/>
+            <wp:cNvGraphicFramePr>
+              <a:graphicFrameLocks xmlns:a="http://schemas.openxmlformats.org/drawingml/2006/main" noChangeAspect="1"/>
+            </wp:cNvGraphicFramePr>
+            <a:graphic xmlns:a="http://schemas.openxmlformats.org/drawingml/2006/main">
+              <a:graphicData uri="http://schemas.openxmlformats.org/drawingml/2006/picture">
+                <pic:pic xmlns:pic="http://schemas.openxmlformats.org/drawingml/2006/picture">
+                  <pic:nvPicPr>
+                    <pic:cNvPr id="1211249986" name=""/>
+                    <pic:cNvPicPr/>
+                  </pic:nvPicPr>
+                  <pic:blipFill>
+                    <a:blip r:embed="rId16"/>
+                    <a:stretch>
+                      <a:fillRect/>
+                    </a:stretch>
+                  </pic:blipFill>
+                  <pic:spPr>
+                    <a:xfrm>
+                      <a:off x="0" y="0"/>
+                      <a:ext cx="3048000" cy="1713865"/>
+                    </a:xfrm>
+                    <a:prstGeom prst="rect">
+                      <a:avLst/>
+                    </a:prstGeom>
+                  </pic:spPr>
+                </pic:pic>
+              </a:graphicData>
+            </a:graphic>
+          </wp:inline>
+        </w:drawing>
+      </w:r>
+      <w:r>
+        <w:t xml:space="preserve">Figure 1. Distribution of timestamp intervals between consecutive </w:t>
+      </w:r>
+      <w:proofErr w:type="spellStart"/>
+      <w:r>
+        <w:t>GeoLife</w:t>
+      </w:r>
+      <w:proofErr w:type="spellEnd"/>
+      <w:r>
+        <w:t xml:space="preserve"> GPS observations. Most points occur at short intervals, while longer gaps identify irregular sampling that can introduce noise into derived motion features.</w:t>
+      </w:r>
+    </w:p>
+    <w:p>
+      <w:r>
+        <w:t xml:space="preserve">Figure 2 provides a representative speed profile for </w:t>
+      </w:r>
+      <w:proofErr w:type="spellStart"/>
+      <w:r>
+        <w:t>GeoLife</w:t>
+      </w:r>
+      <w:proofErr w:type="spellEnd"/>
+      <w:r>
+        <w:t xml:space="preserve"> trajectories. </w:t>
+      </w:r>
+      <w:r>
+        <w:t xml:space="preserve">Speed profiles generally varied smoothly across adjacent timestamps, which supports using short sliding windows for near-term prediction. However, the speed plots also showed occasional spikes near irregular timestamp gaps, suggesting that some extreme values reflect sampling artifacts rather than true changes in movement. Acceleration was more volatile than speed, but its variation still aligned </w:t>
+      </w:r>
+      <w:r>
+        <w:t>with recognizable movement behaviors such as gradual acceleration, steady cruising, and braking.</w:t>
+      </w:r>
+    </w:p>
+    <w:p>
+      <w:pPr>
+        <w:rPr>
+          <w:kern w:val="2"/>
+          <w14:ligatures w14:val="standardContextual"/>
+        </w:rPr>
+      </w:pPr>
+      <w:r>
+        <w:drawing>
+          <wp:inline distT="0" distB="0" distL="0" distR="0" wp14:anchorId="57202CDD" wp14:editId="521047BB">
+            <wp:extent cx="3048000" cy="1675765"/>
+            <wp:effectExtent l="0" t="0" r="0" b="635"/>
+            <wp:docPr id="871102382" name="Picture 1"/>
+            <wp:cNvGraphicFramePr>
+              <a:graphicFrameLocks xmlns:a="http://schemas.openxmlformats.org/drawingml/2006/main" noChangeAspect="1"/>
+            </wp:cNvGraphicFramePr>
+            <a:graphic xmlns:a="http://schemas.openxmlformats.org/drawingml/2006/main">
+              <a:graphicData uri="http://schemas.openxmlformats.org/drawingml/2006/picture">
+                <pic:pic xmlns:pic="http://schemas.openxmlformats.org/drawingml/2006/picture">
+                  <pic:nvPicPr>
+                    <pic:cNvPr id="871102382" name=""/>
+                    <pic:cNvPicPr/>
+                  </pic:nvPicPr>
+                  <pic:blipFill>
+                    <a:blip r:embed="rId17"/>
+                    <a:stretch>
+                      <a:fillRect/>
+                    </a:stretch>
+                  </pic:blipFill>
+                  <pic:spPr>
+                    <a:xfrm>
+                      <a:off x="0" y="0"/>
+                      <a:ext cx="3048000" cy="1675765"/>
+                    </a:xfrm>
+                    <a:prstGeom prst="rect">
+                      <a:avLst/>
+                    </a:prstGeom>
+                  </pic:spPr>
+                </pic:pic>
+              </a:graphicData>
+            </a:graphic>
+          </wp:inline>
+        </w:drawing>
+      </w:r>
+    </w:p>
+    <w:p>
+      <w:pPr>
+        <w:pStyle w:val="Caption"/>
+        <w:rPr>
+          <w:kern w:val="2"/>
+          <w14:ligatures w14:val="standardContextual"/>
+        </w:rPr>
+      </w:pPr>
+      <w:r>
+        <w:t xml:space="preserve">Figure 2. Representative speed profile from </w:t>
+      </w:r>
+      <w:proofErr w:type="spellStart"/>
+      <w:r>
+        <w:t>GeoLife</w:t>
+      </w:r>
+      <w:proofErr w:type="spellEnd"/>
+      <w:r>
+        <w:t xml:space="preserve"> trajectories. Speed generally changes smoothly over short horizons, with isolated spikes likely associated with timestamp irregularities or GPS noise.</w:t>
+      </w:r>
+    </w:p>
+    <w:p>
+      <w:r>
+        <w:t>Figure 3 shows the distributions of acceleration</w:t>
+      </w:r>
+      <w:r>
+        <w:t xml:space="preserve"> and turn</w:t>
+      </w:r>
+      <w:r>
+        <w:t xml:space="preserve"> </w:t>
+      </w:r>
+      <w:r>
+        <w:t>rate</w:t>
+      </w:r>
+      <w:r>
+        <w:t xml:space="preserve">, which </w:t>
+      </w:r>
+      <w:proofErr w:type="gramStart"/>
+      <w:r>
+        <w:t>provide</w:t>
+      </w:r>
+      <w:proofErr w:type="gramEnd"/>
+      <w:r>
+        <w:t xml:space="preserve"> additional evidence of temporal structure. Straight segments produced relatively stable headings and low turn rates, while turns produced distinct rotational changes. At the same time, abrupt heading wraparound created occasional artificial turn-rate spikes, reinforcing the need for careful angular preprocessing in future versions of the pipeline. Overall, the EDA suggests that the </w:t>
+      </w:r>
+      <w:proofErr w:type="spellStart"/>
+      <w:r>
+        <w:t>GeoLife</w:t>
+      </w:r>
+      <w:proofErr w:type="spellEnd"/>
+      <w:r>
+        <w:t xml:space="preserve"> data </w:t>
+      </w:r>
+      <w:proofErr w:type="gramStart"/>
+      <w:r>
+        <w:t>contain</w:t>
+      </w:r>
+      <w:proofErr w:type="gramEnd"/>
+      <w:r>
+        <w:t xml:space="preserve"> meaningful near-term motion dynamics while also requiring preprocessing to manage sampling irregularity a</w:t>
+      </w:r>
+      <w:r>
+        <w:t>nd angular discontinuities.</w:t>
+      </w:r>
+    </w:p>
+    <w:p>
+      <w:pPr>
+        <w:pStyle w:val="Caption"/>
+        <w:rPr>
+          <w:kern w:val="2"/>
+          <w14:ligatures w14:val="standardContextual"/>
+        </w:rPr>
+      </w:pPr>
+      <w:r>
+        <w:rPr>
+          <w:rFonts w:ascii="Times New Roman" w:eastAsiaTheme="minorEastAsia" w:hAnsi="Times New Roman" w:cstheme="minorBidi"/>
+          <w:sz w:val="24"/>
+          <w:szCs w:val="24"/>
+        </w:rPr>
+        <w:drawing>
+          <wp:inline distT="0" distB="0" distL="0" distR="0" wp14:anchorId="6DD9CD67" wp14:editId="4B7CFF97">
+            <wp:extent cx="3048000" cy="1192530"/>
+            <wp:effectExtent l="0" t="0" r="0" b="7620"/>
+            <wp:docPr id="128830719" name="Picture 1"/>
+            <wp:cNvGraphicFramePr>
+              <a:graphicFrameLocks xmlns:a="http://schemas.openxmlformats.org/drawingml/2006/main" noChangeAspect="1"/>
+            </wp:cNvGraphicFramePr>
+            <a:graphic xmlns:a="http://schemas.openxmlformats.org/drawingml/2006/main">
+              <a:graphicData uri="http://schemas.openxmlformats.org/drawingml/2006/picture">
+                <pic:pic xmlns:pic="http://schemas.openxmlformats.org/drawingml/2006/picture">
+                  <pic:nvPicPr>
+                    <pic:cNvPr id="128830719" name=""/>
+                    <pic:cNvPicPr/>
+                  </pic:nvPicPr>
+                  <pic:blipFill>
+                    <a:blip r:embed="rId18"/>
+                    <a:stretch>
+                      <a:fillRect/>
+                    </a:stretch>
+                  </pic:blipFill>
+                  <pic:spPr>
+                    <a:xfrm>
+                      <a:off x="0" y="0"/>
+                      <a:ext cx="3048000" cy="1192530"/>
+                    </a:xfrm>
+                    <a:prstGeom prst="rect">
+                      <a:avLst/>
+                    </a:prstGeom>
+                  </pic:spPr>
+                </pic:pic>
+              </a:graphicData>
+            </a:graphic>
+          </wp:inline>
+        </w:drawing>
+      </w:r>
+      <w:r>
+        <w:t>Figure 3. Distributions of acceleration and turn rate. Both variables are more volatile than speed and highlight the combined influence of real movement changes, irregular sampling, and heading discontinuities.</w:t>
+      </w:r>
+    </w:p>
+    <w:p>
+      <w:pPr>
+        <w:pStyle w:val="Heading1"/>
+        <w:rPr>
+          <w:rFonts w:cs="Linux Libertine"/>
+          <w:kern w:val="36"/>
+          <w14:ligatures w14:val="standardContextual"/>
+        </w:rPr>
+      </w:pPr>
+      <w:r>
+        <w:rPr>
+          <w:rFonts w:cs="Linux Libertine"/>
+        </w:rPr>
+        <w:lastRenderedPageBreak/>
+        <w:t>3</w:t>
+      </w:r>
+      <w:r>
+        <w:rPr>
+          <w:rFonts w:cs="Linux Libertine"/>
+        </w:rPr>
+        <w:t> </w:t>
+      </w:r>
+      <w:r>
+        <w:rPr>
+          <w:rFonts w:cs="Linux Libertine"/>
+        </w:rPr>
+        <w:t>Literature Review</w:t>
+      </w:r>
+    </w:p>
+    <w:p>
+      <w:r>
+        <w:t xml:space="preserve">Short‑horizon trajectory forecasting has been explored extensively across transportation analytics, mobility modeling, and geospatial prediction, with numerous methods designed to estimate near‑term motion from positional data. Early approaches relied on classical kinematic models that assume constant velocity or constant acceleration. These models propagate future positions by integrating estimated speed and heading over short horizons and have been widely used in navigation and robotics applications due to their simplicity and low computational cost (Teunissen &amp; </w:t>
+      </w:r>
+      <w:proofErr w:type="spellStart"/>
+      <w:r>
+        <w:t>Montenbruck</w:t>
+      </w:r>
+      <w:proofErr w:type="spellEnd"/>
+      <w:r>
+        <w:t>, 2017). Although effective in stable motion regimes, these approaches struggle with nonlinear trajectories, sharp turns, and GPS noise, limiting their accuracy in real‑world environments.</w:t>
+      </w:r>
+    </w:p>
+    <w:p>
+      <w:r>
+        <w:t>More sophisticated forecasting systems incorporate Bayesian filtering techniques such as the Kalman filter and its variants. These methods model motion as a dynamical system with latent velocity and acceleration states, enabling smoother estimates of position and heading and reducing the impact of GPS jitter. Kalman‑based approaches have been applied extensively in vehicle tracking, pedestrian localization, and sensor fusion tasks, demonstrating improved stability over purely kinematic models (Sola, 2017). However, these methods often assume linear dynamics or require additional sensors such as IMUs to achieve high accuracy, making them less suitable for GPS‑only scenarios.</w:t>
+      </w:r>
+    </w:p>
+    <w:p>
+      <w:pPr>
+        <w:rPr>
+          <w:kern w:val="2"/>
+          <w14:ligatures w14:val="standardContextual"/>
+        </w:rPr>
+      </w:pPr>
+      <w:r>
         <w:t>Commercial mobility platforms also address short</w:t>
       </w:r>
       <w:r>
@@ -757,7 +1238,10 @@
       </w:r>
       <w:r>
         <w:noBreakHyphen/>
-        <w:t>term movement (Zandbergen &amp; Barbeau, 2011). Large</w:t>
+        <w:t xml:space="preserve">term movement (Zandbergen &amp; Barbeau, </w:t>
+      </w:r>
+      <w:r>
+        <w:t>2011). Large</w:t>
       </w:r>
       <w:r>
         <w:noBreakHyphen/>
@@ -782,353 +1266,536 @@
       </w:r>
     </w:p>
     <w:p>
-      <w:r>
-        <w:t>Temporal convolutional networks (TCNs) represent another major development in sequence modeling. By using dilated causal convolutions, TCNs can model long temporal contexts efficiently while maintaining stable gradients and low inference latency. Bai et al. (2018) demonstrated that TCNs outperform many recurrent architectures on sequence‑prediction tasks, making them well‑suited for real‑time forecasting applications. Their ability to process sequences in parallel also makes them attractive for deployment in systems requiring rapid inference.</w:t>
+      <w:pPr>
+        <w:rPr>
+          <w:kern w:val="2"/>
+          <w14:ligatures w14:val="standardContextual"/>
+        </w:rPr>
+      </w:pPr>
+      <w:r>
+        <w:t>Temporal convolutional networks (TCNs) represent another major development in sequence modeling. By using dilated causal convolutions, TCNs can model long temporal contexts efficiently while maintaining stable gradients and low inference latency. Bai et al. (2018) demonstrated that TCNs outperform many recurrent architectures on sequence</w:t>
+      </w:r>
+      <w:r>
+        <w:noBreakHyphen/>
+        <w:t xml:space="preserve">prediction tasks, making them </w:t>
+      </w:r>
+      <w:proofErr w:type="gramStart"/>
+      <w:r>
+        <w:t>promising</w:t>
+      </w:r>
+      <w:proofErr w:type="gramEnd"/>
+      <w:r>
+        <w:t xml:space="preserve"> for real-time forecasting applications. Their ability to process sequences in parallel also makes them attractive for deployment in systems requiring rapid inference.</w:t>
       </w:r>
     </w:p>
     <w:p>
       <w:r>
-        <w:t xml:space="preserve">The suitability of these machine learning methods for GPS‑only forecasting is supported by extensive prior work using the Microsoft </w:t>
-      </w:r>
-      <w:proofErr w:type="spellStart"/>
-      <w:r>
-        <w:t>GeoLife</w:t>
-      </w:r>
-      <w:proofErr w:type="spellEnd"/>
-      <w:r>
-        <w:t xml:space="preserve"> GPS Trajectory Dataset. </w:t>
-      </w:r>
-      <w:proofErr w:type="spellStart"/>
-      <w:r>
-        <w:t>GeoLife</w:t>
-      </w:r>
-      <w:proofErr w:type="spellEnd"/>
-      <w:r>
-        <w:t xml:space="preserve"> contains more than 17,000 trajectories recorded by 182 users, with 91% of trajectories sampled every one to five seconds (Microsoft Research Asia, 2012). This dense sampling enables accurate derivation of kinematic features such as speed, acceleration, heading, and turn rate, which have been shown to improve the stability and accuracy of short‑horizon prediction models (Zheng et al., 2010). Research using </w:t>
-      </w:r>
-      <w:proofErr w:type="spellStart"/>
-      <w:r>
-        <w:t>GeoLife</w:t>
-      </w:r>
-      <w:proofErr w:type="spellEnd"/>
-      <w:r>
-        <w:t xml:space="preserve"> has demonstrated its effectiveness for mobility pattern mining, transportation mode classification, and location prediction, establishing it as a widely used benchmark for GPS‑based forecasting tasks.</w:t>
+        <w:t xml:space="preserve">Several academic and commercial projects illustrate the application of these methods to problems </w:t>
+      </w:r>
+      <w:proofErr w:type="gramStart"/>
+      <w:r>
+        <w:t>similar to</w:t>
+      </w:r>
+      <w:proofErr w:type="gramEnd"/>
+      <w:r>
+        <w:t xml:space="preserve"> the one addressed in this </w:t>
+      </w:r>
+      <w:r>
+        <w:lastRenderedPageBreak/>
+        <w:t>capstone. LSTM‑based models have been used to predict pedestrian trajectories in crowded environments, vehicle motion in urban traffic, and multimodal mobility patterns across large‑scale GPS datasets (Zheng et al., 2008). GRU‑based encoder–decoder architectures have been applied to short‑term motion prediction in transportation networks, while TCNs have been used in real‑time mobility analytics where low latency and temporal stability are critical (Bai et al., 2018). Commercial navigation systems employ variants of kinematic and learned motion models to estimate driver arrival times and detect anomalous movement. Collectively, these examples demonstrate that sequence‑based neural architectures and derived kinematic features are well‑suited for short‑horizon trajectory forecasting using GPS‑only inputs.</w:t>
       </w:r>
     </w:p>
     <w:p>
-      <w:r>
-        <w:t xml:space="preserve">Several academic and commercial projects illustrate the application of these methods to problems </w:t>
-      </w:r>
-      <w:proofErr w:type="gramStart"/>
-      <w:r>
-        <w:t>similar to</w:t>
-      </w:r>
-      <w:proofErr w:type="gramEnd"/>
-      <w:r>
-        <w:t xml:space="preserve"> the one addressed in this capstone. LSTM‑based models have been used to predict pedestrian trajectories in crowded environments, vehicle motion in urban traffic, and multimodal mobility patterns across large‑scale GPS datasets (Zheng et al., 2008). GRU‑based encoder–decoder architectures have been applied to short‑term motion prediction in transportation </w:t>
-      </w:r>
-      <w:r>
-        <w:lastRenderedPageBreak/>
-        <w:t>networks, while TCNs have been used in real‑time mobility analytics where low latency and temporal stability are critical (Bai et al., 2018). Commercial navigation systems employ variants of kinematic and learned motion models to estimate driver arrival times and detect anomalous movement. Collectively, these examples demonstrate that sequence‑based neural architectures and derived kinematic features are well‑suited for short‑horizon trajectory forecasting using GPS‑only inputs.</w:t>
+      <w:pPr>
+        <w:pStyle w:val="Heading1"/>
+      </w:pPr>
+      <w:r>
+        <w:t>4 Methodology</w:t>
       </w:r>
     </w:p>
     <w:p>
-      <w:pPr>
-        <w:pStyle w:val="Heading1"/>
-      </w:pPr>
-      <w:r>
-        <w:t>4 Methodology</w:t>
+      <w:r>
+        <w:t>The forecasting system developed for this project uses engineered kinematic features, sliding</w:t>
+      </w:r>
+      <w:r>
+        <w:noBreakHyphen/>
+        <w:t>window sequence extraction, and three deep learning architectures—GRU, LSTM, and a Temporal Convolutional Network (TCN)—to predict short</w:t>
+      </w:r>
+      <w:r>
+        <w:noBreakHyphen/>
+        <w:t>horizon motion from GPS</w:t>
+      </w:r>
+      <w:r>
+        <w:noBreakHyphen/>
+        <w:t>derived inputs. A classical constant</w:t>
+      </w:r>
+      <w:r>
+        <w:noBreakHyphen/>
+        <w:t xml:space="preserve">velocity baseline model is included to contextualize the performance of the learned models. This section describes the final model </w:t>
+      </w:r>
+      <w:r>
+        <w:t>architecture</w:t>
+      </w:r>
+      <w:r>
+        <w:t>, preprocessing pipeline, training procedures, and optimization strategy used in the project.</w:t>
       </w:r>
     </w:p>
     <w:p>
       <w:r>
-        <w:t>The forecasting system developed for this project uses engineered kinematic features, sliding</w:t>
-      </w:r>
-      <w:r>
-        <w:noBreakHyphen/>
-        <w:t>window sequence extraction, and three deep learning architectures—GRU, LSTM, and a Temporal Convolutional Network (TCN)—to predict short</w:t>
-      </w:r>
-      <w:r>
-        <w:noBreakHyphen/>
-        <w:t>horizon motion from GPS</w:t>
-      </w:r>
-      <w:r>
-        <w:noBreakHyphen/>
-        <w:t>derived inputs. A classical constant</w:t>
-      </w:r>
-      <w:r>
-        <w:noBreakHyphen/>
-        <w:t xml:space="preserve">velocity baseline model is included to contextualize the performance of the learned models. This section describes the final model </w:t>
-      </w:r>
-      <w:r>
-        <w:t>architecture</w:t>
-      </w:r>
-      <w:r>
-        <w:t>, preprocessing pipeline, training procedures, and optimization strategy used in the project.</w:t>
+        <w:t>The forecasting problem is formulated as a supervised sequence</w:t>
+      </w:r>
+      <w:r>
+        <w:t>-</w:t>
+      </w:r>
+      <w:r>
+        <w:t>to</w:t>
+      </w:r>
+      <w:r>
+        <w:t>-</w:t>
+      </w:r>
+      <w:r>
+        <w:t>sequence task. Each model receives a fixed</w:t>
+      </w:r>
+      <w:r>
+        <w:t>-</w:t>
+      </w:r>
+      <w:r>
+        <w:t>length input window of twenty consecutive motion states and predicts the two</w:t>
+      </w:r>
+      <w:r>
+        <w:t>-</w:t>
+      </w:r>
+      <w:r>
+        <w:t xml:space="preserve">dimensional displacement for the next </w:t>
+      </w:r>
+      <w:proofErr w:type="gramStart"/>
+      <w:r>
+        <w:t xml:space="preserve">five </w:t>
+      </w:r>
+      <w:r>
+        <w:t>time</w:t>
+      </w:r>
+      <w:proofErr w:type="gramEnd"/>
+      <w:r>
+        <w:t xml:space="preserve"> steps.</w:t>
+      </w:r>
+      <w:r>
+        <w:t xml:space="preserve"> Each motion state includes six engineered features derived from raw GPS coordinates: </w:t>
+      </w:r>
+      <w:r>
+        <w:t>standardized</w:t>
+      </w:r>
+      <w:r>
+        <w:t xml:space="preserve"> latitude and longitude deltas, instantaneous speed, heading, linear </w:t>
+      </w:r>
+      <w:r>
+        <w:t>acceleration, and turn rate. These variables capture both translational and rotational motion dynamics and are commonly used in mobility modeling and navigation systems. Although many GPS</w:t>
+      </w:r>
+      <w:r>
+        <w:t>-</w:t>
+      </w:r>
+      <w:r>
+        <w:t xml:space="preserve">based forecasting pipelines convert coordinates into a Cartesian frame such as ENU, the final implementation for this project operated entirely in </w:t>
+      </w:r>
+      <w:r>
+        <w:t>standardized</w:t>
+      </w:r>
+      <w:r>
+        <w:t xml:space="preserve"> latitude/longitude space. All displacement metrics therefore reflect </w:t>
+      </w:r>
+      <w:r>
+        <w:t>standardized</w:t>
+      </w:r>
+      <w:r>
+        <w:t xml:space="preserve"> coordinate units rather than physical distances in meters.</w:t>
       </w:r>
     </w:p>
     <w:p>
       <w:r>
-        <w:t>The forecasting problem is formulated as a supervised sequence</w:t>
-      </w:r>
-      <w:r>
-        <w:t>-</w:t>
-      </w:r>
-      <w:r>
-        <w:t>to</w:t>
-      </w:r>
-      <w:r>
-        <w:t>-</w:t>
-      </w:r>
-      <w:r>
-        <w:t>sequence task. Each model receives a fixed</w:t>
-      </w:r>
-      <w:r>
-        <w:t>-</w:t>
-      </w:r>
-      <w:r>
-        <w:t>length input window of twenty consecutive motion states and predicts the two</w:t>
-      </w:r>
-      <w:r>
-        <w:t>-</w:t>
-      </w:r>
-      <w:r>
-        <w:t xml:space="preserve">dimensional displacement for the next </w:t>
-      </w:r>
-      <w:proofErr w:type="gramStart"/>
-      <w:r>
-        <w:t xml:space="preserve">five </w:t>
-      </w:r>
-      <w:r>
-        <w:t>time</w:t>
-      </w:r>
-      <w:proofErr w:type="gramEnd"/>
-      <w:r>
-        <w:t xml:space="preserve"> steps.</w:t>
-      </w:r>
-      <w:r>
-        <w:t xml:space="preserve"> Each motion state includes six engineered features derived from raw GPS coordinates: normalized latitude and longitude deltas, instantaneous speed, heading, linear acceleration, and turn rate. These variables capture both translational and rotational motion dynamics and are commonly used in mobility modeling and navigation systems. Although many GPS</w:t>
-      </w:r>
-      <w:r>
-        <w:t>-</w:t>
-      </w:r>
-      <w:r>
-        <w:t xml:space="preserve">based forecasting pipelines convert coordinates into a Cartesian frame such as ENU, the final implementation for this project operated entirely </w:t>
-      </w:r>
-      <w:r>
-        <w:t>in normalized latitude/longitude space. All displacement metrics therefore reflect normalized coordinate units rather than physical distances in meters.</w:t>
+        <w:t>A simple kinematic baseline model was implemented to provide a lower</w:t>
+      </w:r>
+      <w:r>
+        <w:noBreakHyphen/>
+        <w:t>bound reference for evaluating the learned architectures. The baseline assumes constant velocity over the prediction horizon by extrapolating the most recent observed displacement. It computes the difference between the final two positions in the input window and repeats this displacement for each of the five future timesteps. Using the same window generator and evaluation metrics as the learned models ensures a fair comparison.</w:t>
       </w:r>
     </w:p>
     <w:p>
       <w:r>
-        <w:t>A simple kinematic baseline model was implemented to provide a lower</w:t>
-      </w:r>
+        <w:t xml:space="preserve">Three neural architectures were developed to explore different approaches to temporal modeling. The GRU model consists of a single gated recurrent unit layer with 64 hidden units, followed by a fully connected layer that maps the final hidden state to the ten displacement outputs. The LSTM model mirrors this structure, replacing the GRU layer with a </w:t>
+      </w:r>
+      <w:proofErr w:type="gramStart"/>
+      <w:r>
+        <w:t>long short</w:t>
+      </w:r>
+      <w:proofErr w:type="gramEnd"/>
       <w:r>
         <w:noBreakHyphen/>
-        <w:t>bound reference for evaluating the learned architectures. The baseline assumes constant velocity over the prediction horizon by extrapolating the most recent observed displacement. It computes the difference between the final two positions in the input window and repeats this displacement for each of the five future timesteps. Using the same window generator and evaluation metrics as the learned models ensures a fair comparison.</w:t>
+        <w:t>term memory layer of the same width. Both architectures are designed to capture temporal dependencies through gating mechanisms that regulate information flow.</w:t>
       </w:r>
     </w:p>
     <w:p>
       <w:r>
-        <w:t xml:space="preserve">Three neural architectures were developed to explore different approaches to temporal modeling. The GRU model consists of a single gated recurrent unit layer with 64 hidden units, followed by a fully connected layer that maps the final hidden state to the ten displacement outputs. The LSTM model mirrors this structure, replacing the GRU layer with a </w:t>
+        <w:t xml:space="preserve">The TCN model incorporates </w:t>
       </w:r>
       <w:proofErr w:type="gramStart"/>
       <w:r>
-        <w:t>long short</w:t>
+        <w:t>a deeper</w:t>
       </w:r>
       <w:proofErr w:type="gramEnd"/>
       <w:r>
+        <w:t xml:space="preserve"> and more expressive architecture. It uses five temporal convolutional blocks with dilation factors of 1, 2, 4, 8, and 16, enabling the receptive field to span and exceed the twenty</w:t>
+      </w:r>
+      <w:r>
         <w:noBreakHyphen/>
-        <w:t>term memory layer of the same width. Both architectures are designed to capture temporal dependencies through gating mechanisms that regulate information flow.</w:t>
+        <w:t xml:space="preserve">step input window. Each block includes a dilated convolution, batch </w:t>
+      </w:r>
+      <w:r>
+        <w:lastRenderedPageBreak/>
+        <w:t xml:space="preserve">normalization, </w:t>
+      </w:r>
+      <w:proofErr w:type="spellStart"/>
+      <w:r>
+        <w:t>ReLU</w:t>
+      </w:r>
+      <w:proofErr w:type="spellEnd"/>
+      <w:r>
+        <w:t xml:space="preserve"> activation, dropout, and a residual connection. Sinusoidal positional encodings are added to the input sequence to provide temporal context, and a multi</w:t>
+      </w:r>
+      <w:r>
+        <w:noBreakHyphen/>
+        <w:t>head self</w:t>
+      </w:r>
+      <w:r>
+        <w:noBreakHyphen/>
+        <w:t>attention layer with four heads processes the temporal features after the convolutional stack. A final fully connected layer maps the attended representation to the displacement outputs. This architecture was selected to evaluate whether convolutional temporal modeling and attention mechanisms can outperform recurrent baselines in short</w:t>
+      </w:r>
+      <w:r>
+        <w:noBreakHyphen/>
+        <w:t>horizon forecasting.</w:t>
       </w:r>
     </w:p>
     <w:p>
       <w:r>
-        <w:t xml:space="preserve">The TCN model incorporates </w:t>
-      </w:r>
-      <w:proofErr w:type="gramStart"/>
-      <w:r>
-        <w:t>a deeper</w:t>
-      </w:r>
-      <w:proofErr w:type="gramEnd"/>
-      <w:r>
-        <w:t xml:space="preserve"> and more expressive architecture. It uses five temporal convolutional blocks with dilation factors of 1, 2, 4, 8, and 16, enabling the receptive field to span and exceed the twenty</w:t>
-      </w:r>
-      <w:r>
-        <w:noBreakHyphen/>
-        <w:t xml:space="preserve">step input window. Each block includes a dilated convolution, batch normalization, </w:t>
+        <w:t xml:space="preserve">Training follows a unified pipeline across all models. The </w:t>
       </w:r>
       <w:proofErr w:type="spellStart"/>
       <w:r>
-        <w:t>ReLU</w:t>
+        <w:t>GeoLife</w:t>
       </w:r>
       <w:proofErr w:type="spellEnd"/>
       <w:r>
-        <w:t xml:space="preserve"> activation, dropout, and a residual connection. Sinusoidal positional encodings are added to the input sequence to provide temporal context, and a multi</w:t>
-      </w:r>
-      <w:r>
-        <w:noBreakHyphen/>
-        <w:t>head self</w:t>
-      </w:r>
-      <w:r>
-        <w:noBreakHyphen/>
-        <w:t xml:space="preserve">attention layer with four heads processes the temporal features after the convolutional stack. A final fully connected layer maps the attended </w:t>
-      </w:r>
-      <w:r>
-        <w:lastRenderedPageBreak/>
-        <w:t>representation to the displacement outputs. This architecture was selected to evaluate whether convolutional temporal modeling and attention mechanisms can outperform recurrent baselines in short</w:t>
-      </w:r>
-      <w:r>
-        <w:noBreakHyphen/>
-        <w:t>horizon forecasting.</w:t>
+        <w:t xml:space="preserve"> dataset is split at the trajectory level into 60 percent training, 20 percent validation, and 20 percent test sets to prevent leakage between segments of the same trajectory. </w:t>
+      </w:r>
+      <w:r>
+        <w:t>Standardization</w:t>
+      </w:r>
+      <w:r>
+        <w:t xml:space="preserve"> parameters are computed </w:t>
+      </w:r>
+      <w:r>
+        <w:t>from the</w:t>
+      </w:r>
+      <w:r>
+        <w:t xml:space="preserve"> training trajectories, and each sliding window is additionally </w:t>
+      </w:r>
+      <w:r>
+        <w:t>centered locally</w:t>
+      </w:r>
+      <w:r>
+        <w:t xml:space="preserve"> to </w:t>
+      </w:r>
+      <w:r>
+        <w:t>improve numerical stability.</w:t>
+      </w:r>
+      <w:r>
+        <w:t xml:space="preserve"> A streaming window generator produces batches of input windows and future displacement targets </w:t>
+      </w:r>
+      <w:r>
+        <w:t xml:space="preserve">without loading all windows into memory simultaneously. Because some </w:t>
+      </w:r>
+      <w:proofErr w:type="spellStart"/>
+      <w:r>
+        <w:t>GeoLife</w:t>
+      </w:r>
+      <w:proofErr w:type="spellEnd"/>
+      <w:r>
+        <w:t xml:space="preserve"> trajectories contain tens of thousands of samples, adaptive caps are applied to limit the number of windows extracted from any single trajectory, ensuring consistent batch sizes and preventing memory exhaustion.</w:t>
       </w:r>
     </w:p>
     <w:p>
       <w:r>
-        <w:t xml:space="preserve">Training follows a unified pipeline across all models. The </w:t>
-      </w:r>
-      <w:proofErr w:type="spellStart"/>
-      <w:r>
-        <w:t>GeoLife</w:t>
-      </w:r>
-      <w:proofErr w:type="spellEnd"/>
-      <w:r>
-        <w:t xml:space="preserve"> dataset is split at the trajectory level into 60 percent training, 20 percent validation, and 20 percent test sets to prevent leakage between segments of the same trajectory. Global normalization parameters are computed across all training trajectories, and each sliding window is additionally normalized on a per</w:t>
-      </w:r>
-      <w:r>
-        <w:noBreakHyphen/>
-        <w:t xml:space="preserve">window basis to stabilize training. A streaming window generator produces batches of input windows and future displacement targets without loading all windows into memory simultaneously. Because some </w:t>
-      </w:r>
-      <w:proofErr w:type="spellStart"/>
-      <w:r>
-        <w:t>GeoLife</w:t>
-      </w:r>
-      <w:proofErr w:type="spellEnd"/>
-      <w:r>
-        <w:t xml:space="preserve"> trajectories contain tens of thousands of samples, adaptive caps are applied to limit the number of windows extracted from any single trajectory, ensuring consistent batch sizes and preventing memory exhaustion.</w:t>
+        <w:t>All models are trained using the Adam optimizer with a learning rate of 1×10⁻³ and mean squared error loss</w:t>
+      </w:r>
+      <w:r>
+        <w:t xml:space="preserve"> (Kingma &amp; Ba, 2015).</w:t>
+      </w:r>
+      <w:r>
+        <w:t xml:space="preserve"> Training proceeds for twenty epochs, with progress and system</w:t>
+      </w:r>
+      <w:r>
+        <w:t>-</w:t>
+      </w:r>
+      <w:r>
+        <w:t xml:space="preserve">resource heartbeats logged periodically. </w:t>
+      </w:r>
+      <w:r>
+        <w:t>Effective</w:t>
+      </w:r>
+      <w:r>
+        <w:t xml:space="preserve"> batch </w:t>
+      </w:r>
+      <w:r>
+        <w:t>composition depends on</w:t>
+      </w:r>
+      <w:r>
+        <w:t xml:space="preserve"> the number of windows generated per trajectory, which varies </w:t>
+      </w:r>
+      <w:r>
+        <w:t>with</w:t>
+      </w:r>
+      <w:r>
+        <w:t xml:space="preserve"> trajectory length and the adaptive caps. This approach maintains computational feasibility while preserving the temporal diversity of the dataset.</w:t>
       </w:r>
     </w:p>
     <w:p>
       <w:r>
-        <w:t>All models are trained using the Adam optimizer with a learning rate of 1×10⁻³ and mean squared error loss</w:t>
-      </w:r>
-      <w:r>
-        <w:t xml:space="preserve"> (Kingma</w:t>
-      </w:r>
-      <w:r>
-        <w:t xml:space="preserve"> &amp; Ba, 2015).</w:t>
-      </w:r>
-      <w:r>
-        <w:t xml:space="preserve"> Training proceeds for twenty epochs, with progress and system</w:t>
-      </w:r>
-      <w:r>
-        <w:t>-</w:t>
-      </w:r>
-      <w:r>
-        <w:t xml:space="preserve">resource heartbeats logged periodically. </w:t>
-      </w:r>
-      <w:r>
-        <w:t>Effective</w:t>
-      </w:r>
-      <w:r>
-        <w:t xml:space="preserve"> batch </w:t>
-      </w:r>
-      <w:r>
-        <w:t>composition depends on</w:t>
-      </w:r>
-      <w:r>
-        <w:t xml:space="preserve"> the number of windows generated per trajectory, which varies </w:t>
-      </w:r>
-      <w:r>
-        <w:t>with</w:t>
-      </w:r>
-      <w:r>
-        <w:t xml:space="preserve"> trajectory length and the adaptive caps. This approach maintains computational feasibility while preserving the temporal diversity of the dataset.</w:t>
+        <w:t>Model optimization involved iterative adjustments to architectural and training hyperparameters. Hidden sizes of 32, 64, and 128 were evaluated for the recurrent models, along with variations in dropout rates and learning rates. For the TCN, the number of convolutional layers, dilation schedule, and attention</w:t>
+      </w:r>
+      <w:r>
+        <w:noBreakHyphen/>
+        <w:t>head count were explored. Window caps were tuned to balance memory constraints with training diversity. These optimization experiments informed the final architecture selections described above; comparative performance outcomes are presented in the Results section.</w:t>
       </w:r>
     </w:p>
     <w:p>
-      <w:r>
-        <w:t xml:space="preserve">Model optimization involved iterative adjustments to architectural and training hyperparameters. Hidden sizes of 32, 64, and 128 were evaluated for the recurrent models, along with variations in dropout rates and learning rates. For the TCN, the number of convolutional layers, dilation schedule, </w:t>
-      </w:r>
-      <w:r>
-        <w:t>and attention</w:t>
-      </w:r>
-      <w:r>
-        <w:noBreakHyphen/>
-        <w:t>head count were explored. Window caps were tuned to balance memory constraints with training diversity. These optimization experiments informed the final architecture selections described above; comparative performance outcomes are presented in the Results section.</w:t>
+      <w:pPr>
+        <w:pStyle w:val="Heading1"/>
+        <w:rPr>
+          <w:rFonts w:cs="Linux Libertine"/>
+          <w:kern w:val="36"/>
+          <w14:ligatures w14:val="standardContextual"/>
+        </w:rPr>
+      </w:pPr>
+      <w:r>
+        <w:rPr>
+          <w:rFonts w:cs="Linux Libertine"/>
+        </w:rPr>
+        <w:t>5</w:t>
+      </w:r>
+      <w:r>
+        <w:rPr>
+          <w:rFonts w:cs="Linux Libertine"/>
+        </w:rPr>
+        <w:t> </w:t>
+      </w:r>
+      <w:r>
+        <w:rPr>
+          <w:rFonts w:cs="Linux Libertine"/>
+        </w:rPr>
+        <w:t>Results</w:t>
       </w:r>
     </w:p>
     <w:p>
-      <w:pPr>
-        <w:pStyle w:val="Heading1"/>
-      </w:pPr>
-      <w:r>
-        <w:t>5</w:t>
-      </w:r>
-      <w:r>
-        <w:t xml:space="preserve">    </w:t>
-      </w:r>
-      <w:r>
-        <w:t>Results</w:t>
+      <w:r>
+        <w:t>Model performance was evaluated using three displacement</w:t>
+      </w:r>
+      <w:r>
+        <w:t>-</w:t>
+      </w:r>
+      <w:r>
+        <w:t>based metrics commonly used in short</w:t>
+      </w:r>
+      <w:r>
+        <w:t>-</w:t>
+      </w:r>
+      <w:r>
+        <w:t>horizon trajectory forecasting: Average Displacement Error (ADE), Maximum Displacement Error (MDE), and Final Displacement Error (FDE). These metrics quantify how far predicted positions deviate from ground</w:t>
+      </w:r>
+      <w:r>
+        <w:t>-</w:t>
+      </w:r>
+      <w:r>
+        <w:t>truth future positions over the five</w:t>
+      </w:r>
+      <w:r>
+        <w:t>-</w:t>
+      </w:r>
+      <w:r>
+        <w:t xml:space="preserve">step prediction horizon. All metrics were computed directly in </w:t>
+      </w:r>
+      <w:r>
+        <w:t xml:space="preserve">standardized </w:t>
+      </w:r>
+      <w:r>
+        <w:t xml:space="preserve">latitude and longitude coordinate space. </w:t>
+      </w:r>
+      <w:r>
+        <w:t xml:space="preserve">In this project, </w:t>
+      </w:r>
+      <w:r>
+        <w:t>standardized coordinate units refer</w:t>
+      </w:r>
+      <w:r>
+        <w:t xml:space="preserve"> to </w:t>
+      </w:r>
+      <w:r>
+        <w:t xml:space="preserve">coordinate values </w:t>
+      </w:r>
+      <w:r>
+        <w:t>scaled using</w:t>
+      </w:r>
+      <w:r>
+        <w:t xml:space="preserve"> training-set statistics rather than min-max scaling to a 0–1 range. As a result, the reported displacement errors should be interpreted as errors in standardized coordinate units, not as meters, degrees, or proportions of a unit interval. </w:t>
+      </w:r>
+      <w:r>
+        <w:t>Evaluation was conducted on both validation and held</w:t>
+      </w:r>
+      <w:r>
+        <w:t>-</w:t>
+      </w:r>
+      <w:r>
+        <w:t>out test trajectories to assess generalization.</w:t>
       </w:r>
     </w:p>
     <w:p>
       <w:r>
-        <w:t>Model performance was evaluated using three displacement</w:t>
-      </w:r>
-      <w:r>
-        <w:noBreakHyphen/>
-        <w:t>based metrics commonly used in short</w:t>
-      </w:r>
-      <w:r>
-        <w:noBreakHyphen/>
-        <w:t>horizon trajectory forecasting: Average Displacement Error (ADE), Maximum Displacement Error (MDE), and Final Displacement Error (FDE). These metrics quantify how far predicted positions deviate from ground</w:t>
-      </w:r>
-      <w:r>
-        <w:noBreakHyphen/>
-        <w:t>truth future positions over the five</w:t>
-      </w:r>
-      <w:r>
-        <w:noBreakHyphen/>
-        <w:t>step prediction horizon. All metrics were computed directly in normalized latitude and longitude coordinate space. Evaluation was conducted on both validation and held</w:t>
-      </w:r>
-      <w:r>
-        <w:noBreakHyphen/>
-        <w:t>out test trajectories to assess generalization.</w:t>
+        <w:t>The initial, pre</w:t>
+      </w:r>
+      <w:r>
+        <w:t>-</w:t>
+      </w:r>
+      <w:r>
+        <w:t>tuning results revealed clear differences in model stability and accuracy. The constant</w:t>
+      </w:r>
+      <w:r>
+        <w:t>-</w:t>
+      </w:r>
+      <w:r>
+        <w:t xml:space="preserve">velocity baseline performed poorly on MDE, </w:t>
+      </w:r>
+      <w:r>
+        <w:t>reaching</w:t>
+      </w:r>
+      <w:r>
+        <w:t xml:space="preserve"> 8.448 </w:t>
+      </w:r>
+      <w:r>
+        <w:t xml:space="preserve">on the test set </w:t>
+      </w:r>
+      <w:r>
+        <w:t xml:space="preserve">in </w:t>
+      </w:r>
+      <w:r>
+        <w:t xml:space="preserve">standardized </w:t>
+      </w:r>
+      <w:r>
+        <w:t>coordinate units</w:t>
+      </w:r>
+      <w:r>
+        <w:t xml:space="preserve">. This value does not represent 8.448 meters or a </w:t>
+      </w:r>
+      <w:r>
+        <w:t>proportion on</w:t>
+      </w:r>
+      <w:r>
+        <w:t xml:space="preserve"> a 0–1 </w:t>
+      </w:r>
+      <w:r>
+        <w:lastRenderedPageBreak/>
+        <w:t>scale</w:t>
+      </w:r>
+      <w:r>
+        <w:t>; instead, it indicates a large error relative to the training-set coordinate-displacement scale.</w:t>
+      </w:r>
+      <w:r>
+        <w:t xml:space="preserve"> This confirmed that simple kinematic extrapolation is insufficient for noisy GPS trajectories. The GRU and LSTM models substantially outperformed the baseline, achieving validation ADE values of 0.012 and 0.006, and test ADE values of 0.014 and 0.009. The LSTM consistently produced the lowest displacement errors among the recurrent models, which </w:t>
+      </w:r>
+      <w:proofErr w:type="gramStart"/>
+      <w:r>
+        <w:t>aligns</w:t>
+      </w:r>
+      <w:proofErr w:type="gramEnd"/>
+      <w:r>
+        <w:t xml:space="preserve"> with prior work showing its strength in sequential prediction tasks. The TCN model showed mixed behavior in the pre</w:t>
+      </w:r>
+      <w:r>
+        <w:t>-</w:t>
+      </w:r>
+      <w:r>
+        <w:t>tuning phase. Its validation ADE of 0.014 was competitive with the GRU, but its validation MDE of 0.765 and test ADE of 0.048 were significantly higher. This instability was traced to extremely long trajectories that produced tens of thousands of windows, which caused memory pressure and degraded training quality.</w:t>
       </w:r>
     </w:p>
     <w:p>
       <w:r>
-        <w:t>The initial, pre</w:t>
-      </w:r>
-      <w:r>
-        <w:noBreakHyphen/>
-        <w:t>tuning results revealed clear differences in model stability and accuracy. The constant</w:t>
-      </w:r>
-      <w:r>
-        <w:noBreakHyphen/>
-        <w:t xml:space="preserve">velocity baseline performed poorly on MDE, with values as high as 8.448 in normalized coordinate units on the test set. This confirmed that simple kinematic extrapolation is insufficient for noisy GPS trajectories. The GRU and LSTM models substantially outperformed the baseline, achieving validation ADE values of 0.012 and 0.006, and test ADE values of 0.014 and 0.009. The LSTM consistently produced the lowest displacement errors among the recurrent models, which </w:t>
+        <w:t xml:space="preserve">The tuned TCN achieved strong overall performance once memory constraints were addressed. Its validation ADE of approximately 0.0024 and test ADE of approximately 0.0025 were competitive with the </w:t>
+      </w:r>
+      <w:r>
+        <w:t>recurrent models</w:t>
+      </w:r>
+      <w:r>
+        <w:t xml:space="preserve">, while its MDE values remained higher than those of the LSTM. Although </w:t>
       </w:r>
       <w:proofErr w:type="gramStart"/>
       <w:r>
-        <w:t>aligns</w:t>
+        <w:t>the TCN</w:t>
       </w:r>
       <w:proofErr w:type="gramEnd"/>
       <w:r>
-        <w:t xml:space="preserve"> with prior work showing its strength in sequential prediction tasks. The TCN model showed mixed behavior in the pre</w:t>
-      </w:r>
-      <w:r>
-        <w:noBreakHyphen/>
-        <w:t xml:space="preserve">tuning phase. Its validation ADE of 0.014 was competitive with the GRU, but its validation MDE of 0.765 and test ADE of 0.048 were significantly higher. This </w:t>
-      </w:r>
-      <w:r>
-        <w:lastRenderedPageBreak/>
-        <w:t>instability was traced to extremely long trajectories that produced tens of thousands of windows, which caused memory pressure and degraded training quality.</w:t>
+        <w:t xml:space="preserve"> did not outperform </w:t>
+      </w:r>
+      <w:proofErr w:type="gramStart"/>
+      <w:r>
+        <w:t>the LSTM</w:t>
+      </w:r>
+      <w:proofErr w:type="gramEnd"/>
+      <w:r>
+        <w:t xml:space="preserve"> </w:t>
+      </w:r>
+      <w:r>
+        <w:t>across the full set of</w:t>
+      </w:r>
+      <w:r>
+        <w:t xml:space="preserve"> </w:t>
+      </w:r>
+      <w:r>
+        <w:t>standardized</w:t>
+      </w:r>
+      <w:r>
+        <w:t xml:space="preserve"> displacement metrics, its stability improved substantially compared to the pre</w:t>
+      </w:r>
+      <w:r>
+        <w:t>-</w:t>
+      </w:r>
+      <w:r>
+        <w:t>tuning phase, demonstrating the importance of preprocessing and window</w:t>
+      </w:r>
+      <w:r>
+        <w:t>-</w:t>
+      </w:r>
+      <w:r>
+        <w:t>generation optimizations.</w:t>
       </w:r>
     </w:p>
     <w:p>
       <w:r>
-        <w:t xml:space="preserve">The tuned TCN achieved strong overall performance once memory constraints were addressed. Its validation ADE of approximately 0.0024 and test ADE of approximately 0.0025 were competitive with the GRU, while its MDE values remained higher than those of the LSTM. Although </w:t>
+        <w:t xml:space="preserve">As shown in Figure </w:t>
+      </w:r>
+      <w:r>
+        <w:t>4</w:t>
+      </w:r>
+      <w:r>
+        <w:t>, all three models exhibit smooth and monotonic decreases in training loss, with no divergence between training and validation splits. This indicates that none of the tuned models exhibited severe overfitting. The addition of per</w:t>
+      </w:r>
+      <w:r>
+        <w:t>-</w:t>
+      </w:r>
+      <w:r>
+        <w:t xml:space="preserve">window </w:t>
+      </w:r>
+      <w:r>
+        <w:t>centering</w:t>
+      </w:r>
+      <w:r>
+        <w:t xml:space="preserve"> and adaptive window caps was essential for preventing instability, particularly in </w:t>
       </w:r>
       <w:proofErr w:type="gramStart"/>
       <w:r>
@@ -1136,31 +1803,15 @@
       </w:r>
       <w:proofErr w:type="gramEnd"/>
       <w:r>
-        <w:t xml:space="preserve"> did not outperform the LSTM in normalized displacement metrics, its stability improved substantially compared to the pre</w:t>
+        <w:t xml:space="preserve">. These optimizations directly addressed the irregular </w:t>
+      </w:r>
+      <w:r>
+        <w:t>sampling intervals and long</w:t>
       </w:r>
       <w:r>
         <w:t>-</w:t>
       </w:r>
       <w:r>
-        <w:t>tuning phase, demonstrating the importance of preprocessing and window</w:t>
-      </w:r>
-      <w:r>
-        <w:t>-</w:t>
-      </w:r>
-      <w:r>
-        <w:t>generation optimizations.</w:t>
-      </w:r>
-    </w:p>
-    <w:p>
-      <w:r>
-        <w:t>As shown in Figure 1, all three models exhibit smooth and monotonic decreases in training loss, with no divergence between training and validation splits. This indicates that none of the tuned models exhibited severe overfitting. The addition of per</w:t>
-      </w:r>
-      <w:r>
-        <w:noBreakHyphen/>
-        <w:t>window normalization and adaptive window caps was essential for preventing instability, particularly in the TCN. These optimizations directly addressed the irregular sampling intervals and long</w:t>
-      </w:r>
-      <w:r>
-        <w:noBreakHyphen/>
         <w:t xml:space="preserve">trajectory artifacts present in the </w:t>
       </w:r>
       <w:proofErr w:type="spellStart"/>
@@ -1193,7 +1844,7 @@
                     <pic:cNvPicPr/>
                   </pic:nvPicPr>
                   <pic:blipFill>
-                    <a:blip r:embed="rId16"/>
+                    <a:blip r:embed="rId19"/>
                     <a:stretch>
                       <a:fillRect/>
                     </a:stretch>
@@ -1222,10 +1873,16 @@
         <w:rPr>
           <w:bCs/>
         </w:rPr>
-        <w:t>Figure 1</w:t>
-      </w:r>
-      <w:r>
-        <w:br/>
+        <w:t xml:space="preserve">Figure </w:t>
+      </w:r>
+      <w:r>
+        <w:rPr>
+          <w:bCs/>
+        </w:rPr>
+        <w:t>4</w:t>
+      </w:r>
+      <w:r>
+        <w:t xml:space="preserve">. </w:t>
       </w:r>
       <w:r>
         <w:t>Training</w:t>
@@ -1247,10 +1904,13 @@
       </w:r>
       <w:r>
         <w:noBreakHyphen/>
-        <w:t xml:space="preserve">out test set are shown </w:t>
-      </w:r>
-      <w:r>
-        <w:t>in Figure 2. The GRU, LSTM, and TCN models all exhibit sharply concentrated densities near zero, with the LSTM showing the tightest cluster. These distributions visually reinforce the quantitative results reported earlier, where the tuned LSTM achieved the lowest ADE and MDE values among the learned models.</w:t>
+        <w:t xml:space="preserve">out test set are shown in Figure </w:t>
+      </w:r>
+      <w:r>
+        <w:t>5</w:t>
+      </w:r>
+      <w:r>
+        <w:t>. The GRU, LSTM, and TCN models all exhibit sharply concentrated densities near zero, with the LSTM showing the tightest cluster. These distributions visually reinforce the quantitative results reported earlier, where the tuned LSTM achieved the lowest ADE and MDE values among the learned models.</w:t>
       </w:r>
     </w:p>
     <w:p>
@@ -1274,7 +1934,7 @@
                     <pic:cNvPicPr/>
                   </pic:nvPicPr>
                   <pic:blipFill>
-                    <a:blip r:embed="rId17"/>
+                    <a:blip r:embed="rId20"/>
                     <a:stretch>
                       <a:fillRect/>
                     </a:stretch>
@@ -1303,10 +1963,16 @@
         <w:rPr>
           <w:bCs/>
         </w:rPr>
-        <w:t>Figure 2</w:t>
-      </w:r>
-      <w:r>
-        <w:br/>
+        <w:t xml:space="preserve">Figure </w:t>
+      </w:r>
+      <w:r>
+        <w:rPr>
+          <w:bCs/>
+        </w:rPr>
+        <w:t>5</w:t>
+      </w:r>
+      <w:r>
+        <w:t xml:space="preserve">. </w:t>
       </w:r>
       <w:r>
         <w:t>Kernel</w:t>
@@ -1326,15 +1992,31 @@
     </w:p>
     <w:p>
       <w:r>
-        <w:t>A visual comparison of predicted versus true final displacements is shown in Figure 3. Each point represents the predicted five</w:t>
-      </w:r>
-      <w:r>
-        <w:noBreakHyphen/>
+        <w:t xml:space="preserve">A visual comparison of predicted versus true final displacements is shown in Figure </w:t>
+      </w:r>
+      <w:r>
+        <w:t>6</w:t>
+      </w:r>
+      <w:r>
+        <w:t>. Each point represents the predicted five</w:t>
+      </w:r>
+      <w:r>
+        <w:t>-</w:t>
+      </w:r>
+      <w:r>
         <w:t>step displacement relative to the true final position. The learned models cluster tightly around the origin, demonstrating that the GRU, LSTM, and TCN all produce accurate short</w:t>
       </w:r>
       <w:r>
-        <w:noBreakHyphen/>
-        <w:t>term displacement estimates in normalized coordinate space.</w:t>
+        <w:t>-</w:t>
+      </w:r>
+      <w:r>
+        <w:t xml:space="preserve">term displacement estimates in </w:t>
+      </w:r>
+      <w:r>
+        <w:t>standardized</w:t>
+      </w:r>
+      <w:r>
+        <w:t xml:space="preserve"> coordinate space.</w:t>
       </w:r>
     </w:p>
     <w:p>
@@ -1342,6 +2024,7 @@
         <w:rPr>
           <w:noProof/>
         </w:rPr>
+        <w:lastRenderedPageBreak/>
         <w:drawing>
           <wp:inline distT="0" distB="0" distL="0" distR="0" wp14:anchorId="46CE40A8" wp14:editId="3F3C1D0A">
             <wp:extent cx="3048000" cy="2240915"/>
@@ -1358,7 +2041,7 @@
                     <pic:cNvPicPr/>
                   </pic:nvPicPr>
                   <pic:blipFill>
-                    <a:blip r:embed="rId18"/>
+                    <a:blip r:embed="rId21"/>
                     <a:stretch>
                       <a:fillRect/>
                     </a:stretch>
@@ -1387,10 +2070,16 @@
         <w:rPr>
           <w:bCs/>
         </w:rPr>
-        <w:t>Figure 3</w:t>
-      </w:r>
-      <w:r>
-        <w:br/>
+        <w:t xml:space="preserve">Figure </w:t>
+      </w:r>
+      <w:r>
+        <w:rPr>
+          <w:bCs/>
+        </w:rPr>
+        <w:t>6</w:t>
+      </w:r>
+      <w:r>
+        <w:t xml:space="preserve">. </w:t>
       </w:r>
       <w:r>
         <w:t>Scatter plot of predicted versus true final displacements for the GRU, LSTM, and TCN models on the test set.</w:t>
@@ -1398,23 +2087,36 @@
     </w:p>
     <w:p>
       <w:r>
-        <w:lastRenderedPageBreak/>
         <w:t>After examining the displacement</w:t>
       </w:r>
       <w:r>
-        <w:noBreakHyphen/>
+        <w:t>-</w:t>
+      </w:r>
+      <w:r>
         <w:t>error distributions and final</w:t>
       </w:r>
       <w:r>
-        <w:noBreakHyphen/>
-        <w:t>step scatter comparisons, a consolidated view of model performance across all displacement metrics is shown in Figure 4. This bar chart summarizes the ADE, FDE, and MDE values for the GRU, LSTM, and TCN models on the held</w:t>
-      </w:r>
-      <w:r>
-        <w:noBreakHyphen/>
+        <w:t>-</w:t>
+      </w:r>
+      <w:r>
+        <w:t xml:space="preserve">step scatter comparisons, a consolidated view of model performance across all displacement metrics is shown in Figure </w:t>
+      </w:r>
+      <w:r>
+        <w:t>7</w:t>
+      </w:r>
+      <w:r>
+        <w:t>. This bar chart summarizes the ADE, FDE, and MDE values for the GRU, LSTM, and TCN models on the held</w:t>
+      </w:r>
+      <w:r>
+        <w:t>-</w:t>
+      </w:r>
+      <w:r>
         <w:t>out test set. The LSTM achieves the lowest errors across all three metrics, reflecting its strong temporal stability and consistent short</w:t>
       </w:r>
       <w:r>
-        <w:noBreakHyphen/>
+        <w:t>-</w:t>
+      </w:r>
+      <w:r>
         <w:t xml:space="preserve">horizon accuracy. The GRU performs slightly worse but remains competitive, while the TCN exhibits higher MDE values despite achieving low ADE and FDE. This visualization reinforces the earlier findings that the LSTM provides the most reliable overall performance, while </w:t>
       </w:r>
       <w:proofErr w:type="gramStart"/>
@@ -1447,7 +2149,7 @@
                     <pic:cNvPicPr/>
                   </pic:nvPicPr>
                   <pic:blipFill>
-                    <a:blip r:embed="rId19"/>
+                    <a:blip r:embed="rId22"/>
                     <a:stretch>
                       <a:fillRect/>
                     </a:stretch>
@@ -1476,10 +2178,16 @@
         <w:rPr>
           <w:bCs/>
         </w:rPr>
-        <w:t>Figure 4</w:t>
-      </w:r>
-      <w:r>
-        <w:br/>
+        <w:t xml:space="preserve">Figure </w:t>
+      </w:r>
+      <w:r>
+        <w:rPr>
+          <w:bCs/>
+        </w:rPr>
+        <w:t>7</w:t>
+      </w:r>
+      <w:r>
+        <w:t xml:space="preserve">. </w:t>
       </w:r>
       <w:r>
         <w:t>Comparison of ADE, FDE, and MDE values for the GRU, LSTM, and TCN models on the test set.</w:t>
@@ -1488,14 +2196,28 @@
     <w:p>
       <w:pPr>
         <w:pStyle w:val="Heading1"/>
-      </w:pPr>
-      <w:r>
+        <w:rPr>
+          <w:rFonts w:cs="Linux Libertine"/>
+          <w:kern w:val="36"/>
+          <w14:ligatures w14:val="standardContextual"/>
+        </w:rPr>
+      </w:pPr>
+      <w:r>
+        <w:rPr>
+          <w:rFonts w:cs="Linux Libertine"/>
+        </w:rPr>
         <w:t>6</w:t>
       </w:r>
       <w:r>
-        <w:t xml:space="preserve">    </w:t>
-      </w:r>
-      <w:r>
+        <w:rPr>
+          <w:rFonts w:cs="Linux Libertine"/>
+        </w:rPr>
+        <w:t> </w:t>
+      </w:r>
+      <w:r>
+        <w:rPr>
+          <w:rFonts w:cs="Linux Libertine"/>
+        </w:rPr>
         <w:t>Conclusion</w:t>
       </w:r>
     </w:p>
@@ -1516,7 +2238,13 @@
         <w:t>-</w:t>
       </w:r>
       <w:r>
-        <w:t>derived features such as normalized positional deltas, speed, heading, acceleration, and turn rate, without relying on richer sensor suites. The working hypothesis was that sequence</w:t>
+        <w:t xml:space="preserve">derived features such as </w:t>
+      </w:r>
+      <w:r>
+        <w:t>standardized</w:t>
+      </w:r>
+      <w:r>
+        <w:t xml:space="preserve"> positional deltas, speed, heading, acceleration, and turn rate, without relying on richer sensor suites. The working hypothesis was that sequence</w:t>
       </w:r>
       <w:r>
         <w:t>-</w:t>
@@ -1528,16 +2256,25 @@
         <w:t>-</w:t>
       </w:r>
       <w:r>
-        <w:t>velocity baseline and produce stable predictions suitable for real</w:t>
+        <w:t xml:space="preserve">velocity baseline and produce stable predictions </w:t>
+      </w:r>
+      <w:r>
+        <w:t>relevant to future</w:t>
+      </w:r>
+      <w:r>
+        <w:t xml:space="preserve"> real</w:t>
       </w:r>
       <w:r>
         <w:t>-</w:t>
       </w:r>
       <w:r>
-        <w:t xml:space="preserve">time applications. The results strongly support this hypothesis. All learned models significantly outperformed the baseline, and the tuned LSTM </w:t>
-      </w:r>
-      <w:r>
-        <w:t xml:space="preserve">achieved </w:t>
+        <w:t xml:space="preserve">time </w:t>
+      </w:r>
+      <w:r>
+        <w:t xml:space="preserve">mobility </w:t>
+      </w:r>
+      <w:r>
+        <w:t xml:space="preserve">applications. The results strongly support this hypothesis. All learned models significantly outperformed the baseline, and the tuned LSTM achieved </w:t>
       </w:r>
       <w:r>
         <w:t>the strongest overall</w:t>
@@ -1549,76 +2286,74 @@
         <w:t>-error performance</w:t>
       </w:r>
       <w:r>
-        <w:t xml:space="preserve"> in normalized coordinate space on both validation and test sets.</w:t>
+        <w:t xml:space="preserve"> in </w:t>
+      </w:r>
+      <w:r>
+        <w:t>standardized</w:t>
+      </w:r>
+      <w:r>
+        <w:t xml:space="preserve"> coordinate space on both validation and test sets.</w:t>
       </w:r>
     </w:p>
     <w:p>
       <w:pPr>
         <w:spacing w:before="20"/>
-        <w:rPr>
-          <w:rFonts w:cstheme="majorBidi"/>
-        </w:rPr>
-      </w:pPr>
-      <w:r>
-        <w:rPr>
-          <w:rFonts w:cstheme="majorBidi"/>
-        </w:rPr>
+      </w:pPr>
+      <w:r>
         <w:t>The project demonstrated that careful preprocessing plays a central role in stabilizing short</w:t>
       </w:r>
       <w:r>
-        <w:rPr>
-          <w:rFonts w:cstheme="majorBidi"/>
-        </w:rPr>
-        <w:noBreakHyphen/>
+        <w:t>-</w:t>
+      </w:r>
+      <w:r>
         <w:t>horizon forecasting. Adaptive window caps, per</w:t>
       </w:r>
       <w:r>
-        <w:rPr>
-          <w:rFonts w:cstheme="majorBidi"/>
-        </w:rPr>
-        <w:noBreakHyphen/>
-        <w:t xml:space="preserve">window normalization, and improved handling of long trajectories were essential for preventing instability, particularly in the TCN. These adjustments allowed </w:t>
+        <w:t>-</w:t>
+      </w:r>
+      <w:r>
+        <w:t xml:space="preserve">window </w:t>
+      </w:r>
+      <w:r>
+        <w:t>centering</w:t>
+      </w:r>
+      <w:r>
+        <w:t xml:space="preserve">, and improved handling of long trajectories were essential for preventing instability, particularly in </w:t>
       </w:r>
       <w:proofErr w:type="gramStart"/>
       <w:r>
-        <w:rPr>
-          <w:rFonts w:cstheme="majorBidi"/>
-        </w:rPr>
         <w:t>the TCN</w:t>
       </w:r>
       <w:proofErr w:type="gramEnd"/>
       <w:r>
-        <w:rPr>
-          <w:rFonts w:cstheme="majorBidi"/>
-        </w:rPr>
+        <w:t xml:space="preserve">. These adjustments allowed </w:t>
+      </w:r>
+      <w:proofErr w:type="gramStart"/>
+      <w:r>
+        <w:t>the TCN</w:t>
+      </w:r>
+      <w:proofErr w:type="gramEnd"/>
+      <w:r>
         <w:t xml:space="preserve"> to converge smoothly and achieve competitive performance alongside the recurrent models. Although </w:t>
       </w:r>
       <w:proofErr w:type="gramStart"/>
       <w:r>
-        <w:rPr>
-          <w:rFonts w:cstheme="majorBidi"/>
-        </w:rPr>
         <w:t>the LSTM</w:t>
       </w:r>
       <w:proofErr w:type="gramEnd"/>
       <w:r>
-        <w:rPr>
-          <w:rFonts w:cstheme="majorBidi"/>
-        </w:rPr>
-        <w:t xml:space="preserve"> ultimately produced the lowest displacement errors across most metrics, </w:t>
+        <w:t xml:space="preserve"> ultimately produced the lowest </w:t>
+      </w:r>
+      <w:r>
+        <w:lastRenderedPageBreak/>
+        <w:t xml:space="preserve">displacement errors across most metrics, </w:t>
       </w:r>
       <w:proofErr w:type="gramStart"/>
       <w:r>
-        <w:rPr>
-          <w:rFonts w:cstheme="majorBidi"/>
-        </w:rPr>
         <w:t>the TCN</w:t>
       </w:r>
       <w:proofErr w:type="gramEnd"/>
       <w:r>
-        <w:rPr>
-          <w:rFonts w:cstheme="majorBidi"/>
-        </w:rPr>
         <w:t xml:space="preserve"> showed strong potential once its architectural and memory requirements were properly managed.</w:t>
       </w:r>
     </w:p>
@@ -1675,14 +2410,7 @@
           <w:rFonts w:cstheme="majorBidi"/>
         </w:rPr>
         <w:noBreakHyphen/>
-        <w:t xml:space="preserve">world systems often operate at lower or variable rates due to device limitations, power constraints, or environmental conditions. Systematically degrading the sampling frequency and evaluating the resulting impact on ADE, FDE, </w:t>
-      </w:r>
-      <w:r>
-        <w:rPr>
-          <w:rFonts w:cstheme="majorBidi"/>
-        </w:rPr>
-        <w:lastRenderedPageBreak/>
-        <w:t>and MDE would reveal the minimum viable sampling rate at which the learned models maintain reliable short</w:t>
+        <w:t>world systems often operate at lower or variable rates due to device limitations, power constraints, or environmental conditions. Systematically degrading the sampling frequency and evaluating the resulting impact on ADE, FDE, and MDE would reveal the minimum viable sampling rate at which the learned models maintain reliable short</w:t>
       </w:r>
       <w:r>
         <w:rPr>
@@ -1695,64 +2423,61 @@
     <w:p>
       <w:pPr>
         <w:spacing w:before="20"/>
-        <w:rPr>
-          <w:rFonts w:cstheme="majorBidi"/>
-        </w:rPr>
-      </w:pPr>
-      <w:r>
-        <w:rPr>
-          <w:rFonts w:cstheme="majorBidi"/>
-        </w:rPr>
+      </w:pPr>
+      <w:r>
         <w:t>Several additional extensions would strengthen the forecasting system and broaden its applicability. Transformer</w:t>
       </w:r>
       <w:r>
-        <w:rPr>
-          <w:rFonts w:cstheme="majorBidi"/>
-        </w:rPr>
-        <w:noBreakHyphen/>
+        <w:t>-</w:t>
+      </w:r>
+      <w:r>
         <w:t xml:space="preserve">based </w:t>
       </w:r>
       <w:proofErr w:type="gramStart"/>
       <w:r>
-        <w:rPr>
-          <w:rFonts w:cstheme="majorBidi"/>
-        </w:rPr>
         <w:t>architectures represent</w:t>
       </w:r>
       <w:proofErr w:type="gramEnd"/>
       <w:r>
-        <w:rPr>
-          <w:rFonts w:cstheme="majorBidi"/>
-        </w:rPr>
         <w:t xml:space="preserve"> a promising direction, as they can model long</w:t>
       </w:r>
       <w:r>
-        <w:rPr>
-          <w:rFonts w:cstheme="majorBidi"/>
-        </w:rPr>
-        <w:noBreakHyphen/>
-        <w:t>range temporal dependencies and adapt to irregular sampling without explicit normalization. Evaluating performance across different transportation modes such as walking, biking, and driving would provide deeper insight into how the models behave under distinct motion regimes. Developing a production</w:t>
-      </w:r>
-      <w:r>
-        <w:rPr>
-          <w:rFonts w:cstheme="majorBidi"/>
-        </w:rPr>
-        <w:noBreakHyphen/>
+        <w:t>-</w:t>
+      </w:r>
+      <w:r>
+        <w:t xml:space="preserve">range temporal dependencies and adapt to irregular sampling </w:t>
+      </w:r>
+      <w:r>
+        <w:t>with appropriate standardization strategies.</w:t>
+      </w:r>
+      <w:r>
+        <w:t xml:space="preserve"> Evaluating </w:t>
+      </w:r>
+      <w:r>
+        <w:t>performance across different transportation modes such as walking, biking, and driving would provide deeper insight into how the models behave under distinct motion regimes. Developing a production</w:t>
+      </w:r>
+      <w:r>
+        <w:t>-</w:t>
+      </w:r>
+      <w:r>
         <w:t>ready inference module with real</w:t>
       </w:r>
       <w:r>
-        <w:rPr>
-          <w:rFonts w:cstheme="majorBidi"/>
-        </w:rPr>
-        <w:noBreakHyphen/>
+        <w:t>-</w:t>
+      </w:r>
+      <w:r>
         <w:t>time streaming, latency profiling, and monitoring would enable deployment in operational environments where rapid and reliable short</w:t>
       </w:r>
       <w:r>
-        <w:rPr>
-          <w:rFonts w:cstheme="majorBidi"/>
-        </w:rPr>
-        <w:noBreakHyphen/>
-        <w:t>term motion prediction is required.</w:t>
+        <w:t>-</w:t>
+      </w:r>
+      <w:proofErr w:type="gramStart"/>
+      <w:r>
+        <w:t>term motion</w:t>
+      </w:r>
+      <w:proofErr w:type="gramEnd"/>
+      <w:r>
+        <w:t xml:space="preserve"> prediction is required.</w:t>
       </w:r>
     </w:p>
     <w:p>
@@ -1816,10 +2541,7 @@
         <w:spacing w:before="20"/>
       </w:pPr>
       <w:r>
-        <w:t xml:space="preserve">I would like to express my sincere appreciation to Professor Anna Marbut for her guidance, feedback, and support throughout this project. Her insight and encouragement were instrumental in shaping the direction of this work and ensuring its </w:t>
-      </w:r>
-      <w:r>
-        <w:t>successful completion. I am also grateful to the faculty of the Applied Artificial Intelligence program at the University of San Diego, whose instruction and mentorship provided the foundation for the knowledge and skills applied in this project. Their commitment to academic excellence and student success has been invaluable throughout my time in the program.</w:t>
+        <w:t>I would like to express my sincere appreciation to Professor Anna Marbut for her guidance, feedback, and support throughout this project. Her insight and encouragement were instrumental in shaping the direction of this work and ensuring its successful completion. I am also grateful to the faculty of the Applied Artificial Intelligence program at the University of San Diego, whose instruction and mentorship provided the foundation for the knowledge and skills applied in this project. Their commitment to academic excellence and student success has been invaluable throughout my time in the program.</w:t>
       </w:r>
     </w:p>
     <w:p>
@@ -1843,34 +2565,6 @@
         <w:jc w:val="left"/>
       </w:pPr>
       <w:r>
-        <w:t xml:space="preserve">American Psychological Association. (2024, June). </w:t>
-      </w:r>
-      <w:r>
-        <w:rPr>
-          <w:i/>
-          <w:iCs/>
-        </w:rPr>
-        <w:t>In-text citations</w:t>
-      </w:r>
-      <w:r>
-        <w:t xml:space="preserve">. </w:t>
-      </w:r>
-      <w:hyperlink r:id="rId20" w:history="1">
-        <w:r>
-          <w:rPr>
-            <w:rStyle w:val="Hyperlink"/>
-          </w:rPr>
-          <w:t>https://apastyle.apa.org/style-grammar-guidelines/citations</w:t>
-        </w:r>
-      </w:hyperlink>
-    </w:p>
-    <w:p>
-      <w:pPr>
-        <w:spacing w:before="60" w:after="60"/>
-        <w:ind w:left="300" w:hanging="300"/>
-        <w:jc w:val="left"/>
-      </w:pPr>
-      <w:r>
         <w:t xml:space="preserve">Bai, S., Kolter, J. Z., &amp; Koltun, V. (2018). </w:t>
       </w:r>
       <w:r>
@@ -1890,7 +2584,7 @@
       <w:r>
         <w:t xml:space="preserve">. </w:t>
       </w:r>
-      <w:hyperlink r:id="rId21" w:history="1">
+      <w:hyperlink r:id="rId23" w:history="1">
         <w:r>
           <w:rPr>
             <w:rStyle w:val="Hyperlink"/>
@@ -1906,6 +2600,7 @@
         <w:jc w:val="left"/>
       </w:pPr>
       <w:r>
+        <w:lastRenderedPageBreak/>
         <w:t xml:space="preserve">Cho, K., van </w:t>
       </w:r>
       <w:proofErr w:type="spellStart"/>
@@ -1957,7 +2652,7 @@
       <w:r>
         <w:t xml:space="preserve">. </w:t>
       </w:r>
-      <w:hyperlink r:id="rId22" w:history="1">
+      <w:hyperlink r:id="rId24" w:history="1">
         <w:r>
           <w:rPr>
             <w:rStyle w:val="Hyperlink"/>
@@ -1973,42 +2668,6 @@
         <w:jc w:val="left"/>
       </w:pPr>
       <w:r>
-        <w:t>Devlin, J., Chang, M.-W., Lee, K., &amp; Toutanova, K. (2019). BERT: Pre-</w:t>
-      </w:r>
-      <w:proofErr w:type="gramStart"/>
-      <w:r>
-        <w:t>training of</w:t>
-      </w:r>
-      <w:proofErr w:type="gramEnd"/>
-      <w:r>
-        <w:t xml:space="preserve"> deep bidirectional transformers for language understanding. In </w:t>
-      </w:r>
-      <w:r>
-        <w:rPr>
-          <w:i/>
-          <w:iCs/>
-        </w:rPr>
-        <w:t>Proceedings of NAACL-HLT 2019</w:t>
-      </w:r>
-      <w:r>
-        <w:t xml:space="preserve"> (pp. 4171–4186). </w:t>
-      </w:r>
-      <w:hyperlink r:id="rId23" w:history="1">
-        <w:r>
-          <w:rPr>
-            <w:rStyle w:val="Hyperlink"/>
-          </w:rPr>
-          <w:t>https://doi.org/10.18653/v1/N19-1423</w:t>
-        </w:r>
-      </w:hyperlink>
-    </w:p>
-    <w:p>
-      <w:pPr>
-        <w:spacing w:before="60" w:after="60"/>
-        <w:ind w:left="300" w:hanging="300"/>
-        <w:jc w:val="left"/>
-      </w:pPr>
-      <w:r>
         <w:t xml:space="preserve">Derrow-Pinion, A., She, J., Wong, D., Lange, O., Hester, T., Perez, L., </w:t>
       </w:r>
       <w:proofErr w:type="spellStart"/>
@@ -2035,13 +2694,9 @@
         <w:t>Proceedings of the 30th ACM International Conference on Information and Knowledge Management</w:t>
       </w:r>
       <w:r>
-        <w:t xml:space="preserve"> (pp. </w:t>
-      </w:r>
-      <w:r>
-        <w:lastRenderedPageBreak/>
-        <w:t xml:space="preserve">3767–3776). </w:t>
-      </w:r>
-      <w:hyperlink r:id="rId24" w:history="1">
+        <w:t xml:space="preserve"> (pp. 3767–3776). </w:t>
+      </w:r>
+      <w:hyperlink r:id="rId25" w:history="1">
         <w:r>
           <w:rPr>
             <w:rStyle w:val="Hyperlink"/>
@@ -2077,7 +2732,7 @@
       <w:r>
         <w:t xml:space="preserve">(8), 1735–1780. </w:t>
       </w:r>
-      <w:hyperlink r:id="rId25" w:history="1">
+      <w:hyperlink r:id="rId26" w:history="1">
         <w:r>
           <w:rPr>
             <w:rStyle w:val="Hyperlink"/>
@@ -2105,7 +2760,7 @@
       <w:r>
         <w:t xml:space="preserve">. </w:t>
       </w:r>
-      <w:hyperlink r:id="rId26" w:history="1">
+      <w:hyperlink r:id="rId27" w:history="1">
         <w:r>
           <w:rPr>
             <w:rStyle w:val="Hyperlink"/>
@@ -2142,48 +2797,12 @@
       <w:r>
         <w:t xml:space="preserve"> (Version 1.3) [Data set]. Microsoft. </w:t>
       </w:r>
-      <w:hyperlink r:id="rId27" w:history="1">
+      <w:hyperlink r:id="rId28" w:history="1">
         <w:r>
           <w:rPr>
             <w:rStyle w:val="Hyperlink"/>
           </w:rPr>
           <w:t>https://www.microsoft.com/en-us/research/project/geolife-building-social-networks-using-human-location-history/</w:t>
-        </w:r>
-      </w:hyperlink>
-    </w:p>
-    <w:p>
-      <w:pPr>
-        <w:spacing w:before="60" w:after="60"/>
-        <w:ind w:left="300" w:hanging="300"/>
-        <w:jc w:val="left"/>
-      </w:pPr>
-      <w:r>
-        <w:t xml:space="preserve">Radford, A., Wu, J., Child, R., Luan, D., Amodei, D., &amp; </w:t>
-      </w:r>
-      <w:proofErr w:type="spellStart"/>
-      <w:r>
-        <w:t>Sutskever</w:t>
-      </w:r>
-      <w:proofErr w:type="spellEnd"/>
-      <w:r>
-        <w:t xml:space="preserve">, D. (2019). </w:t>
-      </w:r>
-      <w:r>
-        <w:rPr>
-          <w:i/>
-          <w:iCs/>
-        </w:rPr>
-        <w:t>Language models are unsupervised multitask learners</w:t>
-      </w:r>
-      <w:r>
-        <w:t xml:space="preserve">. OpenAI. </w:t>
-      </w:r>
-      <w:hyperlink r:id="rId28" w:history="1">
-        <w:r>
-          <w:rPr>
-            <w:rStyle w:val="Hyperlink"/>
-          </w:rPr>
-          <w:t>https://cdn.openai.com/better-language-models/language_models_are_unsupervised_multitask_learners.pdf</w:t>
         </w:r>
       </w:hyperlink>
     </w:p>
@@ -2400,13 +3019,6 @@
       <w:r>
         <w:t>(2), 32–39.</w:t>
       </w:r>
-    </w:p>
-    <w:p>
-      <w:pPr>
-        <w:spacing w:before="60" w:after="60"/>
-        <w:ind w:left="300" w:hanging="300"/>
-        <w:jc w:val="left"/>
-      </w:pPr>
     </w:p>
     <w:sectPr>
       <w:type w:val="continuous"/>
@@ -5761,6 +6373,7 @@
   <w:style w:type="character" w:default="1" w:styleId="DefaultParagraphFont">
     <w:name w:val="Default Paragraph Font"/>
     <w:uiPriority w:val="1"/>
+    <w:semiHidden/>
     <w:unhideWhenUsed/>
   </w:style>
   <w:style w:type="table" w:default="1" w:styleId="TableNormal">

--- a/reports/Final_Report/AAI590 Capstone Project.docx
+++ b/reports/Final_Report/AAI590 Capstone Project.docx
@@ -8,6 +8,17 @@
         <w:spacing w:before="40" w:after="100" w:line="240" w:lineRule="auto"/>
         <w:jc w:val="center"/>
       </w:pPr>
+      <w:r>
+        <w:rPr>
+          <w:rStyle w:val="EndnoteReference"/>
+          <w:rFonts w:eastAsia="Linux Biolinum" w:cstheme="majorBidi"/>
+          <w:b/>
+          <w:bCs/>
+          <w:sz w:val="36"/>
+          <w:szCs w:val="36"/>
+        </w:rPr>
+        <w:endnoteReference w:id="1"/>
+      </w:r>
       <w:r>
         <w:rPr>
           <w:rFonts w:eastAsia="Linux Biolinum" w:cstheme="majorBidi"/>
@@ -235,13 +246,7 @@
       </w:r>
       <w:proofErr w:type="gramEnd"/>
       <w:r>
-        <w:t xml:space="preserve"> can be predicted </w:t>
-      </w:r>
-      <w:r>
-        <w:t>one</w:t>
-      </w:r>
-      <w:r>
-        <w:t xml:space="preserve"> to five</w:t>
+        <w:t xml:space="preserve"> can be predicted one to five</w:t>
       </w:r>
       <w:r>
         <w:t xml:space="preserve"> seconds ahead without relying on</w:t>
@@ -285,10 +290,7 @@
         <w:t>limits</w:t>
       </w:r>
       <w:r>
-        <w:t xml:space="preserve">, and </w:t>
-      </w:r>
-      <w:r>
-        <w:t xml:space="preserve">streaming window </w:t>
+        <w:t xml:space="preserve">, and streaming window </w:t>
       </w:r>
       <w:r>
         <w:t>generation</w:t>
@@ -324,10 +326,7 @@
         <w:t>-</w:t>
       </w:r>
       <w:r>
-        <w:t xml:space="preserve">based metrics </w:t>
-      </w:r>
-      <w:r>
-        <w:t xml:space="preserve">in </w:t>
+        <w:t xml:space="preserve">based metrics in </w:t>
       </w:r>
       <w:r>
         <w:t>standardized</w:t>
@@ -410,10 +409,7 @@
         <w:t>though it retains</w:t>
       </w:r>
       <w:r>
-        <w:t xml:space="preserve"> higher maximum </w:t>
-      </w:r>
-      <w:r>
-        <w:t xml:space="preserve">errors than the LSTM. </w:t>
+        <w:t xml:space="preserve"> higher maximum errors than the LSTM. </w:t>
       </w:r>
       <w:r>
         <w:t xml:space="preserve">Overall, the </w:t>
@@ -646,13 +642,7 @@
         <w:t>motion</w:t>
       </w:r>
       <w:r>
-        <w:t xml:space="preserve"> features such as speed, </w:t>
-      </w:r>
-      <w:r>
-        <w:t xml:space="preserve">heading, </w:t>
-      </w:r>
-      <w:r>
-        <w:t>acceleration</w:t>
+        <w:t xml:space="preserve"> features such as speed, heading, acceleration</w:t>
       </w:r>
       <w:r>
         <w:t>, and turn rate. Because many trajectories are sampled at short intervals and contain realistic GPS noise across diverse movement patterns, the dataset is well suited for evaluating GPS-only short-horizon forecasting.</w:t>
@@ -660,10 +650,7 @@
     </w:p>
     <w:p>
       <w:r>
-        <w:t>The overarching goal of this project is to build a lightweight</w:t>
-      </w:r>
-      <w:r>
-        <w:t xml:space="preserve"> forecasting </w:t>
+        <w:t xml:space="preserve">The overarching goal of this project is to build a lightweight forecasting </w:t>
       </w:r>
       <w:r>
         <w:t>pipeline</w:t>
@@ -675,10 +662,7 @@
         <w:t>,</w:t>
       </w:r>
       <w:r>
-        <w:t xml:space="preserve"> even with limited inputs, </w:t>
-      </w:r>
-      <w:r>
-        <w:t xml:space="preserve">derived kinematic features </w:t>
+        <w:t xml:space="preserve"> even with limited inputs, derived kinematic features </w:t>
       </w:r>
       <w:r>
         <w:t>combined with</w:t>
@@ -886,7 +870,7 @@
       <w:pPr>
         <w:pStyle w:val="Heading2"/>
         <w:rPr>
-          <w:rFonts w:ascii="Linux Libertine" w:hAnsi="Linux Libertine" w:cs="Linux Libertine"/>
+          <w:rFonts w:ascii="Linux Libertine" w:hAnsi="Linux Libertine" w:cs="Linux Libertine" w:hint="eastAsia"/>
         </w:rPr>
       </w:pPr>
       <w:r>
@@ -926,6 +910,7 @@
       <w:r>
         <w:rPr>
           <w:rFonts w:ascii="Times New Roman" w:eastAsiaTheme="minorEastAsia" w:hAnsi="Times New Roman" w:cstheme="minorBidi"/>
+          <w:noProof/>
           <w:sz w:val="24"/>
           <w:szCs w:val="24"/>
         </w:rPr>
@@ -1004,6 +989,9 @@
         </w:rPr>
       </w:pPr>
       <w:r>
+        <w:rPr>
+          <w:noProof/>
+        </w:rPr>
         <w:drawing>
           <wp:inline distT="0" distB="0" distL="0" distR="0" wp14:anchorId="57202CDD" wp14:editId="521047BB">
             <wp:extent cx="3048000" cy="1675765"/>
@@ -1099,10 +1087,7 @@
       </w:r>
       <w:proofErr w:type="gramEnd"/>
       <w:r>
-        <w:t xml:space="preserve"> meaningful near-term motion dynamics while also requiring preprocessing to manage sampling irregularity a</w:t>
-      </w:r>
-      <w:r>
-        <w:t>nd angular discontinuities.</w:t>
+        <w:t xml:space="preserve"> meaningful near-term motion dynamics while also requiring preprocessing to manage sampling irregularity and angular discontinuities.</w:t>
       </w:r>
     </w:p>
     <w:p>
@@ -1116,6 +1101,7 @@
       <w:r>
         <w:rPr>
           <w:rFonts w:ascii="Times New Roman" w:eastAsiaTheme="minorEastAsia" w:hAnsi="Times New Roman" w:cstheme="minorBidi"/>
+          <w:noProof/>
           <w:sz w:val="24"/>
           <w:szCs w:val="24"/>
         </w:rPr>
@@ -1508,10 +1494,7 @@
         <w:t>improve numerical stability.</w:t>
       </w:r>
       <w:r>
-        <w:t xml:space="preserve"> A streaming window generator produces batches of input windows and future displacement targets </w:t>
-      </w:r>
-      <w:r>
-        <w:t xml:space="preserve">without loading all windows into memory simultaneously. Because some </w:t>
+        <w:t xml:space="preserve"> A streaming window generator produces batches of input windows and future displacement targets without loading all windows into memory simultaneously. Because some </w:t>
       </w:r>
       <w:proofErr w:type="spellStart"/>
       <w:r>
@@ -1635,10 +1618,7 @@
         <w:t>standardized coordinate units refer</w:t>
       </w:r>
       <w:r>
-        <w:t xml:space="preserve"> to </w:t>
-      </w:r>
-      <w:r>
-        <w:t xml:space="preserve">coordinate values </w:t>
+        <w:t xml:space="preserve"> to coordinate values </w:t>
       </w:r>
       <w:r>
         <w:t>scaled using</w:t>
@@ -2226,67 +2206,25 @@
         <w:spacing w:before="20"/>
       </w:pPr>
       <w:r>
-        <w:t>The goal of this project was to evaluate whether short</w:t>
-      </w:r>
-      <w:r>
-        <w:t>-</w:t>
-      </w:r>
-      <w:r>
-        <w:t>horizon motion can be accurately forecast using only GPS</w:t>
-      </w:r>
-      <w:r>
-        <w:t>-</w:t>
-      </w:r>
-      <w:r>
-        <w:t xml:space="preserve">derived features such as </w:t>
+        <w:t xml:space="preserve">The goal of this project was to evaluate whether short-horizon motion can be accurately forecast using only GPS-derived features such as </w:t>
       </w:r>
       <w:r>
         <w:t>standardized</w:t>
       </w:r>
       <w:r>
-        <w:t xml:space="preserve"> positional deltas, speed, heading, acceleration, and turn rate, without relying on richer sensor suites. The working hypothesis was that sequence</w:t>
-      </w:r>
-      <w:r>
-        <w:t>-</w:t>
-      </w:r>
-      <w:r>
-        <w:t>based neural models would outperform a simple constant</w:t>
-      </w:r>
-      <w:r>
-        <w:t>-</w:t>
-      </w:r>
-      <w:r>
-        <w:t xml:space="preserve">velocity baseline and produce stable predictions </w:t>
+        <w:t xml:space="preserve"> positional deltas, speed, heading, acceleration, and turn rate, without relying on richer sensor suites. The working hypothesis was that sequence-based neural models would outperform a simple constant-velocity baseline and produce stable predictions </w:t>
       </w:r>
       <w:r>
         <w:t>relevant to future</w:t>
       </w:r>
       <w:r>
-        <w:t xml:space="preserve"> real</w:t>
-      </w:r>
-      <w:r>
-        <w:t>-</w:t>
-      </w:r>
-      <w:r>
-        <w:t xml:space="preserve">time </w:t>
+        <w:t xml:space="preserve"> real-time </w:t>
       </w:r>
       <w:r>
         <w:t xml:space="preserve">mobility </w:t>
       </w:r>
       <w:r>
-        <w:t xml:space="preserve">applications. The results strongly support this hypothesis. All learned models significantly outperformed the baseline, and the tuned LSTM achieved </w:t>
-      </w:r>
-      <w:r>
-        <w:t>the strongest overall</w:t>
-      </w:r>
-      <w:r>
-        <w:t xml:space="preserve"> displacement</w:t>
-      </w:r>
-      <w:r>
-        <w:t>-error performance</w:t>
-      </w:r>
-      <w:r>
-        <w:t xml:space="preserve"> in </w:t>
+        <w:t xml:space="preserve">applications. The results strongly support this hypothesis. All learned models significantly outperformed the baseline, and the tuned LSTM achieved the strongest overall displacement-error performance in </w:t>
       </w:r>
       <w:r>
         <w:t>standardized</w:t>
@@ -3053,6 +2991,30 @@
       <w:r>
         <w:continuationSeparator/>
       </w:r>
+    </w:p>
+  </w:endnote>
+  <w:endnote w:id="1">
+    <w:p>
+      <w:pPr>
+        <w:pStyle w:val="EndnoteText"/>
+      </w:pPr>
+      <w:r>
+        <w:rPr>
+          <w:rStyle w:val="EndnoteReference"/>
+        </w:rPr>
+        <w:endnoteRef/>
+      </w:r>
+      <w:r>
+        <w:t xml:space="preserve"> </w:t>
+      </w:r>
+      <w:r>
+        <w:t>AI disclosure: The author used generative AI tools to assist with editing, and refining portions of this manuscript. The author reviewed, verified, and remains responsible for all final content.</w:t>
+      </w:r>
+    </w:p>
+    <w:p>
+      <w:pPr>
+        <w:pStyle w:val="EndnoteText"/>
+      </w:pPr>
     </w:p>
   </w:endnote>
 </w:endnotes>
@@ -6373,7 +6335,6 @@
   <w:style w:type="character" w:default="1" w:styleId="DefaultParagraphFont">
     <w:name w:val="Default Paragraph Font"/>
     <w:uiPriority w:val="1"/>
-    <w:semiHidden/>
     <w:unhideWhenUsed/>
   </w:style>
   <w:style w:type="table" w:default="1" w:styleId="TableNormal">
@@ -12032,28 +11993,28 @@
 </file>
 
 <file path=customXml/item1.xml><?xml version="1.0" encoding="utf-8"?>
-<b:Sources xmlns:b="http://schemas.openxmlformats.org/officeDocument/2006/bibliography" xmlns="http://schemas.openxmlformats.org/officeDocument/2006/bibliography" SelectedStyle="\APASixthEditionOfficeOnline.xsl" StyleName="APA" Version="6"/>
-</file>
-
-<file path=customXml/item2.xml><?xml version="1.0" encoding="utf-8"?>
 <go:gDocsCustomXmlDataStorage xmlns:go="http://customooxmlschemas.google.com/" xmlns:r="http://schemas.openxmlformats.org/officeDocument/2006/relationships">
   <go:docsCustomData roundtripDataSignature="AMtx7mhGbw5ytn5wEH4ZlNP9gRCNMPdzfw==">AMUW2mU012QJVuiVMkD/gCCNj70OycHvaZTFzdyU4a+e9FbY8FknQA0AjjkChrXlhIFEjpvrliu1fU1vBgDfxxCXjhLy50R3pNfhxAJPw64y75cfTEgflDw=</go:docsCustomData>
 </go:gDocsCustomXmlDataStorage>
 </file>
 
-<file path=customXml/itemProps1.xml><?xml version="1.0" encoding="utf-8"?>
-<ds:datastoreItem xmlns:ds="http://schemas.openxmlformats.org/officeDocument/2006/customXml" ds:itemID="{93FB7AA3-242F-46D3-838B-3F6C438EF122}">
-  <ds:schemaRefs>
-    <ds:schemaRef ds:uri="http://schemas.openxmlformats.org/officeDocument/2006/bibliography"/>
-  </ds:schemaRefs>
-</ds:datastoreItem>
+<file path=customXml/item2.xml><?xml version="1.0" encoding="utf-8"?>
+<b:Sources xmlns:b="http://schemas.openxmlformats.org/officeDocument/2006/bibliography" xmlns="http://schemas.openxmlformats.org/officeDocument/2006/bibliography" SelectedStyle="\APASixthEditionOfficeOnline.xsl" StyleName="APA" Version="6"/>
 </file>
 
-<file path=customXml/itemProps2.xml><?xml version="1.0" encoding="utf-8"?>
+<file path=customXml/itemProps1.xml><?xml version="1.0" encoding="utf-8"?>
 <ds:datastoreItem xmlns:ds="http://schemas.openxmlformats.org/officeDocument/2006/customXml" ds:itemID="{11111111-1234-1234-1234-123412341234}">
   <ds:schemaRefs>
     <ds:schemaRef ds:uri="http://customooxmlschemas.google.com/"/>
     <ds:schemaRef ds:uri="http://schemas.openxmlformats.org/officeDocument/2006/relationships"/>
   </ds:schemaRefs>
 </ds:datastoreItem>
+</file>
+
+<file path=customXml/itemProps2.xml><?xml version="1.0" encoding="utf-8"?>
+<ds:datastoreItem xmlns:ds="http://schemas.openxmlformats.org/officeDocument/2006/customXml" ds:itemID="{93FB7AA3-242F-46D3-838B-3F6C438EF122}">
+  <ds:schemaRefs>
+    <ds:schemaRef ds:uri="http://schemas.openxmlformats.org/officeDocument/2006/bibliography"/>
+  </ds:schemaRefs>
+</ds:datastoreItem>
 </file>
--- a/reports/Final_Report/AAI590 Capstone Project.docx
+++ b/reports/Final_Report/AAI590 Capstone Project.docx
@@ -218,15 +218,13 @@
         <w:t>-</w:t>
       </w:r>
       <w:r>
-        <w:t xml:space="preserve">derived motion features from the Microsoft </w:t>
-      </w:r>
-      <w:proofErr w:type="spellStart"/>
-      <w:r>
-        <w:t>GeoLife</w:t>
-      </w:r>
-      <w:proofErr w:type="spellEnd"/>
-      <w:r>
-        <w:t xml:space="preserve"> dataset. </w:t>
+        <w:t xml:space="preserve">derived motion features from the Microsoft GeoLife </w:t>
+      </w:r>
+      <w:r>
+        <w:t>GPS Trajectory Dataset.</w:t>
+      </w:r>
+      <w:r>
+        <w:t xml:space="preserve"> </w:t>
       </w:r>
       <w:r>
         <w:t>The objective</w:t>
@@ -240,117 +238,68 @@
       <w:r>
         <w:t xml:space="preserve"> future </w:t>
       </w:r>
+      <w:r>
+        <w:t>displacement</w:t>
+      </w:r>
+      <w:r>
+        <w:t xml:space="preserve"> can be predicted one to five</w:t>
+      </w:r>
+      <w:r>
+        <w:t xml:space="preserve"> seconds ahead </w:t>
+      </w:r>
+      <w:r>
+        <w:t xml:space="preserve">from latitude, longitude, and timestamp information alone, </w:t>
+      </w:r>
+      <w:r>
+        <w:t>without relying on</w:t>
+      </w:r>
+      <w:r>
+        <w:t xml:space="preserve"> richer sensor </w:t>
+      </w:r>
+      <w:r>
+        <w:t>inputs</w:t>
+      </w:r>
+      <w:r>
+        <w:t xml:space="preserve"> such as IMUs, cameras, or wheel-speed sensors.</w:t>
+      </w:r>
+      <w:r>
+        <w:t xml:space="preserve"> To address this question, the study compares GRU, LSTM, and Temporal Convolutional Network models against a constant-velocity baseline using engineered kinematic features </w:t>
+      </w:r>
+      <w:r>
+        <w:t xml:space="preserve">derived after projecting GPS coordinates to UTM Zone </w:t>
+      </w:r>
       <w:proofErr w:type="gramStart"/>
       <w:r>
-        <w:t>position</w:t>
+        <w:t>48</w:t>
       </w:r>
       <w:proofErr w:type="gramEnd"/>
       <w:r>
-        <w:t xml:space="preserve"> can be predicted one to five</w:t>
-      </w:r>
-      <w:r>
-        <w:t xml:space="preserve"> seconds ahead without relying on</w:t>
-      </w:r>
-      <w:r>
-        <w:t xml:space="preserve"> richer sensor </w:t>
-      </w:r>
-      <w:r>
-        <w:t xml:space="preserve">inputs. To address this question, the study compares GRU, LSTM, and Temporal Convolutional Network models against a constant-velocity baseline using engineered kinematic features such as </w:t>
-      </w:r>
-      <w:r>
-        <w:t>standardized</w:t>
-      </w:r>
-      <w:r>
-        <w:t xml:space="preserve"> positional </w:t>
-      </w:r>
-      <w:r>
-        <w:t>deltas</w:t>
-      </w:r>
-      <w:r>
-        <w:t>, speed, heading, acceleration, and turn rate.</w:t>
+        <w:t xml:space="preserve"> in meters.</w:t>
       </w:r>
     </w:p>
     <w:p>
       <w:r>
-        <w:t xml:space="preserve">The </w:t>
-      </w:r>
-      <w:r>
-        <w:t>final pipeline uses trajectory-level data splitting,</w:t>
-      </w:r>
-      <w:r>
-        <w:t xml:space="preserve"> </w:t>
-      </w:r>
-      <w:r>
-        <w:t>standardization</w:t>
-      </w:r>
-      <w:r>
-        <w:t xml:space="preserve">, adaptive window </w:t>
-      </w:r>
-      <w:r>
-        <w:t>limits</w:t>
-      </w:r>
-      <w:r>
-        <w:t xml:space="preserve">, and streaming window </w:t>
-      </w:r>
-      <w:r>
-        <w:t>generation</w:t>
-      </w:r>
-      <w:r>
-        <w:t xml:space="preserve"> to </w:t>
-      </w:r>
-      <w:r>
-        <w:t>support</w:t>
-      </w:r>
-      <w:r>
-        <w:t xml:space="preserve"> stable training on long</w:t>
-      </w:r>
-      <w:r>
-        <w:t>,</w:t>
-      </w:r>
-      <w:r>
-        <w:t xml:space="preserve"> heterogeneous </w:t>
-      </w:r>
-      <w:r>
-        <w:t>GPS traces. Model performance is</w:t>
-      </w:r>
-      <w:r>
-        <w:t xml:space="preserve"> evaluated </w:t>
-      </w:r>
-      <w:r>
-        <w:t>with</w:t>
-      </w:r>
-      <w:r>
-        <w:t xml:space="preserve"> displacement</w:t>
-      </w:r>
-      <w:r>
-        <w:t>-</w:t>
-      </w:r>
-      <w:r>
-        <w:t xml:space="preserve">based metrics in </w:t>
-      </w:r>
-      <w:r>
-        <w:t>standardized</w:t>
-      </w:r>
-      <w:r>
-        <w:t xml:space="preserve"> coordinate space</w:t>
-      </w:r>
-      <w:r>
-        <w:t>, allowing consistent comparison</w:t>
-      </w:r>
-      <w:r>
-        <w:t xml:space="preserve"> across </w:t>
-      </w:r>
-      <w:r>
-        <w:t xml:space="preserve">architectures while avoiding interpretation of </w:t>
-      </w:r>
-      <w:r>
-        <w:t xml:space="preserve">the </w:t>
-      </w:r>
-      <w:r>
-        <w:t>results</w:t>
-      </w:r>
-      <w:r>
-        <w:t xml:space="preserve"> as physical distance errors</w:t>
+        <w:t xml:space="preserve">The final pipeline drops malformed, duplicate, and non-forward timestamps; rejects GPS jumps greater than 100 meters; projects WGS84 latitude and longitude to UTM Zone 48; resamples trajectories to 1 Hz using time interpolation; and predicts future displacements rather than absolute coordinates. The six model features are dx, </w:t>
+      </w:r>
+      <w:proofErr w:type="spellStart"/>
+      <w:r>
+        <w:t>dy</w:t>
+      </w:r>
+      <w:proofErr w:type="spellEnd"/>
+      <w:r>
+        <w:t xml:space="preserve">, speed, acceleration, heading, and turn rate. Model performance is evaluated with displacement-based metrics in meters, including ADE, FDE, and MDE. A key limitation is that global </w:t>
+      </w:r>
+      <w:r>
+        <w:t xml:space="preserve">normalization statistics </w:t>
+      </w:r>
+      <w:r>
+        <w:t>were</w:t>
+      </w:r>
+      <w:r>
+        <w:t xml:space="preserve"> computed across the full dataset before splitting, so validation and test trajectories </w:t>
+      </w:r>
+      <w:r>
+        <w:t>influenced the shared scaling parameters</w:t>
       </w:r>
       <w:r>
         <w:t>.</w:t>
@@ -370,48 +319,33 @@
         <w:t>delivering</w:t>
       </w:r>
       <w:r>
-        <w:t xml:space="preserve"> the strongest overall displacement-error performance </w:t>
-      </w:r>
-      <w:r>
-        <w:t>on</w:t>
+        <w:t xml:space="preserve"> the strongest overall </w:t>
+      </w:r>
+      <w:r>
+        <w:t xml:space="preserve">test </w:t>
+      </w:r>
+      <w:r>
+        <w:t xml:space="preserve">performance </w:t>
+      </w:r>
+      <w:r>
+        <w:t>among the evaluated architectures.</w:t>
+      </w:r>
+      <w:r>
+        <w:t xml:space="preserve"> The </w:t>
+      </w:r>
+      <w:r>
+        <w:t xml:space="preserve">tuned </w:t>
+      </w:r>
+      <w:r>
+        <w:t>LSTM</w:t>
+      </w:r>
+      <w:r>
+        <w:t xml:space="preserve"> achieved test ADE of 0.0020 m, FDE of 0.0032 m, and MDE of 0.0039 m, compared with a substantially larger constant-velocity baseline MDE of 8.448 m.</w:t>
       </w:r>
       <w:r>
         <w:t xml:space="preserve"> </w:t>
       </w:r>
       <w:r>
-        <w:t xml:space="preserve">validation and test </w:t>
-      </w:r>
-      <w:r>
-        <w:t xml:space="preserve">data. The TCN becomes competitive after </w:t>
-      </w:r>
-      <w:r>
-        <w:t xml:space="preserve">preprocessing </w:t>
-      </w:r>
-      <w:r>
-        <w:t xml:space="preserve">and memory </w:t>
-      </w:r>
-      <w:r>
-        <w:t>constraints</w:t>
-      </w:r>
-      <w:r>
-        <w:t xml:space="preserve"> </w:t>
-      </w:r>
-      <w:r>
-        <w:t>are</w:t>
-      </w:r>
-      <w:r>
-        <w:t xml:space="preserve"> addressed</w:t>
-      </w:r>
-      <w:r>
-        <w:t xml:space="preserve">, </w:t>
-      </w:r>
-      <w:r>
-        <w:t>though it retains</w:t>
-      </w:r>
-      <w:r>
-        <w:t xml:space="preserve"> higher maximum errors than the LSTM. </w:t>
-      </w:r>
-      <w:r>
         <w:t xml:space="preserve">Overall, the </w:t>
       </w:r>
       <w:r>
@@ -421,31 +355,28 @@
         <w:t>show</w:t>
       </w:r>
       <w:r>
-        <w:t xml:space="preserve"> that accurate short-term motion forecasting is feasible </w:t>
-      </w:r>
-      <w:r>
-        <w:t>with</w:t>
-      </w:r>
-      <w:r>
-        <w:t xml:space="preserve"> GPS-derived features </w:t>
-      </w:r>
-      <w:r>
-        <w:t>alone and provide</w:t>
-      </w:r>
-      <w:r>
-        <w:t xml:space="preserve"> a </w:t>
-      </w:r>
-      <w:r>
-        <w:t>practical</w:t>
-      </w:r>
-      <w:r>
-        <w:t xml:space="preserve"> foundation for future </w:t>
-      </w:r>
-      <w:r>
-        <w:t xml:space="preserve">work in </w:t>
-      </w:r>
-      <w:r>
-        <w:t>real-time mobility analytics.</w:t>
+        <w:t xml:space="preserve"> that</w:t>
+      </w:r>
+      <w:r>
+        <w:t xml:space="preserve"> GPS-derived motion features can support</w:t>
+      </w:r>
+      <w:r>
+        <w:t xml:space="preserve"> accurate short-term </w:t>
+      </w:r>
+      <w:r>
+        <w:t xml:space="preserve">displacement </w:t>
+      </w:r>
+      <w:r>
+        <w:t>forecasting</w:t>
+      </w:r>
+      <w:r>
+        <w:t xml:space="preserve">, while also highlighting the importance of transparent preprocessing assumptions, coordinate-system documentation, and normalization caveats </w:t>
+      </w:r>
+      <w:r>
+        <w:t>when</w:t>
+      </w:r>
+      <w:r>
+        <w:t xml:space="preserve"> interpreting very small error values.</w:t>
       </w:r>
     </w:p>
     <w:p>
@@ -478,15 +409,7 @@
         <w:t>-</w:t>
       </w:r>
       <w:r>
-        <w:t xml:space="preserve">derived motion features; </w:t>
-      </w:r>
-      <w:proofErr w:type="spellStart"/>
-      <w:r>
-        <w:t>GeoLife</w:t>
-      </w:r>
-      <w:proofErr w:type="spellEnd"/>
-      <w:r>
-        <w:t xml:space="preserve"> dataset; deep learning; GRU; LSTM; Temporal Convolutional Network; kinematic feature engineering; mobility analytics; real</w:t>
+        <w:t>derived motion features; GeoLife dataset; deep learning; GRU; LSTM; Temporal Convolutional Network; kinematic feature engineering; mobility analytics; real</w:t>
       </w:r>
       <w:r>
         <w:t>-</w:t>
@@ -505,6 +428,7 @@
         </w:rPr>
       </w:pPr>
       <w:r>
+        <w:lastRenderedPageBreak/>
         <w:t>1 Introduction</w:t>
       </w:r>
     </w:p>
@@ -516,31 +440,21 @@
         <w:t>-</w:t>
       </w:r>
       <w:r>
-        <w:t xml:space="preserve">horizon trajectory forecasting using only timestamps and GPS coordinates, with the goal of predicting an agent’s future position one to five seconds ahead. The central question guiding this work is: </w:t>
-      </w:r>
-      <w:r>
-        <w:t>How accurately can we forecast near</w:t>
-      </w:r>
-      <w:r>
-        <w:t>-</w:t>
-      </w:r>
-      <w:r>
-        <w:t>term motion using only raw latitude, longitude, and time, without access to richer sensor suites such as IMUs, cameras, or wheel</w:t>
-      </w:r>
-      <w:r>
-        <w:t>-</w:t>
-      </w:r>
-      <w:r>
-        <w:t>speed sensors?</w:t>
+        <w:t xml:space="preserve">horizon trajectory forecasting using only timestamps and GPS coordinates, with the goal of predicting an agent’s future </w:t>
+      </w:r>
+      <w:r>
+        <w:t>displacement</w:t>
+      </w:r>
+      <w:r>
+        <w:t xml:space="preserve"> one to five seconds ahead. The central question guiding this work is: </w:t>
+      </w:r>
+      <w:r>
+        <w:t>How accurately can we forecast near-term motion using only raw latitude, longitude, and time, without access to richer sensor suites such as IMUs, cameras, or wheel-speed sensors?</w:t>
       </w:r>
     </w:p>
     <w:p>
       <w:r>
-        <w:t xml:space="preserve">This problem is important because many operational systems must function in settings </w:t>
-      </w:r>
-      <w:r>
-        <w:lastRenderedPageBreak/>
-        <w:t>where sensor availability is limited, degraded, or inconsistent. A model capable of inferring short</w:t>
+        <w:t>This problem is important because many operational systems must function in settings where sensor availability is limited, degraded, or inconsistent. A model capable of inferring short</w:t>
       </w:r>
       <w:r>
         <w:noBreakHyphen/>
@@ -575,7 +489,13 @@
         <w:t xml:space="preserve"> short-term</w:t>
       </w:r>
       <w:r>
-        <w:t xml:space="preserve"> predictions that </w:t>
+        <w:t xml:space="preserve"> </w:t>
+      </w:r>
+      <w:r>
+        <w:t>displacement forecasts</w:t>
+      </w:r>
+      <w:r>
+        <w:t xml:space="preserve"> that </w:t>
       </w:r>
       <w:r>
         <w:t>could eventually</w:t>
@@ -586,15 +506,7 @@
     </w:p>
     <w:p>
       <w:r>
-        <w:t xml:space="preserve">This project uses the Microsoft </w:t>
-      </w:r>
-      <w:proofErr w:type="spellStart"/>
-      <w:r>
-        <w:t>GeoLife</w:t>
-      </w:r>
-      <w:proofErr w:type="spellEnd"/>
-      <w:r>
-        <w:t xml:space="preserve"> GPS Trajectory Dataset, a large</w:t>
+        <w:t>This project uses the Microsoft GeoLife GPS Trajectory Dataset, a large</w:t>
       </w:r>
       <w:r>
         <w:t>-</w:t>
@@ -642,10 +554,19 @@
         <w:t>motion</w:t>
       </w:r>
       <w:r>
-        <w:t xml:space="preserve"> features such as speed, heading, acceleration</w:t>
-      </w:r>
-      <w:r>
-        <w:t>, and turn rate. Because many trajectories are sampled at short intervals and contain realistic GPS noise across diverse movement patterns, the dataset is well suited for evaluating GPS-only short-horizon forecasting.</w:t>
+        <w:t xml:space="preserve"> </w:t>
+      </w:r>
+      <w:r>
+        <w:t>features such as speed, heading, acceleration</w:t>
+      </w:r>
+      <w:r>
+        <w:t>, and turn rate</w:t>
+      </w:r>
+      <w:r>
+        <w:t xml:space="preserve"> after projecting coordinates into a meter-based planar reference frame.</w:t>
+      </w:r>
+      <w:r>
+        <w:t xml:space="preserve"> Because many trajectories are sampled at short intervals and contain realistic GPS noise across diverse movement patterns, the dataset is well suited for evaluating GPS-only short-horizon forecasting.</w:t>
       </w:r>
     </w:p>
     <w:p>
@@ -656,7 +577,13 @@
         <w:t>pipeline</w:t>
       </w:r>
       <w:r>
-        <w:t xml:space="preserve"> capable of predicting future positions over short horizons. The working hypothesis is that</w:t>
+        <w:t xml:space="preserve"> capable of predicting future </w:t>
+      </w:r>
+      <w:r>
+        <w:t>displacements</w:t>
+      </w:r>
+      <w:r>
+        <w:t xml:space="preserve"> over short horizons. The working hypothesis is that</w:t>
       </w:r>
       <w:r>
         <w:t>,</w:t>
@@ -686,10 +613,7 @@
         <w:t xml:space="preserve"> </w:t>
       </w:r>
       <w:r>
-        <w:t xml:space="preserve">can achieve </w:t>
-      </w:r>
-      <w:r>
-        <w:t xml:space="preserve">accurate and stable predictions. The final deliverable </w:t>
+        <w:t xml:space="preserve">can achieve accurate and stable predictions. The final deliverable </w:t>
       </w:r>
       <w:r>
         <w:t>is</w:t>
@@ -713,7 +637,13 @@
         <w:t>-derived motion features</w:t>
       </w:r>
       <w:r>
-        <w:t xml:space="preserve"> and outputs predicted positions for the next several seconds. Model performance </w:t>
+        <w:t xml:space="preserve"> and outputs predicted </w:t>
+      </w:r>
+      <w:r>
+        <w:t>displacements</w:t>
+      </w:r>
+      <w:r>
+        <w:t xml:space="preserve"> for the next several seconds. Model performance </w:t>
       </w:r>
       <w:r>
         <w:t>is</w:t>
@@ -745,16 +675,20 @@
       <w:r>
         <w:t xml:space="preserve">The </w:t>
       </w:r>
-      <w:proofErr w:type="spellStart"/>
-      <w:r>
-        <w:t>GeoLife</w:t>
-      </w:r>
-      <w:proofErr w:type="spellEnd"/>
-      <w:r>
-        <w:t xml:space="preserve"> GPS Trajectory Dataset</w:t>
-      </w:r>
-      <w:r>
-        <w:t xml:space="preserve"> provides</w:t>
+      <w:r>
+        <w:t xml:space="preserve">Microsoft Research Asia </w:t>
+      </w:r>
+      <w:r>
+        <w:t>GeoLife GPS Trajectory Dataset</w:t>
+      </w:r>
+      <w:r>
+        <w:t xml:space="preserve"> </w:t>
+      </w:r>
+      <w:r>
+        <w:t xml:space="preserve">version 1.3 </w:t>
+      </w:r>
+      <w:r>
+        <w:t>provides</w:t>
       </w:r>
       <w:r>
         <w:t xml:space="preserve"> time</w:t>
@@ -766,104 +700,122 @@
         <w:t xml:space="preserve">ordered GPS traces </w:t>
       </w:r>
       <w:r>
-        <w:t>with</w:t>
+        <w:t>collected from 182 users over a five-year period</w:t>
+      </w:r>
+      <w:r>
+        <w:t xml:space="preserve"> </w:t>
+      </w:r>
+      <w:r>
+        <w:t>(Microsoft Research Asia, 2012)</w:t>
+      </w:r>
+      <w:r>
+        <w:t>. Each raw trajectory contains</w:t>
       </w:r>
       <w:r>
         <w:t xml:space="preserve"> timestamped latitude, longitude, and altitude observations</w:t>
       </w:r>
       <w:r>
-        <w:t>. For this project, its value lies in its dense sampling, realistic GPS noise, and heterogeneous movement patterns, which together make it suitable for evaluating GPS-only short-horizon forecasting.</w:t>
+        <w:t xml:space="preserve">. For this project, </w:t>
+      </w:r>
+      <w:r>
+        <w:t>the dataset is valuable because it combines</w:t>
+      </w:r>
+      <w:r>
+        <w:t xml:space="preserve"> realistic </w:t>
+      </w:r>
+      <w:r>
+        <w:t xml:space="preserve">location </w:t>
+      </w:r>
+      <w:r>
+        <w:t xml:space="preserve">noise, </w:t>
+      </w:r>
+      <w:r>
+        <w:t>diverse</w:t>
+      </w:r>
+      <w:r>
+        <w:t xml:space="preserve"> movement patterns, </w:t>
+      </w:r>
+      <w:r>
+        <w:t>and many trajectories sampled near 1 Hz, making it well suited</w:t>
+      </w:r>
+      <w:r>
+        <w:t xml:space="preserve"> for evaluating GPS-only forecasting</w:t>
+      </w:r>
+      <w:r>
+        <w:t xml:space="preserve"> over a one-to-five-second horizon</w:t>
+      </w:r>
+      <w:r>
+        <w:t>.</w:t>
       </w:r>
     </w:p>
     <w:p>
       <w:r>
-        <w:t xml:space="preserve">Preprocessing </w:t>
-      </w:r>
-      <w:proofErr w:type="gramStart"/>
-      <w:r>
-        <w:t>focused</w:t>
-      </w:r>
-      <w:proofErr w:type="gramEnd"/>
-      <w:r>
-        <w:t xml:space="preserve"> on converting raw GPS traces into stable motion sequences while avoiding unnecessary transformations. Rather than converting latitude and longitude into a local East-North-Up frame, the final pipeline operated in </w:t>
-      </w:r>
-      <w:r>
-        <w:t>standardized</w:t>
-      </w:r>
-      <w:r>
-        <w:t xml:space="preserve"> latitude/longitude space. </w:t>
-      </w:r>
-      <w:r>
-        <w:t>Standardization</w:t>
-      </w:r>
-      <w:r>
-        <w:t xml:space="preserve"> parameters were computed from the training </w:t>
-      </w:r>
-      <w:r>
-        <w:t>trajectories</w:t>
-      </w:r>
-      <w:r>
-        <w:t xml:space="preserve">, and each sliding window was additionally </w:t>
-      </w:r>
-      <w:r>
-        <w:t>centered</w:t>
-      </w:r>
-      <w:r>
-        <w:t xml:space="preserve"> </w:t>
-      </w:r>
-      <w:r>
-        <w:t>locally to improve</w:t>
-      </w:r>
-      <w:r>
-        <w:t xml:space="preserve"> numerical stability</w:t>
-      </w:r>
-      <w:r>
-        <w:t>. Because of this design choice,</w:t>
-      </w:r>
-      <w:r>
-        <w:t xml:space="preserve"> displacement </w:t>
-      </w:r>
-      <w:r>
-        <w:t>errors</w:t>
-      </w:r>
-      <w:r>
-        <w:t xml:space="preserve"> reported </w:t>
-      </w:r>
-      <w:r>
-        <w:t xml:space="preserve">later are interpreted as </w:t>
-      </w:r>
-      <w:r>
-        <w:t>standardized</w:t>
-      </w:r>
-      <w:r>
-        <w:t xml:space="preserve"> coordinate </w:t>
-      </w:r>
-      <w:r>
-        <w:t>errors rather than</w:t>
-      </w:r>
-      <w:r>
-        <w:t xml:space="preserve"> physical distances in meters.</w:t>
+        <w:t xml:space="preserve">Preprocessing converted raw GPS traces into physically interpretable motion sequences in meters. The final pipeline does not use an East-North-Up frame and does not operate directly in </w:t>
+      </w:r>
+      <w:r>
+        <w:lastRenderedPageBreak/>
+        <w:t xml:space="preserve">standardized latitude/longitude space. Instead, WGS84 latitude and longitude are projected to UTM Zone 48, producing planar x and y coordinates in meters. The pipeline removes malformed records, duplicate timestamps, and non-forward time steps; rejects GPS jumps greater than 100 meters; resamples trajectories to 1 Hz </w:t>
+      </w:r>
+      <w:r>
+        <w:t>using</w:t>
+      </w:r>
+      <w:r>
+        <w:t xml:space="preserve"> time interpolation; and generates prediction targets as future displacements relative to the last observed window position. Global normalization </w:t>
+      </w:r>
+      <w:r>
+        <w:t>was</w:t>
+      </w:r>
+      <w:r>
+        <w:t xml:space="preserve"> applied before the trajectory-level split, </w:t>
+      </w:r>
+      <w:r>
+        <w:t>and</w:t>
+      </w:r>
+      <w:r>
+        <w:t xml:space="preserve"> per-window normalization </w:t>
+      </w:r>
+      <w:r>
+        <w:t xml:space="preserve">was </w:t>
+      </w:r>
+      <w:r>
+        <w:t>added in the tuned pipeline</w:t>
+      </w:r>
+      <w:r>
+        <w:t>; therefore,</w:t>
+      </w:r>
+      <w:r>
+        <w:t xml:space="preserve"> the shared scaling statistics should be treated as a </w:t>
+      </w:r>
+      <w:r>
+        <w:t xml:space="preserve">methodological </w:t>
+      </w:r>
+      <w:r>
+        <w:t xml:space="preserve">limitation rather than as </w:t>
+      </w:r>
+      <w:r>
+        <w:t xml:space="preserve">evidence of a </w:t>
+      </w:r>
+      <w:r>
+        <w:t>leakage-safe</w:t>
+      </w:r>
+      <w:r>
+        <w:t xml:space="preserve"> preprocessing design</w:t>
+      </w:r>
+      <w:r>
+        <w:t>.</w:t>
       </w:r>
     </w:p>
     <w:p>
       <w:r>
-        <w:t xml:space="preserve">The main engineered features were </w:t>
-      </w:r>
-      <w:r>
-        <w:t>standardized</w:t>
-      </w:r>
-      <w:r>
-        <w:t xml:space="preserve"> </w:t>
-      </w:r>
-      <w:r>
-        <w:t>positional deltas</w:t>
-      </w:r>
-      <w:r>
-        <w:t xml:space="preserve">, speed, heading, acceleration, and turn rate. Speed and acceleration were computed from position changes and elapsed time, while heading and turn rate were derived from bearing changes between consecutive GPS points. Explicit time-delta calculations were used because irregular sampling intervals can distort motion estimates. Heading wraparound at ±π was also identified as a source of possible turn-rate spikes </w:t>
-      </w:r>
-      <w:r>
-        <w:lastRenderedPageBreak/>
-        <w:t>and is noted as a future preprocessing improvement.</w:t>
+        <w:t xml:space="preserve">The main engineered features are dx, </w:t>
+      </w:r>
+      <w:proofErr w:type="spellStart"/>
+      <w:r>
+        <w:t>dy</w:t>
+      </w:r>
+      <w:proofErr w:type="spellEnd"/>
+      <w:r>
+        <w:t>, speed, acceleration, heading, and turn rate. Position deltas are computed from projected meter coordinates, while speed and acceleration are derived from displacement and elapsed time. Heading is computed with arctan2, and turn rate is calculated from heading differences divided by elapsed time. Because heading is not unwrapped at ±π in the current pipeline, discontinuities near the wrap boundary can produce artificial turn-rate spikes. This limitation is important for interpreting the acceleration and turn-rate distributions and motivates future angular preprocessing improvements.</w:t>
       </w:r>
     </w:p>
     <w:p>
@@ -882,21 +834,134 @@
     </w:p>
     <w:p>
       <w:r>
-        <w:t xml:space="preserve">Exploratory analysis focused on whether the derived variables contained learnable short-term motion patterns and whether preprocessing artifacts could affect model training. </w:t>
-      </w:r>
-      <w:r>
-        <w:t>Figure 1 summarizes</w:t>
-      </w:r>
-      <w:r>
-        <w:t xml:space="preserve"> timestamp spacing between consecutive GPS observations. Most usable windows contained short sampling intervals, which supports one-to-five-second forecasting, but </w:t>
-      </w:r>
-      <w:proofErr w:type="gramStart"/>
-      <w:r>
-        <w:t>occasional</w:t>
-      </w:r>
-      <w:proofErr w:type="gramEnd"/>
-      <w:r>
-        <w:t xml:space="preserve"> larger gaps appeared in the trajectories. These gaps are important because they can create artificial spikes in speed, acceleration, and turn rate even when the underlying movement is smooth.</w:t>
+        <w:t xml:space="preserve">Exploratory analysis </w:t>
+      </w:r>
+      <w:r>
+        <w:t>was conducted</w:t>
+      </w:r>
+      <w:r>
+        <w:t xml:space="preserve"> on </w:t>
+      </w:r>
+      <w:r>
+        <w:t>a filtered sample of 296 trajectories, yielding 364,187</w:t>
+      </w:r>
+      <w:r>
+        <w:t xml:space="preserve"> motion </w:t>
+      </w:r>
+      <w:r>
+        <w:t xml:space="preserve">records after quality filtering. </w:t>
+      </w:r>
+      <w:r>
+        <w:t>The EDA applied the following quality filters:</w:t>
+      </w:r>
+    </w:p>
+    <w:p>
+      <w:pPr>
+        <w:pStyle w:val="ListParagraph"/>
+        <w:numPr>
+          <w:ilvl w:val="0"/>
+          <w:numId w:val="18"/>
+        </w:numPr>
+        <w:rPr>
+          <w:rFonts w:ascii="Linux Libertine" w:hAnsi="Linux Libertine" w:cs="Linux Libertine" w:hint="eastAsia"/>
+          <w:color w:val="auto"/>
+          <w:kern w:val="2"/>
+          <w14:ligatures w14:val="standardContextual"/>
+        </w:rPr>
+      </w:pPr>
+      <w:r>
+        <w:rPr>
+          <w:rFonts w:ascii="Linux Libertine" w:hAnsi="Linux Libertine" w:cs="Linux Libertine"/>
+          <w:color w:val="auto"/>
+        </w:rPr>
+        <w:t xml:space="preserve">0 &lt; </w:t>
+      </w:r>
+      <w:proofErr w:type="spellStart"/>
+      <w:r>
+        <w:rPr>
+          <w:rFonts w:ascii="Linux Libertine" w:hAnsi="Linux Libertine" w:cs="Linux Libertine"/>
+          <w:color w:val="auto"/>
+        </w:rPr>
+        <w:t>Δt</w:t>
+      </w:r>
+      <w:proofErr w:type="spellEnd"/>
+      <w:r>
+        <w:rPr>
+          <w:rFonts w:ascii="Linux Libertine" w:hAnsi="Linux Libertine" w:cs="Linux Libertine"/>
+          <w:color w:val="auto"/>
+        </w:rPr>
+        <w:t xml:space="preserve"> ≤ 60 seconds</w:t>
+      </w:r>
+    </w:p>
+    <w:p>
+      <w:pPr>
+        <w:pStyle w:val="ListParagraph"/>
+        <w:numPr>
+          <w:ilvl w:val="0"/>
+          <w:numId w:val="18"/>
+        </w:numPr>
+        <w:rPr>
+          <w:rFonts w:ascii="Linux Libertine" w:hAnsi="Linux Libertine" w:cs="Linux Libertine" w:hint="eastAsia"/>
+          <w:color w:val="auto"/>
+        </w:rPr>
+      </w:pPr>
+      <w:r>
+        <w:rPr>
+          <w:rFonts w:ascii="Linux Libertine" w:hAnsi="Linux Libertine" w:cs="Linux Libertine"/>
+          <w:color w:val="auto"/>
+        </w:rPr>
+        <w:t>speed ≤ 60 m/s</w:t>
+      </w:r>
+    </w:p>
+    <w:p>
+      <w:pPr>
+        <w:pStyle w:val="ListParagraph"/>
+        <w:numPr>
+          <w:ilvl w:val="0"/>
+          <w:numId w:val="18"/>
+        </w:numPr>
+        <w:rPr>
+          <w:rFonts w:ascii="Linux Libertine" w:hAnsi="Linux Libertine" w:cs="Linux Libertine" w:hint="eastAsia"/>
+          <w:color w:val="auto"/>
+        </w:rPr>
+      </w:pPr>
+      <w:r>
+        <w:rPr>
+          <w:rFonts w:ascii="Linux Libertine" w:hAnsi="Linux Libertine" w:cs="Linux Libertine"/>
+          <w:color w:val="auto"/>
+        </w:rPr>
+        <w:t>|acceleration| ≤ 20 m/s²</w:t>
+      </w:r>
+    </w:p>
+    <w:p>
+      <w:pPr>
+        <w:pStyle w:val="ListParagraph"/>
+        <w:numPr>
+          <w:ilvl w:val="0"/>
+          <w:numId w:val="18"/>
+        </w:numPr>
+        <w:rPr>
+          <w:rFonts w:ascii="Linux Libertine" w:hAnsi="Linux Libertine" w:cs="Linux Libertine" w:hint="eastAsia"/>
+          <w:color w:val="auto"/>
+        </w:rPr>
+      </w:pPr>
+      <w:r>
+        <w:rPr>
+          <w:rFonts w:ascii="Linux Libertine" w:hAnsi="Linux Libertine" w:cs="Linux Libertine"/>
+          <w:color w:val="auto"/>
+        </w:rPr>
+        <w:t>|turn rate| ≤ 5 rad/s</w:t>
+      </w:r>
+    </w:p>
+    <w:p>
+      <w:pPr>
+        <w:rPr>
+          <w:kern w:val="2"/>
+          <w14:ligatures w14:val="standardContextual"/>
+        </w:rPr>
+      </w:pPr>
+      <w:r>
+        <w:t>Figure 1 summarizes the distribution of timestamp intervals between consecutive GPS observations, showing whether the filtered data are dense enough to support one-to-five-second forecasting. Most usable records occur at short sampling intervals, while occasional larger gaps identify irregular sampling that can introduce noise into derived speed, acceleration, and turn-rate features.</w:t>
       </w:r>
     </w:p>
     <w:p>
@@ -951,52 +1016,76 @@
         </w:drawing>
       </w:r>
       <w:r>
-        <w:t xml:space="preserve">Figure 1. Distribution of timestamp intervals between consecutive </w:t>
-      </w:r>
-      <w:proofErr w:type="spellStart"/>
-      <w:r>
-        <w:t>GeoLife</w:t>
-      </w:r>
-      <w:proofErr w:type="spellEnd"/>
-      <w:r>
-        <w:t xml:space="preserve"> GPS observations. Most points occur at short intervals, while longer gaps identify irregular sampling that can introduce noise into derived motion features.</w:t>
+        <w:t>Figure 1. Distribution of timestamp intervals between consecutive GeoLife GPS observations. Most points occur at short intervals, while longer gaps identify irregular sampling that can introduce noise into derived motion features.</w:t>
       </w:r>
     </w:p>
     <w:p>
       <w:r>
-        <w:t xml:space="preserve">Figure 2 provides a representative speed profile for </w:t>
-      </w:r>
-      <w:proofErr w:type="spellStart"/>
-      <w:r>
-        <w:t>GeoLife</w:t>
-      </w:r>
-      <w:proofErr w:type="spellEnd"/>
-      <w:r>
-        <w:t xml:space="preserve"> trajectories. </w:t>
-      </w:r>
-      <w:r>
-        <w:t xml:space="preserve">Speed profiles generally varied smoothly across adjacent timestamps, which supports using short sliding windows for near-term prediction. However, the speed plots also showed occasional spikes near irregular timestamp gaps, suggesting that some extreme values reflect sampling artifacts rather than true changes in movement. Acceleration was more volatile than speed, but its variation still aligned </w:t>
-      </w:r>
-      <w:r>
-        <w:t>with recognizable movement behaviors such as gradual acceleration, steady cruising, and braking.</w:t>
+        <w:t xml:space="preserve">Figure 2 </w:t>
+      </w:r>
+      <w:r>
+        <w:t>shows</w:t>
+      </w:r>
+      <w:r>
+        <w:t xml:space="preserve"> a representative speed profile </w:t>
+      </w:r>
+      <w:r>
+        <w:t>after filtering</w:t>
+      </w:r>
+      <w:r>
+        <w:t xml:space="preserve"> and resampling. The profile illustrates that many short segments change</w:t>
+      </w:r>
+      <w:r>
+        <w:t xml:space="preserve"> smoothly across adjacent timestamps, </w:t>
+      </w:r>
+      <w:r>
+        <w:t>supporting the use of</w:t>
+      </w:r>
+      <w:r>
+        <w:t xml:space="preserve"> sliding windows for near-term prediction. </w:t>
+      </w:r>
+      <w:r>
+        <w:t>Isolated</w:t>
+      </w:r>
+      <w:r>
+        <w:t xml:space="preserve"> spikes </w:t>
+      </w:r>
+      <w:r>
+        <w:t>still appear around</w:t>
+      </w:r>
+      <w:r>
+        <w:t xml:space="preserve"> irregular timestamp gaps</w:t>
+      </w:r>
+      <w:r>
+        <w:t xml:space="preserve"> or noisy GPS observations, </w:t>
+      </w:r>
+      <w:r>
+        <w:t>suggesting</w:t>
+      </w:r>
+      <w:r>
+        <w:t xml:space="preserve"> that some extreme values reflect sampling artifacts rather than true movement</w:t>
+      </w:r>
+      <w:r>
+        <w:t xml:space="preserve"> changes.</w:t>
+      </w:r>
+      <w:r>
+        <w:t xml:space="preserve"> </w:t>
+      </w:r>
+      <w:r>
+        <w:t>This pattern helps justify both the preprocessing filters and the inclusion of acceleration as a feature, since changes in speed provide useful short-horizon motion context.</w:t>
       </w:r>
     </w:p>
     <w:p>
-      <w:pPr>
-        <w:rPr>
-          <w:kern w:val="2"/>
-          <w14:ligatures w14:val="standardContextual"/>
-        </w:rPr>
-      </w:pPr>
       <w:r>
         <w:rPr>
           <w:noProof/>
         </w:rPr>
+        <w:lastRenderedPageBreak/>
         <w:drawing>
-          <wp:inline distT="0" distB="0" distL="0" distR="0" wp14:anchorId="57202CDD" wp14:editId="521047BB">
-            <wp:extent cx="3048000" cy="1675765"/>
-            <wp:effectExtent l="0" t="0" r="0" b="635"/>
-            <wp:docPr id="871102382" name="Picture 1"/>
+          <wp:inline distT="0" distB="0" distL="0" distR="0" wp14:anchorId="6DDC0551" wp14:editId="7D8A96CF">
+            <wp:extent cx="3048000" cy="1754505"/>
+            <wp:effectExtent l="0" t="0" r="0" b="0"/>
+            <wp:docPr id="1576538692" name="Picture 1"/>
             <wp:cNvGraphicFramePr>
               <a:graphicFrameLocks xmlns:a="http://schemas.openxmlformats.org/drawingml/2006/main" noChangeAspect="1"/>
             </wp:cNvGraphicFramePr>
@@ -1004,7 +1093,7 @@
               <a:graphicData uri="http://schemas.openxmlformats.org/drawingml/2006/picture">
                 <pic:pic xmlns:pic="http://schemas.openxmlformats.org/drawingml/2006/picture">
                   <pic:nvPicPr>
-                    <pic:cNvPr id="871102382" name=""/>
+                    <pic:cNvPr id="1576538692" name=""/>
                     <pic:cNvPicPr/>
                   </pic:nvPicPr>
                   <pic:blipFill>
@@ -1016,7 +1105,7 @@
                   <pic:spPr>
                     <a:xfrm>
                       <a:off x="0" y="0"/>
-                      <a:ext cx="3048000" cy="1675765"/>
+                      <a:ext cx="3048000" cy="1754505"/>
                     </a:xfrm>
                     <a:prstGeom prst="rect">
                       <a:avLst/>
@@ -1038,15 +1127,7 @@
         </w:rPr>
       </w:pPr>
       <w:r>
-        <w:t xml:space="preserve">Figure 2. Representative speed profile from </w:t>
-      </w:r>
-      <w:proofErr w:type="spellStart"/>
-      <w:r>
-        <w:t>GeoLife</w:t>
-      </w:r>
-      <w:proofErr w:type="spellEnd"/>
-      <w:r>
-        <w:t xml:space="preserve"> trajectories. Speed generally changes smoothly over short horizons, with isolated spikes likely associated with timestamp irregularities or GPS noise.</w:t>
+        <w:t>Figure 2. Representative speed profile from GeoLife trajectories. Speed generally changes smoothly over short horizons, with isolated spikes likely associated with timestamp irregularities or GPS noise.</w:t>
       </w:r>
     </w:p>
     <w:p>
@@ -1063,31 +1144,46 @@
         <w:t>rate</w:t>
       </w:r>
       <w:r>
-        <w:t xml:space="preserve">, which </w:t>
-      </w:r>
-      <w:proofErr w:type="gramStart"/>
-      <w:r>
-        <w:t>provide</w:t>
-      </w:r>
-      <w:proofErr w:type="gramEnd"/>
-      <w:r>
-        <w:t xml:space="preserve"> additional evidence of temporal structure. Straight segments produced relatively stable headings and low turn rates, while turns produced distinct rotational changes. At the same time, abrupt heading wraparound created occasional artificial turn-rate spikes, reinforcing the need for careful angular preprocessing in future versions of the pipeline. Overall, the EDA suggests that the </w:t>
-      </w:r>
-      <w:proofErr w:type="spellStart"/>
-      <w:r>
-        <w:t>GeoLife</w:t>
-      </w:r>
-      <w:proofErr w:type="spellEnd"/>
-      <w:r>
-        <w:t xml:space="preserve"> data </w:t>
-      </w:r>
-      <w:proofErr w:type="gramStart"/>
-      <w:r>
-        <w:t>contain</w:t>
-      </w:r>
-      <w:proofErr w:type="gramEnd"/>
-      <w:r>
-        <w:t xml:space="preserve"> meaningful near-term motion dynamics while also requiring preprocessing to manage sampling irregularity and angular discontinuities.</w:t>
+        <w:t xml:space="preserve"> after filtering.</w:t>
+      </w:r>
+      <w:r>
+        <w:t xml:space="preserve"> These variables</w:t>
+      </w:r>
+      <w:r>
+        <w:t xml:space="preserve"> provide</w:t>
+      </w:r>
+      <w:r>
+        <w:t xml:space="preserve"> additional evidence of temporal structure</w:t>
+      </w:r>
+      <w:r>
+        <w:t xml:space="preserve"> in the projected motion data: straight</w:t>
+      </w:r>
+      <w:r>
+        <w:t xml:space="preserve"> segments </w:t>
+      </w:r>
+      <w:r>
+        <w:t>tend to produce</w:t>
+      </w:r>
+      <w:r>
+        <w:t xml:space="preserve"> stable headings and low turn rates, while turns </w:t>
+      </w:r>
+      <w:r>
+        <w:t>produce larger</w:t>
+      </w:r>
+      <w:r>
+        <w:t xml:space="preserve"> rotational changes. </w:t>
+      </w:r>
+      <w:r>
+        <w:t>The figure also highlights a known limitation of the current pipeline because heading is not unwrapped at ±π before differencing, which can create artificial turn-rate spikes near the wrap boundary. Overall, the distributions show</w:t>
+      </w:r>
+      <w:r>
+        <w:t xml:space="preserve"> that the GeoLife data contain meaningful near-term motion dynamics while </w:t>
+      </w:r>
+      <w:r>
+        <w:t xml:space="preserve">also </w:t>
+      </w:r>
+      <w:r>
+        <w:t>requiring careful filtering and angular preprocessing to manage irregular sampling and coordinate-derived artifacts.</w:t>
       </w:r>
     </w:p>
     <w:p>
@@ -1158,7 +1254,6 @@
         <w:rPr>
           <w:rFonts w:cs="Linux Libertine"/>
         </w:rPr>
-        <w:lastRenderedPageBreak/>
         <w:t>3</w:t>
       </w:r>
       <w:r>
@@ -1193,6 +1288,98 @@
       </w:r>
     </w:p>
     <w:p>
+      <w:r>
+        <w:t>Commercial mobility platforms also address short</w:t>
+      </w:r>
+      <w:r>
+        <w:t>-</w:t>
+      </w:r>
+      <w:r>
+        <w:t>term motion prediction using map</w:t>
+      </w:r>
+      <w:r>
+        <w:t>-</w:t>
+      </w:r>
+      <w:r>
+        <w:t>matching algorithms</w:t>
+      </w:r>
+      <w:r>
+        <w:t xml:space="preserve">, </w:t>
+      </w:r>
+      <w:r>
+        <w:t>route</w:t>
+      </w:r>
+      <w:r>
+        <w:t>-</w:t>
+      </w:r>
+      <w:r>
+        <w:t>constrained forecasting</w:t>
+      </w:r>
+      <w:r>
+        <w:t>, and learned travel-time models.</w:t>
+      </w:r>
+      <w:r>
+        <w:t xml:space="preserve"> Ride</w:t>
+      </w:r>
+      <w:r>
+        <w:t>-</w:t>
+      </w:r>
+      <w:r>
+        <w:t>sharing and navigation systems frequently combine GPS traces with road</w:t>
+      </w:r>
+      <w:r>
+        <w:t>-</w:t>
+      </w:r>
+      <w:r>
+        <w:t>network information to infer likely paths and estimate near</w:t>
+      </w:r>
+      <w:r>
+        <w:t>-</w:t>
+      </w:r>
+      <w:r>
+        <w:t>term movement</w:t>
+      </w:r>
+      <w:r>
+        <w:t>.</w:t>
+      </w:r>
+      <w:r>
+        <w:t xml:space="preserve"> </w:t>
+      </w:r>
+      <w:r>
+        <w:lastRenderedPageBreak/>
+        <w:t>Large</w:t>
+      </w:r>
+      <w:r>
+        <w:t>-</w:t>
+      </w:r>
+      <w:r>
+        <w:t xml:space="preserve">scale navigation systems such as Google Maps </w:t>
+      </w:r>
+      <w:r>
+        <w:t>demonstrate the practical importance of learned mobility models for estimating</w:t>
+      </w:r>
+      <w:r>
+        <w:t xml:space="preserve"> arrival times and </w:t>
+      </w:r>
+      <w:r>
+        <w:t>detecting</w:t>
+      </w:r>
+      <w:r>
+        <w:t xml:space="preserve"> deviations from expected behavior (Derrow-Pinion et al., 2021).</w:t>
+      </w:r>
+    </w:p>
+    <w:p>
+      <w:r>
+        <w:t>Recent advances in machine learning have led to the adoption of sequence-based neural models for trajectory prediction. Recurrent neural networks, particularly long short-term memory (LSTM) networks and gated recurrent units (GRUs), were originally developed to capture long-range temporal dependencies in sequential data (Hochreiter &amp; Schmidhuber</w:t>
+      </w:r>
+      <w:r>
+        <w:t>, 1997; Cho et al., 2014). These architectures have since been adapted for mobility forecasting, where they can learn nonlinear relationships between displacement, speed, heading, and future motion. The GeoLife dataset itself has also been widely used to study human mobility patterns from GPS traces (Zheng et al., 2008</w:t>
+      </w:r>
+      <w:r>
+        <w:t>), and Zheng et al. (2010) later described GeoLife as a collaborative social networking service connecting users, locations, and trajectories.</w:t>
+      </w:r>
+    </w:p>
+    <w:p>
       <w:pPr>
         <w:rPr>
           <w:kern w:val="2"/>
@@ -1200,353 +1387,393 @@
         </w:rPr>
       </w:pPr>
       <w:r>
-        <w:t>Commercial mobility platforms also address short</w:t>
+        <w:t>Temporal convolutional networks (TCNs) represent another major development in sequence modeling. By using dilated causal convolutions, TCNs can model long temporal contexts efficiently while maintaining stable gradients and low inference latency. Bai et al. (2018) demonstrated that TCNs outperform many recurrent architectures on sequence</w:t>
       </w:r>
       <w:r>
         <w:noBreakHyphen/>
-        <w:t>term motion prediction using map</w:t>
-      </w:r>
-      <w:r>
-        <w:noBreakHyphen/>
-        <w:t>matching algorithms and route</w:t>
-      </w:r>
-      <w:r>
-        <w:noBreakHyphen/>
-        <w:t>constrained forecasting. Ride</w:t>
-      </w:r>
-      <w:r>
-        <w:noBreakHyphen/>
-        <w:t>sharing and navigation systems frequently combine GPS traces with road</w:t>
-      </w:r>
-      <w:r>
-        <w:noBreakHyphen/>
-        <w:t>network information to infer likely paths and estimate near</w:t>
-      </w:r>
-      <w:r>
-        <w:noBreakHyphen/>
-        <w:t xml:space="preserve">term movement (Zandbergen &amp; Barbeau, </w:t>
-      </w:r>
-      <w:r>
-        <w:t>2011). Large</w:t>
-      </w:r>
-      <w:r>
-        <w:noBreakHyphen/>
-        <w:t>scale navigation systems such as Google Maps use learned motion models to predict driver arrival times and detect deviations from expected behavior, demonstrating the practical importance of short</w:t>
-      </w:r>
-      <w:r>
-        <w:noBreakHyphen/>
-        <w:t>horizon forecasting in operational environments (Derrow-Pinion et al., 2021).</w:t>
+        <w:t xml:space="preserve">prediction tasks, making them </w:t>
+      </w:r>
+      <w:proofErr w:type="gramStart"/>
+      <w:r>
+        <w:t>promising</w:t>
+      </w:r>
+      <w:proofErr w:type="gramEnd"/>
+      <w:r>
+        <w:t xml:space="preserve"> for real-time forecasting applications. Their ability to process sequences in parallel also makes them attractive for deployment in systems requiring rapid inference.</w:t>
       </w:r>
     </w:p>
     <w:p>
       <w:r>
-        <w:t xml:space="preserve">Recent advances in machine learning have led to the adoption of sequence‑based neural models for trajectory prediction. Recurrent neural networks, particularly long short‑term memory (LSTM) networks and gated recurrent units (GRUs), were originally developed to capture long‑range temporal dependencies in sequential data (Hochreiter &amp; </w:t>
-      </w:r>
-      <w:proofErr w:type="spellStart"/>
-      <w:r>
-        <w:t>Schmidhuber</w:t>
-      </w:r>
-      <w:proofErr w:type="spellEnd"/>
-      <w:r>
-        <w:t>, 1997; Cho et al., 2014). These architectures have since been adapted for mobility forecasting, where they learn nonlinear relationships between displacement, speed, heading, and future motion. Studies applying LSTMs and GRUs to pedestrian and vehicle trajectories have shown substantial improvements over classical baselines, especially in settings with irregular motion patterns or noisy sensor inputs (Zheng et al., 2008).</w:t>
+        <w:t xml:space="preserve">Several academic and commercial projects illustrate methods related to the problem addressed in this capstone. </w:t>
+      </w:r>
+      <w:r>
+        <w:t>Recurrent</w:t>
+      </w:r>
+      <w:r>
+        <w:t xml:space="preserve"> models </w:t>
+      </w:r>
+      <w:r>
+        <w:t>such as LSTMs</w:t>
+      </w:r>
+      <w:r>
+        <w:t xml:space="preserve"> and </w:t>
+      </w:r>
+      <w:r>
+        <w:t xml:space="preserve">GRUs are commonly used for </w:t>
+      </w:r>
+      <w:r>
+        <w:t>sequential</w:t>
+      </w:r>
+      <w:r>
+        <w:t xml:space="preserve"> prediction </w:t>
+      </w:r>
+      <w:r>
+        <w:t>problems because they can model temporal dependencies in ordered data</w:t>
+      </w:r>
+      <w:r>
+        <w:t xml:space="preserve">, while </w:t>
+      </w:r>
+      <w:r>
+        <w:t>TCNs have</w:t>
+      </w:r>
+      <w:r>
+        <w:t xml:space="preserve"> been used in real-time sequence modeling contexts where low latency and temporal stability are important (Bai et al., 2018). Commercial navigation systems combine kinematic, map-based, and learned models to estimate travel time and detect anomalous movement. Collectively, these examples demonstrate that sequence-based neural </w:t>
+      </w:r>
+      <w:proofErr w:type="gramStart"/>
+      <w:r>
+        <w:t>architectures</w:t>
+      </w:r>
+      <w:proofErr w:type="gramEnd"/>
+      <w:r>
+        <w:t xml:space="preserve"> and derived kinematic features are relevant to GPS-only short-horizon trajectory forecasting.</w:t>
       </w:r>
     </w:p>
     <w:p>
       <w:pPr>
-        <w:rPr>
-          <w:kern w:val="2"/>
-          <w14:ligatures w14:val="standardContextual"/>
-        </w:rPr>
-      </w:pPr>
-      <w:r>
-        <w:t>Temporal convolutional networks (TCNs) represent another major development in sequence modeling. By using dilated causal convolutions, TCNs can model long temporal contexts efficiently while maintaining stable gradients and low inference latency. Bai et al. (2018) demonstrated that TCNs outperform many recurrent architectures on sequence</w:t>
-      </w:r>
-      <w:r>
-        <w:noBreakHyphen/>
-        <w:t xml:space="preserve">prediction tasks, making them </w:t>
-      </w:r>
-      <w:proofErr w:type="gramStart"/>
-      <w:r>
-        <w:t>promising</w:t>
-      </w:r>
-      <w:proofErr w:type="gramEnd"/>
-      <w:r>
-        <w:t xml:space="preserve"> for real-time forecasting applications. Their ability to process sequences in parallel also makes them attractive for deployment in systems requiring rapid inference.</w:t>
+        <w:pStyle w:val="Heading1"/>
+      </w:pPr>
+      <w:r>
+        <w:t>4 Methodology</w:t>
       </w:r>
     </w:p>
     <w:p>
       <w:r>
-        <w:t xml:space="preserve">Several academic and commercial projects illustrate the application of these methods to problems </w:t>
+        <w:t>The forecasting system developed for this project uses engineered kinematic features, sliding</w:t>
+      </w:r>
+      <w:r>
+        <w:t>-</w:t>
+      </w:r>
+      <w:r>
+        <w:t>window sequence extraction, and three deep learning architectures—GRU, LSTM, and a Temporal Convolutional Network (TCN)—to predict short</w:t>
+      </w:r>
+      <w:r>
+        <w:t>-</w:t>
+      </w:r>
+      <w:r>
+        <w:t xml:space="preserve">horizon </w:t>
+      </w:r>
+      <w:r>
+        <w:t>displacement</w:t>
+      </w:r>
+      <w:r>
+        <w:t xml:space="preserve"> from GPS</w:t>
+      </w:r>
+      <w:r>
+        <w:t>-</w:t>
+      </w:r>
+      <w:r>
+        <w:t>derived inputs. A classical constant</w:t>
+      </w:r>
+      <w:r>
+        <w:t>-</w:t>
+      </w:r>
+      <w:r>
+        <w:t xml:space="preserve">velocity baseline model is included to contextualize the performance of the learned models. This section describes the model </w:t>
       </w:r>
       <w:proofErr w:type="gramStart"/>
       <w:r>
-        <w:t>similar to</w:t>
+        <w:t>architectures</w:t>
       </w:r>
       <w:proofErr w:type="gramEnd"/>
       <w:r>
-        <w:t xml:space="preserve"> the one addressed in this </w:t>
-      </w:r>
-      <w:r>
-        <w:lastRenderedPageBreak/>
-        <w:t>capstone. LSTM‑based models have been used to predict pedestrian trajectories in crowded environments, vehicle motion in urban traffic, and multimodal mobility patterns across large‑scale GPS datasets (Zheng et al., 2008). GRU‑based encoder–decoder architectures have been applied to short‑term motion prediction in transportation networks, while TCNs have been used in real‑time mobility analytics where low latency and temporal stability are critical (Bai et al., 2018). Commercial navigation systems employ variants of kinematic and learned motion models to estimate driver arrival times and detect anomalous movement. Collectively, these examples demonstrate that sequence‑based neural architectures and derived kinematic features are well‑suited for short‑horizon trajectory forecasting using GPS‑only inputs.</w:t>
+        <w:t>, preprocessing pipeline, training procedures, and optimization strategy used in the project.</w:t>
       </w:r>
     </w:p>
     <w:p>
-      <w:pPr>
-        <w:pStyle w:val="Heading1"/>
-      </w:pPr>
-      <w:r>
-        <w:t>4 Methodology</w:t>
+      <w:r>
+        <w:t>The forecasting problem is formulated as a supervised sequence</w:t>
+      </w:r>
+      <w:r>
+        <w:t>-</w:t>
+      </w:r>
+      <w:r>
+        <w:t>to</w:t>
+      </w:r>
+      <w:r>
+        <w:t>-</w:t>
+      </w:r>
+      <w:r>
+        <w:t>sequence task. Each model receives a fixed</w:t>
+      </w:r>
+      <w:r>
+        <w:t>-</w:t>
+      </w:r>
+      <w:r>
+        <w:t>length input window of twenty consecutive motion states and predicts two</w:t>
+      </w:r>
+      <w:r>
+        <w:t>-</w:t>
+      </w:r>
+      <w:r>
+        <w:t xml:space="preserve">dimensional displacement for the next </w:t>
+      </w:r>
+      <w:proofErr w:type="gramStart"/>
+      <w:r>
+        <w:t xml:space="preserve">five </w:t>
+      </w:r>
+      <w:r>
+        <w:t>time</w:t>
+      </w:r>
+      <w:proofErr w:type="gramEnd"/>
+      <w:r>
+        <w:t xml:space="preserve"> steps.</w:t>
+      </w:r>
+      <w:r>
+        <w:t xml:space="preserve"> </w:t>
+      </w:r>
+      <w:r>
+        <w:t xml:space="preserve">Raw latitude and longitude are first projected from WGS84 coordinates into UTM Zone 48 so that model inputs and displacement targets are represented in planar meters. </w:t>
+      </w:r>
+      <w:r>
+        <w:t>Each motion state includes six engineered features</w:t>
+      </w:r>
+      <w:r>
+        <w:t xml:space="preserve">: dx, </w:t>
+      </w:r>
+      <w:proofErr w:type="spellStart"/>
+      <w:r>
+        <w:t>dy</w:t>
+      </w:r>
+      <w:proofErr w:type="spellEnd"/>
+      <w:r>
+        <w:t>,</w:t>
+      </w:r>
+      <w:r>
+        <w:t xml:space="preserve"> speed, acceleration, </w:t>
+      </w:r>
+      <w:r>
+        <w:t xml:space="preserve">heading, </w:t>
+      </w:r>
+      <w:r>
+        <w:t xml:space="preserve">and turn rate. These variables capture translational and rotational motion dynamics </w:t>
+      </w:r>
+      <w:r>
+        <w:t xml:space="preserve">from GPS-only inputs </w:t>
+      </w:r>
+      <w:r>
+        <w:lastRenderedPageBreak/>
+        <w:t xml:space="preserve">while keeping the </w:t>
+      </w:r>
+      <w:r>
+        <w:t xml:space="preserve">forecasting </w:t>
+      </w:r>
+      <w:r>
+        <w:t>horizon limited to one through five seconds ahead.</w:t>
       </w:r>
     </w:p>
     <w:p>
       <w:r>
-        <w:t>The forecasting system developed for this project uses engineered kinematic features, sliding</w:t>
+        <w:t>A simple kinematic baseline model was implemented to provide a lower</w:t>
       </w:r>
       <w:r>
         <w:noBreakHyphen/>
-        <w:t>window sequence extraction, and three deep learning architectures—GRU, LSTM, and a Temporal Convolutional Network (TCN)—to predict short</w:t>
-      </w:r>
-      <w:r>
-        <w:noBreakHyphen/>
-        <w:t>horizon motion from GPS</w:t>
-      </w:r>
-      <w:r>
-        <w:noBreakHyphen/>
-        <w:t>derived inputs. A classical constant</w:t>
-      </w:r>
-      <w:r>
-        <w:noBreakHyphen/>
-        <w:t xml:space="preserve">velocity baseline model is included to contextualize the performance of the learned models. This section describes the final model </w:t>
-      </w:r>
-      <w:r>
-        <w:t>architecture</w:t>
-      </w:r>
-      <w:r>
-        <w:t>, preprocessing pipeline, training procedures, and optimization strategy used in the project.</w:t>
+        <w:t>bound reference for evaluating the learned architectures. The baseline assumes constant velocity over the prediction horizon by extrapolating the most recent observed displacement. It computes the difference between the final two positions in the input window and repeats this displacement for each of the five future timesteps. Using the same window generator and evaluation metrics as the learned models ensures a fair comparison.</w:t>
       </w:r>
     </w:p>
     <w:p>
       <w:r>
-        <w:t>The forecasting problem is formulated as a supervised sequence</w:t>
-      </w:r>
-      <w:r>
-        <w:t>-</w:t>
-      </w:r>
-      <w:r>
-        <w:t>to</w:t>
-      </w:r>
-      <w:r>
-        <w:t>-</w:t>
-      </w:r>
-      <w:r>
-        <w:t>sequence task. Each model receives a fixed</w:t>
-      </w:r>
-      <w:r>
-        <w:t>-</w:t>
-      </w:r>
-      <w:r>
-        <w:t>length input window of twenty consecutive motion states and predicts the two</w:t>
-      </w:r>
-      <w:r>
-        <w:t>-</w:t>
-      </w:r>
-      <w:r>
-        <w:t xml:space="preserve">dimensional displacement for the next </w:t>
+        <w:t xml:space="preserve">Three neural architectures were developed to explore different approaches to temporal modeling. The GRU model consists of a single gated recurrent unit layer with 64 hidden units, followed by a fully connected layer that maps the final hidden state to the ten displacement outputs. The LSTM model mirrors this structure, replacing the GRU layer with a </w:t>
       </w:r>
       <w:proofErr w:type="gramStart"/>
       <w:r>
-        <w:t xml:space="preserve">five </w:t>
-      </w:r>
-      <w:r>
-        <w:t>time</w:t>
+        <w:t>long short</w:t>
       </w:r>
       <w:proofErr w:type="gramEnd"/>
       <w:r>
-        <w:t xml:space="preserve"> steps.</w:t>
-      </w:r>
-      <w:r>
-        <w:t xml:space="preserve"> Each motion state includes six engineered features derived from raw GPS coordinates: </w:t>
-      </w:r>
-      <w:r>
-        <w:t>standardized</w:t>
-      </w:r>
-      <w:r>
-        <w:t xml:space="preserve"> latitude and longitude deltas, instantaneous speed, heading, linear </w:t>
-      </w:r>
-      <w:r>
-        <w:t>acceleration, and turn rate. These variables capture both translational and rotational motion dynamics and are commonly used in mobility modeling and navigation systems. Although many GPS</w:t>
-      </w:r>
-      <w:r>
-        <w:t>-</w:t>
-      </w:r>
-      <w:r>
-        <w:t xml:space="preserve">based forecasting pipelines convert coordinates into a Cartesian frame such as ENU, the final implementation for this project operated entirely in </w:t>
-      </w:r>
-      <w:r>
-        <w:t>standardized</w:t>
-      </w:r>
-      <w:r>
-        <w:t xml:space="preserve"> latitude/longitude space. All displacement metrics therefore reflect </w:t>
-      </w:r>
-      <w:r>
-        <w:t>standardized</w:t>
-      </w:r>
-      <w:r>
-        <w:t xml:space="preserve"> coordinate units rather than physical distances in meters.</w:t>
+        <w:noBreakHyphen/>
+        <w:t>term memory layer of the same width. Both architectures are designed to capture temporal dependencies through gating mechanisms that regulate information flow.</w:t>
       </w:r>
     </w:p>
     <w:p>
       <w:r>
-        <w:t>A simple kinematic baseline model was implemented to provide a lower</w:t>
+        <w:t xml:space="preserve">The TCN model incorporates </w:t>
+      </w:r>
+      <w:proofErr w:type="gramStart"/>
+      <w:r>
+        <w:t>a deeper</w:t>
+      </w:r>
+      <w:proofErr w:type="gramEnd"/>
+      <w:r>
+        <w:t xml:space="preserve"> and more expressive architecture. It uses five temporal convolutional blocks with dilation factors of 1, 2, 4, 8, and 16, enabling the receptive field to span and exceed the twenty</w:t>
       </w:r>
       <w:r>
         <w:noBreakHyphen/>
-        <w:t>bound reference for evaluating the learned architectures. The baseline assumes constant velocity over the prediction horizon by extrapolating the most recent observed displacement. It computes the difference between the final two positions in the input window and repeats this displacement for each of the five future timesteps. Using the same window generator and evaluation metrics as the learned models ensures a fair comparison.</w:t>
+        <w:t xml:space="preserve">step input window. Each block includes a dilated convolution, batch normalization, </w:t>
+      </w:r>
+      <w:proofErr w:type="spellStart"/>
+      <w:r>
+        <w:t>ReLU</w:t>
+      </w:r>
+      <w:proofErr w:type="spellEnd"/>
+      <w:r>
+        <w:t xml:space="preserve"> activation, dropout, and a residual connection. Sinusoidal positional encodings are added to the input sequence to provide temporal context, and a multi</w:t>
+      </w:r>
+      <w:r>
+        <w:noBreakHyphen/>
+        <w:t>head self</w:t>
+      </w:r>
+      <w:r>
+        <w:noBreakHyphen/>
+        <w:t xml:space="preserve">attention layer with four heads processes the temporal features after the convolutional stack. A final fully connected layer maps the attended representation to the displacement outputs. This architecture was selected to evaluate whether </w:t>
+      </w:r>
+      <w:r>
+        <w:t>convolutional temporal modeling and attention mechanisms can outperform recurrent baselines in short</w:t>
+      </w:r>
+      <w:r>
+        <w:noBreakHyphen/>
+        <w:t>horizon forecasting.</w:t>
       </w:r>
     </w:p>
     <w:p>
       <w:r>
-        <w:t xml:space="preserve">Three neural architectures were developed to explore different approaches to temporal modeling. The GRU model consists of a single gated recurrent unit layer with 64 hidden units, followed by a fully connected layer that maps the final hidden state to the ten displacement outputs. The LSTM model mirrors this structure, replacing the GRU layer with a </w:t>
+        <w:t xml:space="preserve">Training follows a unified pipeline across all models. The GeoLife dataset is split at the trajectory level into 60 percent training, 20 percent validation, and 20 percent test sets to prevent </w:t>
+      </w:r>
+      <w:r>
+        <w:t xml:space="preserve">segments of the same trajectory from appearing across splits. Before modeling, malformed rows, duplicate timestamps, and non-forward time steps are removed; GPS jumps greater than 100 meters are rejected; projected trajectories are resampled to 1 Hz using time interpolation; and future targets are encoded as displacements relative to the last observed window position. Global normalization is computed before the split and retained in the tuned pipeline, which means validation and test trajectories share the same scaling statistics as the full dataset. This is a methodological limitation and should not be characterized as </w:t>
       </w:r>
       <w:proofErr w:type="gramStart"/>
       <w:r>
-        <w:t>long short</w:t>
+        <w:t>leakage-safe</w:t>
       </w:r>
       <w:proofErr w:type="gramEnd"/>
       <w:r>
-        <w:noBreakHyphen/>
-        <w:t>term memory layer of the same width. Both architectures are designed to capture temporal dependencies through gating mechanisms that regulate information flow.</w:t>
+        <w:t>. The tuned pipeline also applies per-window normalization to improve numerical stability, while a</w:t>
+      </w:r>
+      <w:r>
+        <w:t xml:space="preserve"> streaming generator </w:t>
+      </w:r>
+      <w:r>
+        <w:t>creates</w:t>
+      </w:r>
+      <w:r>
+        <w:t xml:space="preserve"> input windows and displacement targets without loading all windows into memory simultaneously.</w:t>
       </w:r>
     </w:p>
     <w:p>
       <w:r>
-        <w:t xml:space="preserve">The TCN model incorporates </w:t>
-      </w:r>
-      <w:proofErr w:type="gramStart"/>
-      <w:r>
-        <w:t>a deeper</w:t>
-      </w:r>
-      <w:proofErr w:type="gramEnd"/>
-      <w:r>
-        <w:t xml:space="preserve"> and more expressive architecture. It uses five temporal convolutional blocks with dilation factors of 1, 2, 4, 8, and 16, enabling the receptive field to span and exceed the twenty</w:t>
-      </w:r>
-      <w:r>
-        <w:noBreakHyphen/>
-        <w:t xml:space="preserve">step input window. Each block includes a dilated convolution, batch </w:t>
-      </w:r>
-      <w:r>
-        <w:lastRenderedPageBreak/>
-        <w:t xml:space="preserve">normalization, </w:t>
-      </w:r>
-      <w:proofErr w:type="spellStart"/>
-      <w:r>
-        <w:t>ReLU</w:t>
-      </w:r>
-      <w:proofErr w:type="spellEnd"/>
-      <w:r>
-        <w:t xml:space="preserve"> activation, dropout, and a residual connection. Sinusoidal positional encodings are added to the input sequence to provide temporal context, and a multi</w:t>
-      </w:r>
-      <w:r>
-        <w:noBreakHyphen/>
-        <w:t>head self</w:t>
-      </w:r>
-      <w:r>
-        <w:noBreakHyphen/>
-        <w:t>attention layer with four heads processes the temporal features after the convolutional stack. A final fully connected layer maps the attended representation to the displacement outputs. This architecture was selected to evaluate whether convolutional temporal modeling and attention mechanisms can outperform recurrent baselines in short</w:t>
-      </w:r>
-      <w:r>
-        <w:noBreakHyphen/>
-        <w:t>horizon forecasting.</w:t>
+        <w:t>All models are trained using the Adam optimizer with a learning rate of 1×10⁻³ and mean squared error loss</w:t>
+      </w:r>
+      <w:r>
+        <w:t xml:space="preserve"> (Kingma &amp; Ba, 2015).</w:t>
+      </w:r>
+      <w:r>
+        <w:t xml:space="preserve"> Training proceeds for twenty epochs, with progress and system</w:t>
+      </w:r>
+      <w:r>
+        <w:t>-</w:t>
+      </w:r>
+      <w:r>
+        <w:t xml:space="preserve">resource heartbeats logged periodically. </w:t>
+      </w:r>
+      <w:r>
+        <w:t>Because some GeoLife trajectories contain tens of thousands of samples, adaptive caps limit</w:t>
+      </w:r>
+      <w:r>
+        <w:t xml:space="preserve"> the number of windows </w:t>
+      </w:r>
+      <w:r>
+        <w:t>extracted from any single</w:t>
+      </w:r>
+      <w:r>
+        <w:t xml:space="preserve"> trajectory</w:t>
+      </w:r>
+      <w:r>
+        <w:t>. The default cap is 5,000 windows,</w:t>
+      </w:r>
+      <w:r>
+        <w:t xml:space="preserve"> </w:t>
+      </w:r>
+      <w:r>
+        <w:t>with</w:t>
+      </w:r>
+      <w:r>
+        <w:t xml:space="preserve"> </w:t>
+      </w:r>
+      <w:r>
+        <w:t xml:space="preserve">lower caps for very large </w:t>
+      </w:r>
+      <w:r>
+        <w:t xml:space="preserve">trajectory </w:t>
+      </w:r>
+      <w:r>
+        <w:t>collections</w:t>
+      </w:r>
+      <w:r>
+        <w:t xml:space="preserve"> and </w:t>
+      </w:r>
+      <w:r>
+        <w:t>model-specific overrides used during tuning.</w:t>
+      </w:r>
+      <w:r>
+        <w:t xml:space="preserve"> This approach maintains computational feasibility while preserving temporal diversity </w:t>
+      </w:r>
+      <w:r>
+        <w:t>across</w:t>
+      </w:r>
+      <w:r>
+        <w:t xml:space="preserve"> the dataset.</w:t>
       </w:r>
     </w:p>
     <w:p>
       <w:r>
-        <w:t xml:space="preserve">Training follows a unified pipeline across all models. The </w:t>
-      </w:r>
-      <w:proofErr w:type="spellStart"/>
-      <w:r>
-        <w:t>GeoLife</w:t>
-      </w:r>
-      <w:proofErr w:type="spellEnd"/>
-      <w:r>
-        <w:t xml:space="preserve"> dataset is split at the trajectory level into 60 percent training, 20 percent validation, and 20 percent test sets to prevent leakage between segments of the same trajectory. </w:t>
-      </w:r>
-      <w:r>
-        <w:t>Standardization</w:t>
-      </w:r>
-      <w:r>
-        <w:t xml:space="preserve"> parameters are computed </w:t>
-      </w:r>
-      <w:r>
-        <w:t>from the</w:t>
-      </w:r>
-      <w:r>
-        <w:t xml:space="preserve"> training trajectories, and each sliding window is additionally </w:t>
-      </w:r>
-      <w:r>
-        <w:t>centered locally</w:t>
-      </w:r>
-      <w:r>
-        <w:t xml:space="preserve"> to </w:t>
-      </w:r>
-      <w:r>
-        <w:t>improve numerical stability.</w:t>
-      </w:r>
-      <w:r>
-        <w:t xml:space="preserve"> A streaming window generator produces batches of input windows and future displacement targets without loading all windows into memory simultaneously. Because some </w:t>
-      </w:r>
-      <w:proofErr w:type="spellStart"/>
-      <w:r>
-        <w:t>GeoLife</w:t>
-      </w:r>
-      <w:proofErr w:type="spellEnd"/>
-      <w:r>
-        <w:t xml:space="preserve"> trajectories contain tens of thousands of samples, adaptive caps are applied to limit the number of windows extracted from any single trajectory, ensuring consistent batch sizes and preventing memory exhaustion.</w:t>
-      </w:r>
-    </w:p>
-    <w:p>
-      <w:r>
-        <w:t>All models are trained using the Adam optimizer with a learning rate of 1×10⁻³ and mean squared error loss</w:t>
-      </w:r>
-      <w:r>
-        <w:t xml:space="preserve"> (Kingma &amp; Ba, 2015).</w:t>
-      </w:r>
-      <w:r>
-        <w:t xml:space="preserve"> Training proceeds for twenty epochs, with progress and system</w:t>
-      </w:r>
-      <w:r>
-        <w:t>-</w:t>
-      </w:r>
-      <w:r>
-        <w:t xml:space="preserve">resource heartbeats logged periodically. </w:t>
-      </w:r>
-      <w:r>
-        <w:t>Effective</w:t>
-      </w:r>
-      <w:r>
-        <w:t xml:space="preserve"> batch </w:t>
-      </w:r>
-      <w:r>
-        <w:t>composition depends on</w:t>
-      </w:r>
-      <w:r>
-        <w:t xml:space="preserve"> the number of windows generated per trajectory, which varies </w:t>
-      </w:r>
-      <w:r>
-        <w:t>with</w:t>
-      </w:r>
-      <w:r>
-        <w:t xml:space="preserve"> trajectory length and the adaptive caps. This approach maintains computational feasibility while preserving the temporal diversity of the dataset.</w:t>
-      </w:r>
-    </w:p>
-    <w:p>
-      <w:r>
-        <w:t>Model optimization involved iterative adjustments to architectural and training hyperparameters. Hidden sizes of 32, 64, and 128 were evaluated for the recurrent models, along with variations in dropout rates and learning rates. For the TCN, the number of convolutional layers, dilation schedule, and attention</w:t>
-      </w:r>
-      <w:r>
-        <w:noBreakHyphen/>
-        <w:t>head count were explored. Window caps were tuned to balance memory constraints with training diversity. These optimization experiments informed the final architecture selections described above; comparative performance outcomes are presented in the Results section.</w:t>
+        <w:lastRenderedPageBreak/>
+        <w:t xml:space="preserve">Model optimization involved iterative adjustments to architectural and training hyperparameters. Hidden sizes of 32, 64, and 128 were evaluated for recurrent models, along with variations in dropout rates and learning rates. </w:t>
+      </w:r>
+      <w:r>
+        <w:t xml:space="preserve">The tuned </w:t>
+      </w:r>
+      <w:r>
+        <w:t>TCN</w:t>
+      </w:r>
+      <w:r>
+        <w:t xml:space="preserve"> uses a substantially deeper architecture than the pre-tuning version, including five dilated</w:t>
+      </w:r>
+      <w:r>
+        <w:t xml:space="preserve"> convolutional </w:t>
+      </w:r>
+      <w:r>
+        <w:t>levels, dropout, batch normalization, residual connections, sinusoidal positional encoding</w:t>
+      </w:r>
+      <w:r>
+        <w:t xml:space="preserve">, and </w:t>
+      </w:r>
+      <w:r>
+        <w:t>four-head self-</w:t>
+      </w:r>
+      <w:r>
+        <w:t>attention</w:t>
+      </w:r>
+      <w:r>
+        <w:t>.</w:t>
+      </w:r>
+      <w:r>
+        <w:t xml:space="preserve"> Window caps were tuned to balance memory constraints with training diversity</w:t>
+      </w:r>
+      <w:r>
+        <w:t>, including separate overrides for the recurrent models and the TCN.</w:t>
+      </w:r>
+      <w:r>
+        <w:t xml:space="preserve"> These optimization experiments informed the final architecture selections described above; comparative performance outcomes are presented in the Results section.</w:t>
       </w:r>
     </w:p>
     <w:p>
@@ -1579,228 +1806,185 @@
     </w:p>
     <w:p>
       <w:r>
-        <w:t>Model performance was evaluated using three displacement</w:t>
+        <w:t xml:space="preserve">Model performance was evaluated using Average Displacement Error (ADE), </w:t>
+      </w:r>
+      <w:r>
+        <w:t xml:space="preserve">Final Displacement Error (FDE), and </w:t>
+      </w:r>
+      <w:r>
+        <w:t>Maximum Displacement Error (MDE</w:t>
+      </w:r>
+      <w:r>
+        <w:t>), three standard metrics for short-horizon trajectory forecasting.</w:t>
+      </w:r>
+      <w:r>
+        <w:t xml:space="preserve"> These metrics quantify how far predicted positions deviate from ground</w:t>
       </w:r>
       <w:r>
         <w:t>-</w:t>
       </w:r>
       <w:r>
-        <w:t>based metrics commonly used in short</w:t>
+        <w:t>truth future positions over the five</w:t>
       </w:r>
       <w:r>
         <w:t>-</w:t>
       </w:r>
       <w:r>
-        <w:t>horizon trajectory forecasting: Average Displacement Error (ADE), Maximum Displacement Error (MDE), and Final Displacement Error (FDE). These metrics quantify how far predicted positions deviate from ground</w:t>
-      </w:r>
-      <w:r>
-        <w:t>-</w:t>
-      </w:r>
-      <w:r>
-        <w:t>truth future positions over the five</w:t>
-      </w:r>
-      <w:r>
-        <w:t>-</w:t>
-      </w:r>
-      <w:r>
-        <w:t xml:space="preserve">step prediction horizon. All metrics were computed directly in </w:t>
-      </w:r>
-      <w:r>
-        <w:t xml:space="preserve">standardized </w:t>
-      </w:r>
-      <w:r>
-        <w:t xml:space="preserve">latitude and longitude coordinate space. </w:t>
-      </w:r>
-      <w:r>
-        <w:t xml:space="preserve">In this project, </w:t>
-      </w:r>
-      <w:r>
-        <w:t>standardized coordinate units refer</w:t>
-      </w:r>
-      <w:r>
-        <w:t xml:space="preserve"> to coordinate values </w:t>
-      </w:r>
-      <w:r>
-        <w:t>scaled using</w:t>
-      </w:r>
-      <w:r>
-        <w:t xml:space="preserve"> training-set statistics rather than min-max scaling to a 0–1 range. As a result, the reported displacement errors should be interpreted as errors in standardized coordinate units, not as meters, degrees, or proportions of a unit interval. </w:t>
-      </w:r>
-      <w:r>
-        <w:t>Evaluation was conducted on both validation and held</w:t>
-      </w:r>
-      <w:r>
-        <w:t>-</w:t>
-      </w:r>
-      <w:r>
-        <w:t>out test trajectories to assess generalization.</w:t>
+        <w:t xml:space="preserve">step prediction horizon. </w:t>
+      </w:r>
+      <w:r>
+        <w:t>Because raw WGS84</w:t>
+      </w:r>
+      <w:r>
+        <w:t xml:space="preserve"> </w:t>
+      </w:r>
+      <w:r>
+        <w:t xml:space="preserve">latitude and longitude </w:t>
+      </w:r>
+      <w:r>
+        <w:t>were projected</w:t>
+      </w:r>
+      <w:r>
+        <w:t xml:space="preserve"> to </w:t>
+      </w:r>
+      <w:r>
+        <w:t>UTM Zone 48 before feature generation and modeling</w:t>
+      </w:r>
+      <w:r>
+        <w:t xml:space="preserve">, the reported errors </w:t>
+      </w:r>
+      <w:r>
+        <w:t>are</w:t>
+      </w:r>
+      <w:r>
+        <w:t xml:space="preserve"> interpreted </w:t>
+      </w:r>
+      <w:r>
+        <w:t xml:space="preserve">in </w:t>
+      </w:r>
+      <w:r>
+        <w:t>meters</w:t>
+      </w:r>
+      <w:r>
+        <w:t xml:space="preserve"> rather than </w:t>
+      </w:r>
+      <w:r>
+        <w:t xml:space="preserve">degrees, </w:t>
+      </w:r>
+      <w:r>
+        <w:t xml:space="preserve">standardized coordinate units, </w:t>
+      </w:r>
+      <w:r>
+        <w:t xml:space="preserve">or </w:t>
+      </w:r>
+      <w:r>
+        <w:t>normalized units.</w:t>
+      </w:r>
+      <w:r>
+        <w:t xml:space="preserve"> </w:t>
+      </w:r>
+      <w:r>
+        <w:t xml:space="preserve">Evaluation was conducted on </w:t>
+      </w:r>
+      <w:r>
+        <w:t>held-out test trajectories using displacement targets measured relative to the last observed position in each input window.</w:t>
       </w:r>
     </w:p>
     <w:p>
       <w:r>
-        <w:t>The initial, pre</w:t>
-      </w:r>
-      <w:r>
-        <w:t>-</w:t>
-      </w:r>
-      <w:r>
-        <w:t>tuning results revealed clear differences in model stability and accuracy. The constant</w:t>
-      </w:r>
-      <w:r>
-        <w:t>-</w:t>
-      </w:r>
-      <w:r>
-        <w:t xml:space="preserve">velocity baseline performed poorly on MDE, </w:t>
-      </w:r>
-      <w:r>
-        <w:t>reaching</w:t>
-      </w:r>
-      <w:r>
-        <w:t xml:space="preserve"> 8.448 </w:t>
-      </w:r>
-      <w:r>
-        <w:t xml:space="preserve">on the test set </w:t>
-      </w:r>
-      <w:r>
-        <w:t xml:space="preserve">in </w:t>
-      </w:r>
-      <w:r>
-        <w:t xml:space="preserve">standardized </w:t>
-      </w:r>
-      <w:r>
-        <w:t>coordinate units</w:t>
-      </w:r>
-      <w:r>
-        <w:t xml:space="preserve">. This value does not represent 8.448 meters or a </w:t>
-      </w:r>
-      <w:r>
-        <w:t>proportion on</w:t>
-      </w:r>
-      <w:r>
-        <w:t xml:space="preserve"> a 0–1 </w:t>
-      </w:r>
-      <w:r>
-        <w:lastRenderedPageBreak/>
-        <w:t>scale</w:t>
-      </w:r>
-      <w:r>
-        <w:t>; instead, it indicates a large error relative to the training-set coordinate-displacement scale.</w:t>
-      </w:r>
-      <w:r>
-        <w:t xml:space="preserve"> This confirmed that simple kinematic extrapolation is insufficient for noisy GPS trajectories. The GRU and LSTM models substantially outperformed the baseline, achieving validation ADE values of 0.012 and 0.006, and test ADE values of 0.014 and 0.009. The LSTM consistently produced the lowest displacement errors among the recurrent models, which </w:t>
+        <w:t xml:space="preserve">The corrected test results show that the tuned LSTM was the strongest overall model. It achieved test ADE of 0.0020 m, FDE of 0.0032 m, and MDE of 0.0039 m. The GRU was also highly accurate, with ADE of 0.0031 m, FDE of 0.0046 m, and MDE of 0.0052 m. </w:t>
       </w:r>
       <w:proofErr w:type="gramStart"/>
       <w:r>
-        <w:t>aligns</w:t>
+        <w:t>The TCN</w:t>
       </w:r>
       <w:proofErr w:type="gramEnd"/>
       <w:r>
-        <w:t xml:space="preserve"> with prior work showing its strength in sequential prediction tasks. The TCN model showed mixed behavior in the pre</w:t>
-      </w:r>
-      <w:r>
-        <w:t>-</w:t>
-      </w:r>
-      <w:r>
-        <w:t>tuning phase. Its validation ADE of 0.014 was competitive with the GRU, but its validation MDE of 0.765 and test ADE of 0.048 were significantly higher. This instability was traced to extremely long trajectories that produced tens of thousands of windows, which caused memory pressure and degraded training quality.</w:t>
+        <w:t xml:space="preserve"> achieved the </w:t>
+      </w:r>
+      <w:r>
+        <w:t xml:space="preserve">highest ADE among the learned models at 0.0033 m, indicating that its deeper convolutional and attention-based architecture did not surpass the recurrent models on this task. Across all learned models, error increased from ADE to FDE and MDE, showing that later prediction steps are </w:t>
+      </w:r>
+      <w:r>
+        <w:t xml:space="preserve">generally </w:t>
+      </w:r>
+      <w:r>
+        <w:t xml:space="preserve">more difficult than earlier ones </w:t>
+      </w:r>
+      <w:r>
+        <w:t>over</w:t>
+      </w:r>
+      <w:r>
+        <w:t xml:space="preserve"> the one-to-five-second horizon.</w:t>
       </w:r>
     </w:p>
     <w:p>
       <w:r>
-        <w:t xml:space="preserve">The tuned TCN achieved strong overall performance once memory constraints were addressed. Its validation ADE of approximately 0.0024 and test ADE of approximately 0.0025 were competitive with the </w:t>
-      </w:r>
-      <w:r>
-        <w:t>recurrent models</w:t>
-      </w:r>
-      <w:r>
-        <w:t xml:space="preserve">, while its MDE values remained higher than those of the LSTM. Although </w:t>
-      </w:r>
-      <w:proofErr w:type="gramStart"/>
-      <w:r>
-        <w:t>the TCN</w:t>
-      </w:r>
-      <w:proofErr w:type="gramEnd"/>
-      <w:r>
-        <w:t xml:space="preserve"> did not outperform </w:t>
-      </w:r>
-      <w:proofErr w:type="gramStart"/>
-      <w:r>
-        <w:t>the LSTM</w:t>
-      </w:r>
-      <w:proofErr w:type="gramEnd"/>
-      <w:r>
-        <w:t xml:space="preserve"> </w:t>
-      </w:r>
-      <w:r>
-        <w:t>across the full set of</w:t>
-      </w:r>
-      <w:r>
-        <w:t xml:space="preserve"> </w:t>
-      </w:r>
-      <w:r>
-        <w:t>standardized</w:t>
-      </w:r>
-      <w:r>
-        <w:t xml:space="preserve"> displacement metrics, its stability improved substantially compared to the pre</w:t>
-      </w:r>
-      <w:r>
-        <w:t>-</w:t>
-      </w:r>
-      <w:r>
-        <w:t>tuning phase, demonstrating the importance of preprocessing and window</w:t>
-      </w:r>
-      <w:r>
-        <w:t>-</w:t>
-      </w:r>
-      <w:r>
-        <w:t>generation optimizations.</w:t>
+        <w:t>The constant-velocity baseline provides an important contrast to the learned models. Its test MDE was 8.448 m, substantially larger than the learned-model errors. This gap confirms that simple extrapolation from the final observed displacement is not sufficient for noisy GeoLife GPS trajectories, even over a short five-second forecast horizon. The learned models were able to use recent motion history, speed, acceleration, heading, and turn-rate information to produce much smaller displacement errors.</w:t>
       </w:r>
     </w:p>
     <w:p>
       <w:r>
-        <w:t xml:space="preserve">As shown in Figure </w:t>
-      </w:r>
-      <w:r>
-        <w:t>4</w:t>
-      </w:r>
-      <w:r>
-        <w:t>, all three models exhibit smooth and monotonic decreases in training loss, with no divergence between training and validation splits. This indicates that none of the tuned models exhibited severe overfitting. The addition of per</w:t>
-      </w:r>
-      <w:r>
-        <w:t>-</w:t>
-      </w:r>
-      <w:r>
-        <w:t xml:space="preserve">window </w:t>
-      </w:r>
-      <w:r>
-        <w:t>centering</w:t>
-      </w:r>
-      <w:r>
-        <w:t xml:space="preserve"> and adaptive window caps was essential for preventing instability, particularly in </w:t>
+        <w:t xml:space="preserve">Before comparing final test errors, training </w:t>
+      </w:r>
+      <w:r>
+        <w:t xml:space="preserve">behavior provides important context for </w:t>
+      </w:r>
+      <w:r>
+        <w:t xml:space="preserve">whether each architecture learned </w:t>
+      </w:r>
+      <w:r>
+        <w:t xml:space="preserve">the </w:t>
+      </w:r>
+      <w:r>
+        <w:t>displacement-prediction objective consistently.</w:t>
+      </w:r>
+      <w:r>
+        <w:t xml:space="preserve"> Figure 4 presents the training-loss curves for the </w:t>
+      </w:r>
+      <w:r>
+        <w:t xml:space="preserve">GRU, LSTM, and TCN </w:t>
+      </w:r>
+      <w:r>
+        <w:t xml:space="preserve">models </w:t>
+      </w:r>
+      <w:r>
+        <w:t xml:space="preserve">during </w:t>
+      </w:r>
+      <w:r>
+        <w:t>tuning</w:t>
+      </w:r>
+      <w:r>
+        <w:t>.</w:t>
+      </w:r>
+      <w:r>
+        <w:t xml:space="preserve"> These curves show how quickly each architecture reduced </w:t>
       </w:r>
       <w:proofErr w:type="gramStart"/>
       <w:r>
-        <w:t>the TCN</w:t>
+        <w:t>mean</w:t>
       </w:r>
       <w:proofErr w:type="gramEnd"/>
       <w:r>
-        <w:t xml:space="preserve">. These optimizations directly addressed the irregular </w:t>
-      </w:r>
-      <w:r>
-        <w:t>sampling intervals and long</w:t>
-      </w:r>
-      <w:r>
-        <w:t>-</w:t>
-      </w:r>
-      <w:r>
-        <w:t xml:space="preserve">trajectory artifacts present in the </w:t>
-      </w:r>
-      <w:proofErr w:type="spellStart"/>
-      <w:r>
-        <w:t>GeoLife</w:t>
-      </w:r>
-      <w:proofErr w:type="spellEnd"/>
-      <w:r>
-        <w:t xml:space="preserve"> dataset.</w:t>
+        <w:t xml:space="preserve"> squared error and whether optimization remained stable across epochs. The recurrent models converged smoothly, while the tuned TCN benefited from architectural changes and window-generation adjustments that improved stability compared with the original TCN implementation. </w:t>
+      </w:r>
+      <w:r>
+        <w:t xml:space="preserve">Training </w:t>
+      </w:r>
+      <w:r>
+        <w:t xml:space="preserve">loss is not the final evaluation criterion, </w:t>
+      </w:r>
+      <w:r>
+        <w:t xml:space="preserve">but </w:t>
+      </w:r>
+      <w:r>
+        <w:t xml:space="preserve">it helps explain whether each </w:t>
+      </w:r>
+      <w:r>
+        <w:t>model</w:t>
+      </w:r>
+      <w:r>
+        <w:t xml:space="preserve"> learned consistently before being assessed on held-out test trajectories.</w:t>
       </w:r>
     </w:p>
     <w:p>
@@ -1808,11 +1992,12 @@
         <w:rPr>
           <w:noProof/>
         </w:rPr>
+        <w:lastRenderedPageBreak/>
         <w:drawing>
-          <wp:inline distT="0" distB="0" distL="0" distR="0" wp14:anchorId="60566777" wp14:editId="65593895">
-            <wp:extent cx="3048000" cy="1376045"/>
+          <wp:inline distT="0" distB="0" distL="0" distR="0" wp14:anchorId="2B0311CD" wp14:editId="22AF3D58">
+            <wp:extent cx="3048000" cy="1490980"/>
             <wp:effectExtent l="0" t="0" r="0" b="0"/>
-            <wp:docPr id="1769089811" name="Picture 1"/>
+            <wp:docPr id="939099024" name="Picture 1"/>
             <wp:cNvGraphicFramePr>
               <a:graphicFrameLocks xmlns:a="http://schemas.openxmlformats.org/drawingml/2006/main" noChangeAspect="1"/>
             </wp:cNvGraphicFramePr>
@@ -1820,7 +2005,7 @@
               <a:graphicData uri="http://schemas.openxmlformats.org/drawingml/2006/picture">
                 <pic:pic xmlns:pic="http://schemas.openxmlformats.org/drawingml/2006/picture">
                   <pic:nvPicPr>
-                    <pic:cNvPr id="1769089811" name=""/>
+                    <pic:cNvPr id="939099024" name=""/>
                     <pic:cNvPicPr/>
                   </pic:nvPicPr>
                   <pic:blipFill>
@@ -1832,7 +2017,7 @@
                   <pic:spPr>
                     <a:xfrm>
                       <a:off x="0" y="0"/>
-                      <a:ext cx="3048000" cy="1376045"/>
+                      <a:ext cx="3048000" cy="1490980"/>
                     </a:xfrm>
                     <a:prstGeom prst="rect">
                       <a:avLst/>
@@ -1850,47 +2035,42 @@
         <w:pStyle w:val="Caption"/>
       </w:pPr>
       <w:r>
-        <w:rPr>
-          <w:bCs/>
-        </w:rPr>
-        <w:t xml:space="preserve">Figure </w:t>
-      </w:r>
-      <w:r>
-        <w:rPr>
-          <w:bCs/>
-        </w:rPr>
-        <w:t>4</w:t>
-      </w:r>
-      <w:r>
-        <w:t xml:space="preserve">. </w:t>
-      </w:r>
-      <w:r>
-        <w:t>Training</w:t>
-      </w:r>
-      <w:r>
-        <w:t>-</w:t>
-      </w:r>
-      <w:r>
-        <w:t>loss curves for the GRU, LSTM, and TCN models. All three models show stable and monotonic convergence.</w:t>
+        <w:t>Figure 4. Training-loss curves for the GRU, LSTM, and TCN models during tuning. Lower loss indicates improved fit to the displacement-prediction objective.</w:t>
       </w:r>
     </w:p>
     <w:p>
       <w:r>
-        <w:t>The displacement</w:t>
-      </w:r>
-      <w:r>
-        <w:noBreakHyphen/>
-        <w:t>error distributions for the learned models on the held</w:t>
-      </w:r>
-      <w:r>
-        <w:noBreakHyphen/>
-        <w:t xml:space="preserve">out test set are shown in Figure </w:t>
-      </w:r>
-      <w:r>
-        <w:t>5</w:t>
-      </w:r>
-      <w:r>
-        <w:t>. The GRU, LSTM, and TCN models all exhibit sharply concentrated densities near zero, with the LSTM showing the tightest cluster. These distributions visually reinforce the quantitative results reported earlier, where the tuned LSTM achieved the lowest ADE and MDE values among the learned models.</w:t>
+        <w:t xml:space="preserve">Figure 5 </w:t>
+      </w:r>
+      <w:r>
+        <w:t>expands</w:t>
+      </w:r>
+      <w:r>
+        <w:t xml:space="preserve"> the test-set </w:t>
+      </w:r>
+      <w:r>
+        <w:t xml:space="preserve">evaluation by showing </w:t>
+      </w:r>
+      <w:r>
+        <w:t>error distributions for all learned models</w:t>
+      </w:r>
+      <w:r>
+        <w:t xml:space="preserve">. Unlike the mean ADE, FDE, and MDE values, these distributions show </w:t>
+      </w:r>
+      <w:r>
+        <w:t xml:space="preserve">how displacement errors vary across </w:t>
+      </w:r>
+      <w:r>
+        <w:t xml:space="preserve">individual </w:t>
+      </w:r>
+      <w:r>
+        <w:t>prediction windows</w:t>
+      </w:r>
+      <w:r>
+        <w:t xml:space="preserve">. This view helps distinguish models with consistently low errors from models whose average performance may hide occasional larger deviations. </w:t>
+      </w:r>
+      <w:r>
+        <w:t>The LSTM shows the strongest overall test behavior, consistent with its lower ADE, FDE, and MDE values, while the GRU remains competitive and the TCN shows slightly weaker displacement-error performance.</w:t>
       </w:r>
     </w:p>
     <w:p>
@@ -1899,10 +2079,10 @@
           <w:noProof/>
         </w:rPr>
         <w:drawing>
-          <wp:inline distT="0" distB="0" distL="0" distR="0" wp14:anchorId="14AF8E55" wp14:editId="0D46D3F2">
-            <wp:extent cx="3048000" cy="1410970"/>
+          <wp:inline distT="0" distB="0" distL="0" distR="0" wp14:anchorId="056F810C" wp14:editId="0F63C6D3">
+            <wp:extent cx="3048000" cy="1508760"/>
             <wp:effectExtent l="0" t="0" r="0" b="0"/>
-            <wp:docPr id="1470606084" name="Picture 1"/>
+            <wp:docPr id="849768990" name="Picture 1"/>
             <wp:cNvGraphicFramePr>
               <a:graphicFrameLocks xmlns:a="http://schemas.openxmlformats.org/drawingml/2006/main" noChangeAspect="1"/>
             </wp:cNvGraphicFramePr>
@@ -1910,7 +2090,7 @@
               <a:graphicData uri="http://schemas.openxmlformats.org/drawingml/2006/picture">
                 <pic:pic xmlns:pic="http://schemas.openxmlformats.org/drawingml/2006/picture">
                   <pic:nvPicPr>
-                    <pic:cNvPr id="1470606084" name=""/>
+                    <pic:cNvPr id="849768990" name=""/>
                     <pic:cNvPicPr/>
                   </pic:nvPicPr>
                   <pic:blipFill>
@@ -1922,7 +2102,7 @@
                   <pic:spPr>
                     <a:xfrm>
                       <a:off x="0" y="0"/>
-                      <a:ext cx="3048000" cy="1410970"/>
+                      <a:ext cx="3048000" cy="1508760"/>
                     </a:xfrm>
                     <a:prstGeom prst="rect">
                       <a:avLst/>
@@ -1940,63 +2120,30 @@
         <w:pStyle w:val="Caption"/>
       </w:pPr>
       <w:r>
-        <w:rPr>
-          <w:bCs/>
-        </w:rPr>
-        <w:t xml:space="preserve">Figure </w:t>
-      </w:r>
-      <w:r>
-        <w:rPr>
-          <w:bCs/>
-        </w:rPr>
-        <w:t>5</w:t>
-      </w:r>
-      <w:r>
-        <w:t xml:space="preserve">. </w:t>
-      </w:r>
-      <w:r>
-        <w:t>Kernel</w:t>
-      </w:r>
-      <w:r>
-        <w:t>-</w:t>
-      </w:r>
-      <w:r>
-        <w:t>density estimates of displacement</w:t>
-      </w:r>
-      <w:r>
-        <w:t>-</w:t>
-      </w:r>
-      <w:r>
-        <w:t>error distributions for the GRU, LSTM, and TCN models on the test set.</w:t>
+        <w:t>Figure 5. Error distributions for all models on the test set. The distributions compare how displacement errors vary across prediction windows for the GRU, LSTM, and TCN models.</w:t>
       </w:r>
     </w:p>
     <w:p>
       <w:r>
-        <w:t xml:space="preserve">A visual comparison of predicted versus true final displacements is shown in Figure </w:t>
-      </w:r>
-      <w:r>
-        <w:t>6</w:t>
-      </w:r>
-      <w:r>
-        <w:t>. Each point represents the predicted five</w:t>
-      </w:r>
-      <w:r>
-        <w:t>-</w:t>
-      </w:r>
-      <w:r>
-        <w:t>step displacement relative to the true final position. The learned models cluster tightly around the origin, demonstrating that the GRU, LSTM, and TCN all produce accurate short</w:t>
-      </w:r>
-      <w:r>
-        <w:t>-</w:t>
-      </w:r>
-      <w:r>
-        <w:t xml:space="preserve">term displacement estimates in </w:t>
-      </w:r>
-      <w:r>
-        <w:t>standardized</w:t>
-      </w:r>
-      <w:r>
-        <w:t xml:space="preserve"> coordinate space.</w:t>
+        <w:t xml:space="preserve">Figure 6 compares predicted versus true final displacements on the held-out test set. </w:t>
+      </w:r>
+      <w:r>
+        <w:t>These plots diagnose</w:t>
+      </w:r>
+      <w:r>
+        <w:t xml:space="preserve"> whether </w:t>
+      </w:r>
+      <w:r>
+        <w:t>each model’s fifth</w:t>
+      </w:r>
+      <w:r>
+        <w:t xml:space="preserve">-step predictions remain centered near the ground-truth </w:t>
+      </w:r>
+      <w:r>
+        <w:t>displacement targets</w:t>
+      </w:r>
+      <w:r>
+        <w:t xml:space="preserve"> or drift systematically away from them. The GRU and LSTM predictions cluster tightly around the true final displacements, with the LSTM producing the most compact pattern. This visual result supports the numerical finding that the tuned LSTM generated the most stable and accurate short-term displacement forecasts.</w:t>
       </w:r>
     </w:p>
     <w:p>
@@ -2004,12 +2151,11 @@
         <w:rPr>
           <w:noProof/>
         </w:rPr>
-        <w:lastRenderedPageBreak/>
         <w:drawing>
-          <wp:inline distT="0" distB="0" distL="0" distR="0" wp14:anchorId="46CE40A8" wp14:editId="3F3C1D0A">
-            <wp:extent cx="3048000" cy="2240915"/>
-            <wp:effectExtent l="0" t="0" r="0" b="6985"/>
-            <wp:docPr id="310459723" name="Picture 1"/>
+          <wp:inline distT="0" distB="0" distL="0" distR="0" wp14:anchorId="1B90BFB7" wp14:editId="15B0EA24">
+            <wp:extent cx="3048000" cy="2499360"/>
+            <wp:effectExtent l="0" t="0" r="0" b="0"/>
+            <wp:docPr id="686418175" name="Picture 1"/>
             <wp:cNvGraphicFramePr>
               <a:graphicFrameLocks xmlns:a="http://schemas.openxmlformats.org/drawingml/2006/main" noChangeAspect="1"/>
             </wp:cNvGraphicFramePr>
@@ -2017,7 +2163,7 @@
               <a:graphicData uri="http://schemas.openxmlformats.org/drawingml/2006/picture">
                 <pic:pic xmlns:pic="http://schemas.openxmlformats.org/drawingml/2006/picture">
                   <pic:nvPicPr>
-                    <pic:cNvPr id="310459723" name=""/>
+                    <pic:cNvPr id="686418175" name=""/>
                     <pic:cNvPicPr/>
                   </pic:nvPicPr>
                   <pic:blipFill>
@@ -2029,7 +2175,7 @@
                   <pic:spPr>
                     <a:xfrm>
                       <a:off x="0" y="0"/>
-                      <a:ext cx="3048000" cy="2240915"/>
+                      <a:ext cx="3048000" cy="2499360"/>
                     </a:xfrm>
                     <a:prstGeom prst="rect">
                       <a:avLst/>
@@ -2047,65 +2193,85 @@
         <w:pStyle w:val="Caption"/>
       </w:pPr>
       <w:r>
-        <w:rPr>
-          <w:bCs/>
-        </w:rPr>
-        <w:t xml:space="preserve">Figure </w:t>
-      </w:r>
-      <w:r>
-        <w:rPr>
-          <w:bCs/>
-        </w:rPr>
-        <w:t>6</w:t>
-      </w:r>
-      <w:r>
-        <w:t xml:space="preserve">. </w:t>
-      </w:r>
-      <w:r>
-        <w:t>Scatter plot of predicted versus true final displacements for the GRU, LSTM, and TCN models on the test set.</w:t>
+        <w:t>Figure 6. Predicted vs true final displacements on the test set. The plots compare each model’s final-step displacement predictions with the corresponding ground-truth displacement targets.</w:t>
       </w:r>
     </w:p>
     <w:p>
       <w:r>
-        <w:t>After examining the displacement</w:t>
+        <w:t xml:space="preserve">Figure 7 </w:t>
+      </w:r>
+      <w:r>
+        <w:t>serves as the final</w:t>
+      </w:r>
+      <w:r>
+        <w:t xml:space="preserve"> model performance dashboard for the held-out test set. </w:t>
+      </w:r>
+      <w:r>
+        <w:t>It consolidates</w:t>
+      </w:r>
+      <w:r>
+        <w:t xml:space="preserve"> ADE, FDE, and MDE for the GRU, LSTM, and TCN models</w:t>
+      </w:r>
+      <w:r>
+        <w:t xml:space="preserve">, making the relative strengths of each architecture </w:t>
+      </w:r>
+      <w:r>
+        <w:t>easy</w:t>
+      </w:r>
+      <w:r>
+        <w:t xml:space="preserve"> to compare</w:t>
+      </w:r>
+      <w:r>
+        <w:t xml:space="preserve"> after reviewing the training curves, error distributions, and final-displacement diagnostics.</w:t>
+      </w:r>
+      <w:r>
+        <w:t xml:space="preserve"> The LSTM achieves the lowest errors across all three metrics, reflecting its strong temporal stability and consistent short</w:t>
       </w:r>
       <w:r>
         <w:t>-</w:t>
       </w:r>
       <w:r>
-        <w:t>error distributions and final</w:t>
-      </w:r>
-      <w:r>
-        <w:t>-</w:t>
-      </w:r>
-      <w:r>
-        <w:t xml:space="preserve">step scatter comparisons, a consolidated view of model performance across all displacement metrics is shown in Figure </w:t>
-      </w:r>
-      <w:r>
-        <w:t>7</w:t>
-      </w:r>
-      <w:r>
-        <w:t>. This bar chart summarizes the ADE, FDE, and MDE values for the GRU, LSTM, and TCN models on the held</w:t>
-      </w:r>
-      <w:r>
-        <w:t>-</w:t>
-      </w:r>
-      <w:r>
-        <w:t>out test set. The LSTM achieves the lowest errors across all three metrics, reflecting its strong temporal stability and consistent short</w:t>
-      </w:r>
-      <w:r>
-        <w:t>-</w:t>
-      </w:r>
-      <w:r>
-        <w:t xml:space="preserve">horizon accuracy. The GRU performs slightly worse but remains competitive, while the TCN exhibits higher MDE values despite achieving low ADE and FDE. This visualization reinforces the earlier findings that the LSTM provides the most reliable overall performance, while </w:t>
+        <w:t xml:space="preserve">horizon accuracy. The GRU performs slightly worse but remains competitive, while </w:t>
       </w:r>
       <w:proofErr w:type="gramStart"/>
       <w:r>
-        <w:t>the TCN’s</w:t>
+        <w:t>the TCN</w:t>
       </w:r>
       <w:proofErr w:type="gramEnd"/>
       <w:r>
-        <w:t xml:space="preserve"> behavior is more sensitive to trajectory length and preprocessing conditions.</w:t>
+        <w:t xml:space="preserve"> </w:t>
+      </w:r>
+      <w:r>
+        <w:t>has the highest</w:t>
+      </w:r>
+      <w:r>
+        <w:t xml:space="preserve"> ADE </w:t>
+      </w:r>
+      <w:r>
+        <w:t>among the learned models.</w:t>
+      </w:r>
+      <w:r>
+        <w:t xml:space="preserve"> </w:t>
+      </w:r>
+      <w:r>
+        <w:t>This dashboard</w:t>
+      </w:r>
+      <w:r>
+        <w:t xml:space="preserve"> reinforces the </w:t>
+      </w:r>
+      <w:r>
+        <w:t>conclusion</w:t>
+      </w:r>
+      <w:r>
+        <w:t xml:space="preserve"> that </w:t>
+      </w:r>
+      <w:proofErr w:type="gramStart"/>
+      <w:r>
+        <w:t>the LSTM</w:t>
+      </w:r>
+      <w:proofErr w:type="gramEnd"/>
+      <w:r>
+        <w:t xml:space="preserve"> provides the most reliable overall displacement forecasts for this GPS-only task.</w:t>
       </w:r>
     </w:p>
     <w:p>
@@ -2113,11 +2279,12 @@
         <w:rPr>
           <w:noProof/>
         </w:rPr>
+        <w:lastRenderedPageBreak/>
         <w:drawing>
-          <wp:inline distT="0" distB="0" distL="0" distR="0" wp14:anchorId="53219D7A" wp14:editId="2C561F99">
-            <wp:extent cx="3048000" cy="1881505"/>
-            <wp:effectExtent l="0" t="0" r="0" b="4445"/>
-            <wp:docPr id="278610169" name="Picture 1"/>
+          <wp:inline distT="0" distB="0" distL="0" distR="0" wp14:anchorId="19E1F646" wp14:editId="64DAB50C">
+            <wp:extent cx="3048000" cy="2021840"/>
+            <wp:effectExtent l="0" t="0" r="0" b="0"/>
+            <wp:docPr id="1112149473" name="Picture 1"/>
             <wp:cNvGraphicFramePr>
               <a:graphicFrameLocks xmlns:a="http://schemas.openxmlformats.org/drawingml/2006/main" noChangeAspect="1"/>
             </wp:cNvGraphicFramePr>
@@ -2125,7 +2292,7 @@
               <a:graphicData uri="http://schemas.openxmlformats.org/drawingml/2006/picture">
                 <pic:pic xmlns:pic="http://schemas.openxmlformats.org/drawingml/2006/picture">
                   <pic:nvPicPr>
-                    <pic:cNvPr id="278610169" name=""/>
+                    <pic:cNvPr id="1112149473" name=""/>
                     <pic:cNvPicPr/>
                   </pic:nvPicPr>
                   <pic:blipFill>
@@ -2137,7 +2304,7 @@
                   <pic:spPr>
                     <a:xfrm>
                       <a:off x="0" y="0"/>
-                      <a:ext cx="3048000" cy="1881505"/>
+                      <a:ext cx="3048000" cy="2021840"/>
                     </a:xfrm>
                     <a:prstGeom prst="rect">
                       <a:avLst/>
@@ -2170,7 +2337,10 @@
         <w:t xml:space="preserve">. </w:t>
       </w:r>
       <w:r>
-        <w:t>Comparison of ADE, FDE, and MDE values for the GRU, LSTM, and TCN models on the test set.</w:t>
+        <w:t>Model performance dashboard showing</w:t>
+      </w:r>
+      <w:r>
+        <w:t xml:space="preserve"> ADE, FDE, and MDE for the GRU, LSTM, and TCN models on the test set.</w:t>
       </w:r>
     </w:p>
     <w:p>
@@ -2206,13 +2376,36 @@
         <w:spacing w:before="20"/>
       </w:pPr>
       <w:r>
-        <w:t xml:space="preserve">The goal of this project was to evaluate whether short-horizon motion can be accurately forecast using only GPS-derived features such as </w:t>
-      </w:r>
-      <w:r>
-        <w:t>standardized</w:t>
-      </w:r>
-      <w:r>
-        <w:t xml:space="preserve"> positional deltas, speed, heading, acceleration, and turn rate, without relying on richer sensor suites. The working hypothesis was that sequence-based neural models would outperform a simple constant-velocity baseline and produce stable predictions </w:t>
+        <w:t xml:space="preserve">The goal of this project was to evaluate whether short-horizon </w:t>
+      </w:r>
+      <w:r>
+        <w:t>displacement</w:t>
+      </w:r>
+      <w:r>
+        <w:t xml:space="preserve"> can be accurately forecast using only GPS-derived features</w:t>
+      </w:r>
+      <w:r>
+        <w:t xml:space="preserve">—dx, </w:t>
+      </w:r>
+      <w:proofErr w:type="spellStart"/>
+      <w:r>
+        <w:t>dy</w:t>
+      </w:r>
+      <w:proofErr w:type="spellEnd"/>
+      <w:r>
+        <w:t xml:space="preserve">, speed, acceleration, </w:t>
+      </w:r>
+      <w:r>
+        <w:t xml:space="preserve">heading, </w:t>
+      </w:r>
+      <w:r>
+        <w:t>and turn rate</w:t>
+      </w:r>
+      <w:r>
+        <w:t>—</w:t>
+      </w:r>
+      <w:r>
+        <w:t xml:space="preserve">without relying on richer sensor suites. The working hypothesis was that sequence-based neural models would outperform a simple constant-velocity baseline and produce stable predictions </w:t>
       </w:r>
       <w:r>
         <w:t>relevant to future</w:t>
@@ -2224,13 +2417,25 @@
         <w:t xml:space="preserve">mobility </w:t>
       </w:r>
       <w:r>
-        <w:t xml:space="preserve">applications. The results strongly support this hypothesis. All learned models significantly outperformed the baseline, and the tuned LSTM achieved the strongest overall displacement-error performance in </w:t>
-      </w:r>
-      <w:r>
-        <w:t>standardized</w:t>
-      </w:r>
-      <w:r>
-        <w:t xml:space="preserve"> coordinate space on both validation and test sets.</w:t>
+        <w:t xml:space="preserve">applications. The results support this hypothesis. All learned models </w:t>
+      </w:r>
+      <w:r>
+        <w:t>substantially</w:t>
+      </w:r>
+      <w:r>
+        <w:t xml:space="preserve"> outperformed the baseline, and the tuned LSTM achieved the strongest overall displacement-error performance </w:t>
+      </w:r>
+      <w:r>
+        <w:t>on the held-out</w:t>
+      </w:r>
+      <w:r>
+        <w:t xml:space="preserve"> test </w:t>
+      </w:r>
+      <w:r>
+        <w:t>set, with errors interpreted in meters because coordinates were projected to UTM Zone 48 before modeling</w:t>
+      </w:r>
+      <w:r>
+        <w:t>.</w:t>
       </w:r>
     </w:p>
     <w:p>
@@ -2238,124 +2443,58 @@
         <w:spacing w:before="20"/>
       </w:pPr>
       <w:r>
-        <w:t>The project demonstrated that careful preprocessing plays a central role in stabilizing short</w:t>
+        <w:t xml:space="preserve">The project also demonstrated that transparent preprocessing is central to interpreting model performance. Projecting WGS84 latitude and longitude to UTM Zone 48 made the displacement targets physically meaningful in meters, while resampling to 1 Hz and rejecting large GPS jumps reduced instability from irregular traces. Adaptive window caps, per-window normalization, and improved handling of long trajectories were especially important for stabilizing training in the </w:t>
+      </w:r>
+      <w:r>
+        <w:t xml:space="preserve">tuned pipeline. At the same time, global normalization statistics were computed across the full dataset before splitting, so scaling information was shared with validation and test trajectories. This should be treated as a methodological limitation rather than described as </w:t>
+      </w:r>
+      <w:proofErr w:type="gramStart"/>
+      <w:r>
+        <w:t>leakage</w:t>
       </w:r>
       <w:r>
         <w:t>-</w:t>
       </w:r>
       <w:r>
-        <w:t>horizon forecasting. Adaptive window caps, per</w:t>
-      </w:r>
-      <w:r>
-        <w:t>-</w:t>
-      </w:r>
-      <w:r>
-        <w:t xml:space="preserve">window </w:t>
-      </w:r>
-      <w:r>
-        <w:t>centering</w:t>
-      </w:r>
-      <w:r>
-        <w:t xml:space="preserve">, and improved handling of long trajectories were essential for preventing instability, particularly in </w:t>
-      </w:r>
-      <w:proofErr w:type="gramStart"/>
-      <w:r>
-        <w:t>the TCN</w:t>
+        <w:t>safe</w:t>
       </w:r>
       <w:proofErr w:type="gramEnd"/>
       <w:r>
-        <w:t xml:space="preserve">. These adjustments allowed </w:t>
-      </w:r>
-      <w:proofErr w:type="gramStart"/>
-      <w:r>
-        <w:t>the TCN</w:t>
-      </w:r>
-      <w:proofErr w:type="gramEnd"/>
-      <w:r>
-        <w:t xml:space="preserve"> to converge smoothly and achieve competitive performance alongside the recurrent models. Although </w:t>
-      </w:r>
-      <w:proofErr w:type="gramStart"/>
-      <w:r>
-        <w:t>the LSTM</w:t>
-      </w:r>
-      <w:proofErr w:type="gramEnd"/>
-      <w:r>
-        <w:t xml:space="preserve"> ultimately produced the lowest </w:t>
-      </w:r>
-      <w:r>
-        <w:lastRenderedPageBreak/>
-        <w:t xml:space="preserve">displacement errors across most metrics, </w:t>
-      </w:r>
-      <w:proofErr w:type="gramStart"/>
-      <w:r>
-        <w:t>the TCN</w:t>
-      </w:r>
-      <w:proofErr w:type="gramEnd"/>
-      <w:r>
-        <w:t xml:space="preserve"> showed strong potential once its architectural and memory requirements were properly managed.</w:t>
+        <w:t>.</w:t>
       </w:r>
     </w:p>
     <w:p>
       <w:pPr>
         <w:spacing w:before="20"/>
-        <w:rPr>
-          <w:rFonts w:cstheme="majorBidi"/>
-        </w:rPr>
-      </w:pPr>
-      <w:r>
-        <w:rPr>
-          <w:rFonts w:cstheme="majorBidi"/>
-        </w:rPr>
-        <w:t>The results also highlighted the sensitivity of short</w:t>
-      </w:r>
-      <w:r>
-        <w:rPr>
-          <w:rFonts w:cstheme="majorBidi"/>
-        </w:rPr>
-        <w:noBreakHyphen/>
-        <w:t>horizon forecasting to irregular sampling intervals and angular discontinuities in heading. These artifacts introduced noise into derived kinematic variables and occasionally inflated displacement errors. Future work should incorporate heading unwrapping, timestamp interpolation, and more robust smoothing techniques to further stabilize the input features. Additional preprocessing improvements would likely enhance model performance, especially in trajectories with inconsistent sampling rates.</w:t>
+      </w:pPr>
+      <w:r>
+        <w:t xml:space="preserve">The results highlighted the sensitivity of short-horizon forecasting to irregular sampling intervals, GPS noise, and angular discontinuities in heading. Because heading is not currently unwrapped at ±π before computing turn rate, wraparound points can create artificial turn-rate spikes and inflate derived motion features. Future work should incorporate heading unwrapping, independent verification of the </w:t>
+      </w:r>
+      <w:r>
+        <w:t xml:space="preserve">projected meter-based coordinate </w:t>
+      </w:r>
+      <w:r>
+        <w:t>conversion on held-out traces, and more robust smoothing or interpolation strategies. These improvements would likely enhance model performance, especially in trajectories with inconsistent sampling rates or abrupt coordinate artifacts.</w:t>
       </w:r>
     </w:p>
     <w:p>
       <w:pPr>
         <w:spacing w:before="20"/>
-        <w:rPr>
-          <w:rFonts w:cstheme="majorBidi"/>
-        </w:rPr>
-      </w:pPr>
-      <w:r>
-        <w:rPr>
-          <w:rFonts w:cstheme="majorBidi"/>
-        </w:rPr>
-        <w:t xml:space="preserve">A valuable extension of this work would be to examine how different GPS sampling intervals affect model accuracy. The </w:t>
-      </w:r>
-      <w:proofErr w:type="spellStart"/>
-      <w:r>
-        <w:rPr>
-          <w:rFonts w:cstheme="majorBidi"/>
-        </w:rPr>
-        <w:t>GeoLife</w:t>
-      </w:r>
-      <w:proofErr w:type="spellEnd"/>
-      <w:r>
-        <w:rPr>
-          <w:rFonts w:cstheme="majorBidi"/>
-        </w:rPr>
-        <w:t xml:space="preserve"> dataset contains many trajectories sampled near one hertz, but real</w:t>
-      </w:r>
-      <w:r>
-        <w:rPr>
-          <w:rFonts w:cstheme="majorBidi"/>
-        </w:rPr>
-        <w:noBreakHyphen/>
+      </w:pPr>
+      <w:r>
+        <w:t>A valuable extension of this work would be to examine how different GPS sampling intervals affect model accuracy. The GeoLife dataset contains many trajectories sampled near one hertz, but real</w:t>
+      </w:r>
+      <w:r>
+        <w:t>-</w:t>
+      </w:r>
+      <w:r>
         <w:t>world systems often operate at lower or variable rates due to device limitations, power constraints, or environmental conditions. Systematically degrading the sampling frequency and evaluating the resulting impact on ADE, FDE, and MDE would reveal the minimum viable sampling rate at which the learned models maintain reliable short</w:t>
       </w:r>
       <w:r>
-        <w:rPr>
-          <w:rFonts w:cstheme="majorBidi"/>
-        </w:rPr>
-        <w:noBreakHyphen/>
-        <w:t>term forecasts. This analysis would provide practical guidance for deployment scenarios where GPS updates may arrive more slowly, and it would help determine whether additional temporal modeling or interpolation strategies are required to preserve accuracy under reduced sampling conditions.</w:t>
+        <w:t>-</w:t>
+      </w:r>
+      <w:r>
+        <w:t>term forecasts. This analysis would provide practical guidance for deployment scenarios where GPS updates may arrive more slowly and would help determine whether additional temporal modeling or interpolation strategies are required to preserve accuracy under reduced sampling conditions.</w:t>
       </w:r>
     </w:p>
     <w:p>
@@ -2363,51 +2502,47 @@
         <w:spacing w:before="20"/>
       </w:pPr>
       <w:r>
-        <w:t>Several additional extensions would strengthen the forecasting system and broaden its applicability. Transformer</w:t>
-      </w:r>
-      <w:r>
-        <w:t>-</w:t>
-      </w:r>
-      <w:r>
-        <w:t xml:space="preserve">based </w:t>
-      </w:r>
-      <w:proofErr w:type="gramStart"/>
-      <w:r>
-        <w:t>architectures represent</w:t>
-      </w:r>
-      <w:proofErr w:type="gramEnd"/>
-      <w:r>
-        <w:t xml:space="preserve"> a promising direction, as they can model long</w:t>
-      </w:r>
-      <w:r>
-        <w:t>-</w:t>
-      </w:r>
-      <w:r>
-        <w:t xml:space="preserve">range temporal dependencies and adapt to irregular sampling </w:t>
-      </w:r>
-      <w:r>
-        <w:t>with appropriate standardization strategies.</w:t>
-      </w:r>
-      <w:r>
-        <w:t xml:space="preserve"> Evaluating </w:t>
-      </w:r>
-      <w:r>
-        <w:t>performance across different transportation modes such as walking, biking, and driving would provide deeper insight into how the models behave under distinct motion regimes. Developing a production</w:t>
-      </w:r>
-      <w:r>
-        <w:t>-</w:t>
-      </w:r>
-      <w:r>
-        <w:t>ready inference module with real</w:t>
-      </w:r>
-      <w:r>
-        <w:t>-</w:t>
-      </w:r>
-      <w:r>
-        <w:t>time streaming, latency profiling, and monitoring would enable deployment in operational environments where rapid and reliable short</w:t>
-      </w:r>
-      <w:r>
-        <w:t>-</w:t>
+        <w:lastRenderedPageBreak/>
+        <w:t>Several additional extensions would strengthen the forecasting system and broaden its applicability. Transformer-based architectures represent a promising direction</w:t>
+      </w:r>
+      <w:r>
+        <w:t xml:space="preserve"> because</w:t>
+      </w:r>
+      <w:r>
+        <w:t xml:space="preserve"> </w:t>
+      </w:r>
+      <w:r>
+        <w:t>self-attention mechanisms</w:t>
+      </w:r>
+      <w:r>
+        <w:t xml:space="preserve"> can model </w:t>
+      </w:r>
+      <w:r>
+        <w:t>longer</w:t>
+      </w:r>
+      <w:r>
+        <w:t xml:space="preserve"> temporal dependencies and </w:t>
+      </w:r>
+      <w:r>
+        <w:t xml:space="preserve">may better </w:t>
+      </w:r>
+      <w:r>
+        <w:t xml:space="preserve">adapt to irregular sampling </w:t>
+      </w:r>
+      <w:r>
+        <w:t xml:space="preserve">when paired </w:t>
+      </w:r>
+      <w:r>
+        <w:t xml:space="preserve">with appropriate </w:t>
+      </w:r>
+      <w:r>
+        <w:t>preprocessing</w:t>
+      </w:r>
+      <w:r>
+        <w:t xml:space="preserve"> (Vaswani et al., 2017).</w:t>
+      </w:r>
+      <w:r>
+        <w:t xml:space="preserve"> Evaluating performance across different transportation modes such as walking, biking, and driving would provide deeper insight into how the models behave under distinct motion regimes. Developing a production-ready inference module with real-time streaming, latency profiling, and monitoring would enable deployment in operational environments where rapid and reliable short-</w:t>
       </w:r>
       <w:proofErr w:type="gramStart"/>
       <w:r>
@@ -2421,43 +2556,15 @@
     <w:p>
       <w:pPr>
         <w:spacing w:before="20"/>
-        <w:rPr>
-          <w:rFonts w:cstheme="majorBidi"/>
-        </w:rPr>
-      </w:pPr>
-      <w:r>
-        <w:rPr>
-          <w:rFonts w:cstheme="majorBidi"/>
-        </w:rPr>
-        <w:t>Overall, the results demonstrate that accurate short</w:t>
-      </w:r>
-      <w:r>
-        <w:rPr>
-          <w:rFonts w:cstheme="majorBidi"/>
-        </w:rPr>
-        <w:noBreakHyphen/>
-        <w:t>horizon motion forecasting is feasible using only GPS</w:t>
-      </w:r>
-      <w:r>
-        <w:rPr>
-          <w:rFonts w:cstheme="majorBidi"/>
-        </w:rPr>
-        <w:noBreakHyphen/>
-        <w:t>derived features and lightweight temporal models. The final pipeline provides a strong foundation for future work in real</w:t>
-      </w:r>
-      <w:r>
-        <w:rPr>
-          <w:rFonts w:cstheme="majorBidi"/>
-        </w:rPr>
-        <w:noBreakHyphen/>
-        <w:t>time mobility analytics and highlights the importance of careful preprocessing, sampling</w:t>
-      </w:r>
-      <w:r>
-        <w:rPr>
-          <w:rFonts w:cstheme="majorBidi"/>
-        </w:rPr>
-        <w:noBreakHyphen/>
-        <w:t>rate considerations, and architectural design when working with large and heterogeneous geospatial datasets.</w:t>
+      </w:pPr>
+      <w:r>
+        <w:t xml:space="preserve">Overall, the results demonstrate that accurate short-horizon </w:t>
+      </w:r>
+      <w:r>
+        <w:t>displacement</w:t>
+      </w:r>
+      <w:r>
+        <w:t xml:space="preserve"> forecasting is feasible using GPS-derived features and lightweight temporal models. The final pipeline provides a strong foundation for future work in real-time mobility analytics while emphasizing the importance of coordinate-system documentation, meter-based error interpretation, normalization transparency, sampling-rate analysis, and angular-feature handling when working with large and heterogeneous geospatial datasets.</w:t>
       </w:r>
     </w:p>
     <w:p>
@@ -2479,7 +2586,10 @@
         <w:spacing w:before="20"/>
       </w:pPr>
       <w:r>
-        <w:t>I would like to express my sincere appreciation to Professor Anna Marbut for her guidance, feedback, and support throughout this project. Her insight and encouragement were instrumental in shaping the direction of this work and ensuring its successful completion. I am also grateful to the faculty of the Applied Artificial Intelligence program at the University of San Diego, whose instruction and mentorship provided the foundation for the knowledge and skills applied in this project. Their commitment to academic excellence and student success has been invaluable throughout my time in the program.</w:t>
+        <w:t xml:space="preserve">I would like to express my sincere appreciation to Professor Anna Marbut for her guidance, feedback, and support throughout this project. Her insight and encouragement were instrumental in shaping the direction of this work and ensuring its successful completion. I am also grateful to the faculty of the Applied Artificial Intelligence program at the University of San Diego, whose instruction and mentorship provided the foundation for the knowledge and skills applied in </w:t>
+      </w:r>
+      <w:r>
+        <w:t>this project. Their commitment to academic excellence and student success has been invaluable throughout my time in the program.</w:t>
       </w:r>
     </w:p>
     <w:p>
@@ -2538,7 +2648,6 @@
         <w:jc w:val="left"/>
       </w:pPr>
       <w:r>
-        <w:lastRenderedPageBreak/>
         <w:t xml:space="preserve">Cho, K., van </w:t>
       </w:r>
       <w:proofErr w:type="spellStart"/>
@@ -2650,15 +2759,7 @@
         <w:jc w:val="left"/>
       </w:pPr>
       <w:r>
-        <w:t xml:space="preserve">Hochreiter, S., &amp; </w:t>
-      </w:r>
-      <w:proofErr w:type="spellStart"/>
-      <w:r>
-        <w:t>Schmidhuber</w:t>
-      </w:r>
-      <w:proofErr w:type="spellEnd"/>
-      <w:r>
-        <w:t xml:space="preserve">, J. (1997). Long short-term memory. </w:t>
+        <w:t xml:space="preserve">Hochreiter, S., &amp; Schmidhuber, J. (1997). Long short-term memory. </w:t>
       </w:r>
       <w:r>
         <w:rPr>
@@ -2716,21 +2817,12 @@
       <w:r>
         <w:t xml:space="preserve">Microsoft Research Asia. (2012). </w:t>
       </w:r>
-      <w:proofErr w:type="spellStart"/>
       <w:r>
         <w:rPr>
           <w:i/>
           <w:iCs/>
         </w:rPr>
-        <w:t>GeoLife</w:t>
-      </w:r>
-      <w:proofErr w:type="spellEnd"/>
-      <w:r>
-        <w:rPr>
-          <w:i/>
-          <w:iCs/>
-        </w:rPr>
-        <w:t xml:space="preserve"> GPS trajectories</w:t>
+        <w:t>GeoLife GPS trajectories</w:t>
       </w:r>
       <w:r>
         <w:t xml:space="preserve"> (Version 1.3) [Data set]. Microsoft. </w:t>
@@ -2740,7 +2832,14 @@
           <w:rPr>
             <w:rStyle w:val="Hyperlink"/>
           </w:rPr>
-          <w:t>https://www.microsoft.com/en-us/research/project/geolife-building-social-networks-using-human-location-history/</w:t>
+          <w:t>https://www.microsoft.com/en-</w:t>
+        </w:r>
+        <w:r>
+          <w:rPr>
+            <w:rStyle w:val="Hyperlink"/>
+          </w:rPr>
+          <w:lastRenderedPageBreak/>
+          <w:t>us/research/project/geolife-building-social-networks-using-human-location-history/</w:t>
         </w:r>
       </w:hyperlink>
     </w:p>
@@ -2852,7 +2951,13 @@
         <w:rPr>
           <w:i/>
         </w:rPr>
-        <w:t>Attention is all you need</w:t>
+        <w:t xml:space="preserve">Attention is all you </w:t>
+      </w:r>
+      <w:r>
+        <w:rPr>
+          <w:i/>
+        </w:rPr>
+        <w:t>need</w:t>
       </w:r>
       <w:r>
         <w:t xml:space="preserve">. </w:t>
@@ -2881,34 +2986,6 @@
         <w:jc w:val="left"/>
       </w:pPr>
       <w:r>
-        <w:t xml:space="preserve">Zandbergen, P. A., &amp; Barbeau, S. J. (2011). Positional accuracy of assisted GPS data from high-sensitivity GPS-enabled mobile phones. </w:t>
-      </w:r>
-      <w:r>
-        <w:rPr>
-          <w:i/>
-          <w:iCs/>
-        </w:rPr>
-        <w:t>Journal of Navigation, 64</w:t>
-      </w:r>
-      <w:r>
-        <w:t xml:space="preserve">(3), 381–399. </w:t>
-      </w:r>
-      <w:hyperlink r:id="rId32" w:history="1">
-        <w:r>
-          <w:rPr>
-            <w:rStyle w:val="Hyperlink"/>
-          </w:rPr>
-          <w:t>https://doi.org/10.1017/S0373463311000051</w:t>
-        </w:r>
-      </w:hyperlink>
-    </w:p>
-    <w:p>
-      <w:pPr>
-        <w:spacing w:before="60" w:after="60"/>
-        <w:ind w:left="300" w:hanging="300"/>
-        <w:jc w:val="left"/>
-      </w:pPr>
-      <w:r>
         <w:t xml:space="preserve">Zheng, Y., Li, Q., Chen, Y., Xie, X., &amp; Ma, W.-Y. (2008). Understanding mobility based on GPS data. In </w:t>
       </w:r>
       <w:r>
@@ -2921,7 +2998,7 @@
       <w:r>
         <w:t xml:space="preserve"> (pp. 312–321). </w:t>
       </w:r>
-      <w:hyperlink r:id="rId33" w:history="1">
+      <w:hyperlink r:id="rId32" w:history="1">
         <w:r>
           <w:rPr>
             <w:rStyle w:val="Hyperlink"/>
@@ -2937,15 +3014,7 @@
         <w:jc w:val="left"/>
       </w:pPr>
       <w:r>
-        <w:t xml:space="preserve">Zheng, Y., Xie, X., &amp; Ma, W.-Y. (2010). </w:t>
-      </w:r>
-      <w:proofErr w:type="spellStart"/>
-      <w:r>
-        <w:t>GeoLife</w:t>
-      </w:r>
-      <w:proofErr w:type="spellEnd"/>
-      <w:r>
-        <w:t xml:space="preserve">: A collaborative social networking service among user, location and trajectory. </w:t>
+        <w:t xml:space="preserve">Zheng, Y., Xie, X., &amp; Ma, W.-Y. (2010). GeoLife: A collaborative social networking service among user, location and trajectory. </w:t>
       </w:r>
       <w:r>
         <w:rPr>
@@ -5376,6 +5445,155 @@
     </w:lvl>
   </w:abstractNum>
   <w:abstractNum w:abstractNumId="15" w15:restartNumberingAfterBreak="0">
+    <w:nsid w:val="70652165"/>
+    <w:multiLevelType w:val="multilevel"/>
+    <w:tmpl w:val="CC30DFB2"/>
+    <w:lvl w:ilvl="0">
+      <w:start w:val="1"/>
+      <w:numFmt w:val="bullet"/>
+      <w:lvlText w:val=""/>
+      <w:lvlJc w:val="left"/>
+      <w:pPr>
+        <w:tabs>
+          <w:tab w:val="num" w:pos="720"/>
+        </w:tabs>
+        <w:ind w:left="720" w:hanging="360"/>
+      </w:pPr>
+      <w:rPr>
+        <w:rFonts w:ascii="Symbol" w:hAnsi="Symbol" w:hint="default"/>
+        <w:sz w:val="20"/>
+      </w:rPr>
+    </w:lvl>
+    <w:lvl w:ilvl="1" w:tentative="1">
+      <w:start w:val="1"/>
+      <w:numFmt w:val="bullet"/>
+      <w:lvlText w:val="o"/>
+      <w:lvlJc w:val="left"/>
+      <w:pPr>
+        <w:tabs>
+          <w:tab w:val="num" w:pos="1440"/>
+        </w:tabs>
+        <w:ind w:left="1440" w:hanging="360"/>
+      </w:pPr>
+      <w:rPr>
+        <w:rFonts w:ascii="Courier New" w:hAnsi="Courier New" w:hint="default"/>
+        <w:sz w:val="20"/>
+      </w:rPr>
+    </w:lvl>
+    <w:lvl w:ilvl="2" w:tentative="1">
+      <w:start w:val="1"/>
+      <w:numFmt w:val="bullet"/>
+      <w:lvlText w:val=""/>
+      <w:lvlJc w:val="left"/>
+      <w:pPr>
+        <w:tabs>
+          <w:tab w:val="num" w:pos="2160"/>
+        </w:tabs>
+        <w:ind w:left="2160" w:hanging="360"/>
+      </w:pPr>
+      <w:rPr>
+        <w:rFonts w:ascii="Wingdings" w:hAnsi="Wingdings" w:hint="default"/>
+        <w:sz w:val="20"/>
+      </w:rPr>
+    </w:lvl>
+    <w:lvl w:ilvl="3" w:tentative="1">
+      <w:start w:val="1"/>
+      <w:numFmt w:val="bullet"/>
+      <w:lvlText w:val=""/>
+      <w:lvlJc w:val="left"/>
+      <w:pPr>
+        <w:tabs>
+          <w:tab w:val="num" w:pos="2880"/>
+        </w:tabs>
+        <w:ind w:left="2880" w:hanging="360"/>
+      </w:pPr>
+      <w:rPr>
+        <w:rFonts w:ascii="Wingdings" w:hAnsi="Wingdings" w:hint="default"/>
+        <w:sz w:val="20"/>
+      </w:rPr>
+    </w:lvl>
+    <w:lvl w:ilvl="4" w:tentative="1">
+      <w:start w:val="1"/>
+      <w:numFmt w:val="bullet"/>
+      <w:lvlText w:val=""/>
+      <w:lvlJc w:val="left"/>
+      <w:pPr>
+        <w:tabs>
+          <w:tab w:val="num" w:pos="3600"/>
+        </w:tabs>
+        <w:ind w:left="3600" w:hanging="360"/>
+      </w:pPr>
+      <w:rPr>
+        <w:rFonts w:ascii="Wingdings" w:hAnsi="Wingdings" w:hint="default"/>
+        <w:sz w:val="20"/>
+      </w:rPr>
+    </w:lvl>
+    <w:lvl w:ilvl="5" w:tentative="1">
+      <w:start w:val="1"/>
+      <w:numFmt w:val="bullet"/>
+      <w:lvlText w:val=""/>
+      <w:lvlJc w:val="left"/>
+      <w:pPr>
+        <w:tabs>
+          <w:tab w:val="num" w:pos="4320"/>
+        </w:tabs>
+        <w:ind w:left="4320" w:hanging="360"/>
+      </w:pPr>
+      <w:rPr>
+        <w:rFonts w:ascii="Wingdings" w:hAnsi="Wingdings" w:hint="default"/>
+        <w:sz w:val="20"/>
+      </w:rPr>
+    </w:lvl>
+    <w:lvl w:ilvl="6" w:tentative="1">
+      <w:start w:val="1"/>
+      <w:numFmt w:val="bullet"/>
+      <w:lvlText w:val=""/>
+      <w:lvlJc w:val="left"/>
+      <w:pPr>
+        <w:tabs>
+          <w:tab w:val="num" w:pos="5040"/>
+        </w:tabs>
+        <w:ind w:left="5040" w:hanging="360"/>
+      </w:pPr>
+      <w:rPr>
+        <w:rFonts w:ascii="Wingdings" w:hAnsi="Wingdings" w:hint="default"/>
+        <w:sz w:val="20"/>
+      </w:rPr>
+    </w:lvl>
+    <w:lvl w:ilvl="7" w:tentative="1">
+      <w:start w:val="1"/>
+      <w:numFmt w:val="bullet"/>
+      <w:lvlText w:val=""/>
+      <w:lvlJc w:val="left"/>
+      <w:pPr>
+        <w:tabs>
+          <w:tab w:val="num" w:pos="5760"/>
+        </w:tabs>
+        <w:ind w:left="5760" w:hanging="360"/>
+      </w:pPr>
+      <w:rPr>
+        <w:rFonts w:ascii="Wingdings" w:hAnsi="Wingdings" w:hint="default"/>
+        <w:sz w:val="20"/>
+      </w:rPr>
+    </w:lvl>
+    <w:lvl w:ilvl="8" w:tentative="1">
+      <w:start w:val="1"/>
+      <w:numFmt w:val="bullet"/>
+      <w:lvlText w:val=""/>
+      <w:lvlJc w:val="left"/>
+      <w:pPr>
+        <w:tabs>
+          <w:tab w:val="num" w:pos="6480"/>
+        </w:tabs>
+        <w:ind w:left="6480" w:hanging="360"/>
+      </w:pPr>
+      <w:rPr>
+        <w:rFonts w:ascii="Wingdings" w:hAnsi="Wingdings" w:hint="default"/>
+        <w:sz w:val="20"/>
+      </w:rPr>
+    </w:lvl>
+  </w:abstractNum>
+  <w:abstractNum w:abstractNumId="16" w15:restartNumberingAfterBreak="0">
     <w:nsid w:val="729E7696"/>
     <w:multiLevelType w:val="multilevel"/>
     <w:tmpl w:val="7A989CB0"/>
@@ -5524,7 +5742,7 @@
       </w:rPr>
     </w:lvl>
   </w:abstractNum>
-  <w:abstractNum w:abstractNumId="16" w15:restartNumberingAfterBreak="0">
+  <w:abstractNum w:abstractNumId="17" w15:restartNumberingAfterBreak="0">
     <w:nsid w:val="79952714"/>
     <w:multiLevelType w:val="multilevel"/>
     <w:tmpl w:val="C5C21DA6"/>
@@ -5671,7 +5889,7 @@
     <w:abstractNumId w:val="2"/>
   </w:num>
   <w:num w:numId="3" w16cid:durableId="1492942228">
-    <w:abstractNumId w:val="16"/>
+    <w:abstractNumId w:val="17"/>
   </w:num>
   <w:num w:numId="4" w16cid:durableId="517429286">
     <w:abstractNumId w:val="5"/>
@@ -5704,7 +5922,7 @@
     <w:abstractNumId w:val="6"/>
   </w:num>
   <w:num w:numId="14" w16cid:durableId="1265116789">
-    <w:abstractNumId w:val="15"/>
+    <w:abstractNumId w:val="16"/>
   </w:num>
   <w:num w:numId="15" w16cid:durableId="507330625">
     <w:abstractNumId w:val="4"/>
@@ -5714,6 +5932,9 @@
   </w:num>
   <w:num w:numId="17" w16cid:durableId="418065884">
     <w:abstractNumId w:val="11"/>
+  </w:num>
+  <w:num w:numId="18" w16cid:durableId="387261946">
+    <w:abstractNumId w:val="15"/>
   </w:num>
 </w:numbering>
 </file>
